--- a/00-首页/题组Word/初赛冲刺样卷一/初赛冲刺样卷一-教师版.docx
+++ b/00-首页/题组Word/初赛冲刺样卷一/初赛冲刺样卷一-教师版.docx
@@ -2,7 +2,7 @@
 <file path=word/document.xml><?xml version="1.0" encoding="utf-8"?>
 <w:document xmlns:w="http://schemas.openxmlformats.org/wordprocessingml/2006/main" xmlns:m="http://schemas.openxmlformats.org/officeDocument/2006/math" xmlns:r="http://schemas.openxmlformats.org/officeDocument/2006/relationships" xmlns:o="urn:schemas-microsoft-com:office:office" xmlns:v="urn:schemas-microsoft-com:vml" xmlns:w10="urn:schemas-microsoft-com:office:word" xmlns:a="http://schemas.openxmlformats.org/drawingml/2006/main" xmlns:pic="http://schemas.openxmlformats.org/drawingml/2006/picture" xmlns:wp="http://schemas.openxmlformats.org/drawingml/2006/wordprocessingDrawing">
   <w:body>
-    <w:bookmarkStart w:id="174" w:name="初赛冲刺-模拟卷样卷一教师版"/>
+    <w:bookmarkStart w:id="177" w:name="初赛冲刺-模拟卷样卷一教师版"/>
     <w:p>
       <w:pPr>
         <w:pStyle w:val="Heading1"/>
@@ -58,7 +58,7 @@
         <w:t>教师版</w:t>
       </w:r>
     </w:p>
-    <w:bookmarkStart w:id="58" w:name="题目"/>
+    <w:bookmarkStart w:id="61" w:name="题目"/>
     <w:p>
       <w:pPr>
         <w:pStyle w:val="Heading2"/>
@@ -7393,7 +7393,7 @@
       </w:r>
     </w:p>
     <w:bookmarkEnd w:id="22"/>
-    <w:bookmarkStart w:id="23" w:name="第-6-题-元素推断10-分"/>
+    <w:bookmarkStart w:id="26" w:name="第-6-题-元素推断10-分"/>
     <w:p>
       <w:pPr>
         <w:pStyle w:val="Heading3"/>
@@ -8986,6 +8986,58 @@
     <w:p>
       <w:pPr>
         <w:pStyle w:val="BodyText"/>
+        <w:spacing w:before="160" w:after="80"/>
+        <w:jc w:val="center"/>
+      </w:pPr>
+      <w:r>
+        <w:rPr>
+          <w:rFonts w:ascii="Times New Roman" w:hAnsi="Times New Roman" w:eastAsia="Times New Roman" w:cs="Times New Roman"/>
+        </w:rPr>
+        <w:drawing>
+          <wp:inline>
+            <wp:extent cx="2667000" cy="328246"/>
+            <wp:effectExtent b="0" l="0" r="0" t="0"/>
+            <wp:docPr descr="" title="" id="24" name="Picture"/>
+            <a:graphic>
+              <a:graphicData uri="http://schemas.openxmlformats.org/drawingml/2006/picture">
+                <pic:pic>
+                  <pic:nvPicPr>
+                    <pic:cNvPr descr="f15addb37ca637e0e0bf1a33df2339e6b4dd31da35909552050b475b7b08f052.png" id="25" name="Picture"/>
+                    <pic:cNvPicPr>
+                      <a:picLocks noChangeArrowheads="1" noChangeAspect="1"/>
+                    </pic:cNvPicPr>
+                  </pic:nvPicPr>
+                  <pic:blipFill>
+                    <a:blip r:embed="rId23"/>
+                    <a:stretch>
+                      <a:fillRect/>
+                    </a:stretch>
+                  </pic:blipFill>
+                  <pic:spPr bwMode="auto">
+                    <a:xfrm>
+                      <a:off x="0" y="0"/>
+                      <a:ext cx="2667000" cy="328246"/>
+                    </a:xfrm>
+                    <a:prstGeom prst="rect">
+                      <a:avLst/>
+                    </a:prstGeom>
+                    <a:noFill/>
+                    <a:ln w="9525">
+                      <a:noFill/>
+                      <a:headEnd/>
+                      <a:tailEnd/>
+                    </a:ln>
+                  </pic:spPr>
+                </pic:pic>
+              </a:graphicData>
+            </a:graphic>
+          </wp:inline>
+        </w:drawing>
+      </w:r>
+    </w:p>
+    <w:p>
+      <w:pPr>
+        <w:pStyle w:val="BodyText"/>
         <w:ind w:firstLine="420"/>
       </w:pPr>
       <w:r>
@@ -9812,8 +9864,8 @@
         <w:t>。</w:t>
       </w:r>
     </w:p>
-    <w:bookmarkEnd w:id="23"/>
-    <w:bookmarkStart w:id="24" w:name="第-7-题10-分"/>
+    <w:bookmarkEnd w:id="26"/>
+    <w:bookmarkStart w:id="27" w:name="第-7-题10-分"/>
     <w:p>
       <w:pPr>
         <w:pStyle w:val="Heading3"/>
@@ -11723,8 +11775,8 @@
         <w:t>。</w:t>
       </w:r>
     </w:p>
-    <w:bookmarkEnd w:id="24"/>
-    <w:bookmarkStart w:id="34" w:name="第-8-题-高张力桥环的合成10-分"/>
+    <w:bookmarkEnd w:id="27"/>
+    <w:bookmarkStart w:id="37" w:name="第-8-题-高张力桥环的合成10-分"/>
     <w:p>
       <w:pPr>
         <w:pStyle w:val="Heading3"/>
@@ -12117,18 +12169,18 @@
           <wp:inline>
             <wp:extent cx="2667000" cy="250657"/>
             <wp:effectExtent b="0" l="0" r="0" t="0"/>
-            <wp:docPr descr="" title="" id="26" name="Picture"/>
+            <wp:docPr descr="" title="" id="29" name="Picture"/>
             <a:graphic>
               <a:graphicData uri="http://schemas.openxmlformats.org/drawingml/2006/picture">
                 <pic:pic>
                   <pic:nvPicPr>
-                    <pic:cNvPr descr="f282cbae329037673b9277ea80bdd69432a925250ce3b34858a5eb9402c8a451.jpg" id="27" name="Picture"/>
+                    <pic:cNvPr descr="f282cbae329037673b9277ea80bdd69432a925250ce3b34858a5eb9402c8a451.jpg" id="30" name="Picture"/>
                     <pic:cNvPicPr>
                       <a:picLocks noChangeArrowheads="1" noChangeAspect="1"/>
                     </pic:cNvPicPr>
                   </pic:nvPicPr>
                   <pic:blipFill>
-                    <a:blip r:embed="rId25"/>
+                    <a:blip r:embed="rId28"/>
                     <a:stretch>
                       <a:fillRect/>
                     </a:stretch>
@@ -12289,18 +12341,18 @@
           <wp:inline>
             <wp:extent cx="2667000" cy="512884"/>
             <wp:effectExtent b="0" l="0" r="0" t="0"/>
-            <wp:docPr descr="" title="" id="29" name="Picture"/>
+            <wp:docPr descr="" title="" id="32" name="Picture"/>
             <a:graphic>
               <a:graphicData uri="http://schemas.openxmlformats.org/drawingml/2006/picture">
                 <pic:pic>
                   <pic:nvPicPr>
-                    <pic:cNvPr descr="d4fcff24186a3d029ffa740f9e627195b890ff823fa3265a02368d10ad6e88b9.jpg" id="30" name="Picture"/>
+                    <pic:cNvPr descr="d4fcff24186a3d029ffa740f9e627195b890ff823fa3265a02368d10ad6e88b9.jpg" id="33" name="Picture"/>
                     <pic:cNvPicPr>
                       <a:picLocks noChangeArrowheads="1" noChangeAspect="1"/>
                     </pic:cNvPicPr>
                   </pic:nvPicPr>
                   <pic:blipFill>
-                    <a:blip r:embed="rId28"/>
+                    <a:blip r:embed="rId31"/>
                     <a:stretch>
                       <a:fillRect/>
                     </a:stretch>
@@ -12502,18 +12554,18 @@
           <wp:inline>
             <wp:extent cx="2667000" cy="1223082"/>
             <wp:effectExtent b="0" l="0" r="0" t="0"/>
-            <wp:docPr descr="" title="" id="32" name="Picture"/>
+            <wp:docPr descr="" title="" id="35" name="Picture"/>
             <a:graphic>
               <a:graphicData uri="http://schemas.openxmlformats.org/drawingml/2006/picture">
                 <pic:pic>
                   <pic:nvPicPr>
-                    <pic:cNvPr descr="a79cfe6a7608034aab322fe1416e025995f8d89afd3e59bcebab865f07c6e834.jpg" id="33" name="Picture"/>
+                    <pic:cNvPr descr="a79cfe6a7608034aab322fe1416e025995f8d89afd3e59bcebab865f07c6e834.jpg" id="36" name="Picture"/>
                     <pic:cNvPicPr>
                       <a:picLocks noChangeArrowheads="1" noChangeAspect="1"/>
                     </pic:cNvPicPr>
                   </pic:nvPicPr>
                   <pic:blipFill>
-                    <a:blip r:embed="rId31"/>
+                    <a:blip r:embed="rId34"/>
                     <a:stretch>
                       <a:fillRect/>
                     </a:stretch>
@@ -12642,8 +12694,8 @@
         <w:t>。</w:t>
       </w:r>
     </w:p>
-    <w:bookmarkEnd w:id="34"/>
-    <w:bookmarkStart w:id="47" w:name="第-9-题-13-环戊二酮化学10-分"/>
+    <w:bookmarkEnd w:id="37"/>
+    <w:bookmarkStart w:id="50" w:name="第-9-题-13-环戊二酮化学10-分"/>
     <w:p>
       <w:pPr>
         <w:pStyle w:val="Heading3"/>
@@ -12886,18 +12938,18 @@
           <wp:inline>
             <wp:extent cx="2667000" cy="953622"/>
             <wp:effectExtent b="0" l="0" r="0" t="0"/>
-            <wp:docPr descr="" title="" id="36" name="Picture"/>
+            <wp:docPr descr="" title="" id="39" name="Picture"/>
             <a:graphic>
               <a:graphicData uri="http://schemas.openxmlformats.org/drawingml/2006/picture">
                 <pic:pic>
                   <pic:nvPicPr>
-                    <pic:cNvPr descr="de8f46bf574cb1a421b0e6ed5ea000db6c534846d34f829e4f0f2e5a7c214781.jpg" id="37" name="Picture"/>
+                    <pic:cNvPr descr="de8f46bf574cb1a421b0e6ed5ea000db6c534846d34f829e4f0f2e5a7c214781.jpg" id="40" name="Picture"/>
                     <pic:cNvPicPr>
                       <a:picLocks noChangeArrowheads="1" noChangeAspect="1"/>
                     </pic:cNvPicPr>
                   </pic:nvPicPr>
                   <pic:blipFill>
-                    <a:blip r:embed="rId35"/>
+                    <a:blip r:embed="rId38"/>
                     <a:stretch>
                       <a:fillRect/>
                     </a:stretch>
@@ -13418,18 +13470,18 @@
           <wp:inline>
             <wp:extent cx="2667000" cy="1181887"/>
             <wp:effectExtent b="0" l="0" r="0" t="0"/>
-            <wp:docPr descr="" title="" id="39" name="Picture"/>
+            <wp:docPr descr="" title="" id="42" name="Picture"/>
             <a:graphic>
               <a:graphicData uri="http://schemas.openxmlformats.org/drawingml/2006/picture">
                 <pic:pic>
                   <pic:nvPicPr>
-                    <pic:cNvPr descr="c713a33fdd3ce7d04c5d7c1e547f0eb620264e7a3e03ec0d5bc03eebe2188b63.jpg" id="40" name="Picture"/>
+                    <pic:cNvPr descr="c713a33fdd3ce7d04c5d7c1e547f0eb620264e7a3e03ec0d5bc03eebe2188b63.jpg" id="43" name="Picture"/>
                     <pic:cNvPicPr>
                       <a:picLocks noChangeArrowheads="1" noChangeAspect="1"/>
                     </pic:cNvPicPr>
                   </pic:nvPicPr>
                   <pic:blipFill>
-                    <a:blip r:embed="rId38"/>
+                    <a:blip r:embed="rId41"/>
                     <a:stretch>
                       <a:fillRect/>
                     </a:stretch>
@@ -14093,18 +14145,18 @@
           <wp:inline>
             <wp:extent cx="2667000" cy="1505504"/>
             <wp:effectExtent b="0" l="0" r="0" t="0"/>
-            <wp:docPr descr="" title="" id="42" name="Picture"/>
+            <wp:docPr descr="" title="" id="45" name="Picture"/>
             <a:graphic>
               <a:graphicData uri="http://schemas.openxmlformats.org/drawingml/2006/picture">
                 <pic:pic>
                   <pic:nvPicPr>
-                    <pic:cNvPr descr="f4c41524f5a3362f8ab4e69a82484615fd2fcce74e7d5e02f5c404aa7cc3d266.jpg" id="43" name="Picture"/>
+                    <pic:cNvPr descr="f4c41524f5a3362f8ab4e69a82484615fd2fcce74e7d5e02f5c404aa7cc3d266.jpg" id="46" name="Picture"/>
                     <pic:cNvPicPr>
                       <a:picLocks noChangeArrowheads="1" noChangeAspect="1"/>
                     </pic:cNvPicPr>
                   </pic:nvPicPr>
                   <pic:blipFill>
-                    <a:blip r:embed="rId41"/>
+                    <a:blip r:embed="rId44"/>
                     <a:stretch>
                       <a:fillRect/>
                     </a:stretch>
@@ -14265,18 +14317,18 @@
           <wp:inline>
             <wp:extent cx="2667000" cy="973094"/>
             <wp:effectExtent b="0" l="0" r="0" t="0"/>
-            <wp:docPr descr="" title="" id="45" name="Picture"/>
+            <wp:docPr descr="" title="" id="48" name="Picture"/>
             <a:graphic>
               <a:graphicData uri="http://schemas.openxmlformats.org/drawingml/2006/picture">
                 <pic:pic>
                   <pic:nvPicPr>
-                    <pic:cNvPr descr="000b8d87d8b0d13812a4d0b3e746a99cb6a9580aa7dd179a5ec1941a34a6a421.jpg" id="46" name="Picture"/>
+                    <pic:cNvPr descr="000b8d87d8b0d13812a4d0b3e746a99cb6a9580aa7dd179a5ec1941a34a6a421.jpg" id="49" name="Picture"/>
                     <pic:cNvPicPr>
                       <a:picLocks noChangeArrowheads="1" noChangeAspect="1"/>
                     </pic:cNvPicPr>
                   </pic:nvPicPr>
                   <pic:blipFill>
-                    <a:blip r:embed="rId44"/>
+                    <a:blip r:embed="rId47"/>
                     <a:stretch>
                       <a:fillRect/>
                     </a:stretch>
@@ -14399,8 +14451,8 @@
         <w:t>。</w:t>
       </w:r>
     </w:p>
-    <w:bookmarkEnd w:id="47"/>
-    <w:bookmarkStart w:id="57" w:name="第-10-题-ph_3-的结构10-分"/>
+    <w:bookmarkEnd w:id="50"/>
+    <w:bookmarkStart w:id="60" w:name="第-10-题-ph_3-的结构10-分"/>
     <w:p>
       <w:pPr>
         <w:pStyle w:val="Heading3"/>
@@ -15254,18 +15306,18 @@
           <wp:inline>
             <wp:extent cx="2667000" cy="1895065"/>
             <wp:effectExtent b="0" l="0" r="0" t="0"/>
-            <wp:docPr descr="" title="" id="49" name="Picture"/>
+            <wp:docPr descr="" title="" id="52" name="Picture"/>
             <a:graphic>
               <a:graphicData uri="http://schemas.openxmlformats.org/drawingml/2006/picture">
                 <pic:pic>
                   <pic:nvPicPr>
-                    <pic:cNvPr descr="cfa28801e15db5c0dba6511b197dc8bb607a512f605084f3e899cac3652829a1.jpg" id="50" name="Picture"/>
+                    <pic:cNvPr descr="cfa28801e15db5c0dba6511b197dc8bb607a512f605084f3e899cac3652829a1.jpg" id="53" name="Picture"/>
                     <pic:cNvPicPr>
                       <a:picLocks noChangeArrowheads="1" noChangeAspect="1"/>
                     </pic:cNvPicPr>
                   </pic:nvPicPr>
                   <pic:blipFill>
-                    <a:blip r:embed="rId48"/>
+                    <a:blip r:embed="rId51"/>
                     <a:stretch>
                       <a:fillRect/>
                     </a:stretch>
@@ -15943,18 +15995,18 @@
           <wp:inline>
             <wp:extent cx="2667000" cy="616029"/>
             <wp:effectExtent b="0" l="0" r="0" t="0"/>
-            <wp:docPr descr="" title="" id="52" name="Picture"/>
+            <wp:docPr descr="" title="" id="55" name="Picture"/>
             <a:graphic>
               <a:graphicData uri="http://schemas.openxmlformats.org/drawingml/2006/picture">
                 <pic:pic>
                   <pic:nvPicPr>
-                    <pic:cNvPr descr="ae674643c676d2be5f29bb0d9f90fd6c69dbc5aacd8ccee60b00ebeafd6746f6.jpg" id="53" name="Picture"/>
+                    <pic:cNvPr descr="ae674643c676d2be5f29bb0d9f90fd6c69dbc5aacd8ccee60b00ebeafd6746f6.jpg" id="56" name="Picture"/>
                     <pic:cNvPicPr>
                       <a:picLocks noChangeArrowheads="1" noChangeAspect="1"/>
                     </pic:cNvPicPr>
                   </pic:nvPicPr>
                   <pic:blipFill>
-                    <a:blip r:embed="rId51"/>
+                    <a:blip r:embed="rId54"/>
                     <a:stretch>
                       <a:fillRect/>
                     </a:stretch>
@@ -15995,18 +16047,18 @@
           <wp:inline>
             <wp:extent cx="2667000" cy="576747"/>
             <wp:effectExtent b="0" l="0" r="0" t="0"/>
-            <wp:docPr descr="" title="" id="55" name="Picture"/>
+            <wp:docPr descr="" title="" id="58" name="Picture"/>
             <a:graphic>
               <a:graphicData uri="http://schemas.openxmlformats.org/drawingml/2006/picture">
                 <pic:pic>
                   <pic:nvPicPr>
-                    <pic:cNvPr descr="614bf4250e23000226794a0bdc9201fffc770745bb228c8dbb2559e4a1bb9db4.jpg" id="56" name="Picture"/>
+                    <pic:cNvPr descr="614bf4250e23000226794a0bdc9201fffc770745bb228c8dbb2559e4a1bb9db4.jpg" id="59" name="Picture"/>
                     <pic:cNvPicPr>
                       <a:picLocks noChangeArrowheads="1" noChangeAspect="1"/>
                     </pic:cNvPicPr>
                   </pic:nvPicPr>
                   <pic:blipFill>
-                    <a:blip r:embed="rId54"/>
+                    <a:blip r:embed="rId57"/>
                     <a:stretch>
                       <a:fillRect/>
                     </a:stretch>
@@ -16033,9 +16085,9 @@
         </w:drawing>
       </w:r>
     </w:p>
-    <w:bookmarkEnd w:id="57"/>
-    <w:bookmarkEnd w:id="58"/>
-    <w:bookmarkStart w:id="172" w:name="参考答案"/>
+    <w:bookmarkEnd w:id="60"/>
+    <w:bookmarkEnd w:id="61"/>
+    <w:bookmarkStart w:id="175" w:name="参考答案"/>
     <w:p>
       <w:pPr>
         <w:pStyle w:val="Heading2"/>
@@ -16048,7 +16100,7 @@
         <w:t xml:space="preserve">参考答案</w:t>
       </w:r>
     </w:p>
-    <w:bookmarkStart w:id="59" w:name="第-1-题"/>
+    <w:bookmarkStart w:id="62" w:name="第-1-题"/>
     <w:p>
       <w:pPr>
         <w:pStyle w:val="Heading3"/>
@@ -21662,8 +21714,8 @@
         <w:t xml:space="preserve">均可</w:t>
       </w:r>
     </w:p>
-    <w:bookmarkEnd w:id="59"/>
-    <w:bookmarkStart w:id="60" w:name="第-2-题"/>
+    <w:bookmarkEnd w:id="62"/>
+    <w:bookmarkStart w:id="63" w:name="第-2-题"/>
     <w:p>
       <w:pPr>
         <w:pStyle w:val="Heading3"/>
@@ -22165,8 +22217,8 @@
         <w:t>)</w:t>
       </w:r>
     </w:p>
-    <w:bookmarkEnd w:id="60"/>
-    <w:bookmarkStart w:id="61" w:name="第-3-题"/>
+    <w:bookmarkEnd w:id="63"/>
+    <w:bookmarkStart w:id="64" w:name="第-3-题"/>
     <w:p>
       <w:pPr>
         <w:pStyle w:val="Heading3"/>
@@ -22190,6 +22242,919 @@
         </w:rPr>
         <w:t xml:space="preserve">题</w:t>
       </w:r>
+    </w:p>
+    <w:p>
+      <w:pPr>
+        <w:pStyle w:val="FirstParagraph"/>
+        <w:ind w:firstLine="420"/>
+      </w:pPr>
+      <w:r>
+        <w:rPr>
+          <w:rFonts w:hint="eastAsia" w:ascii="Times New Roman" w:hAnsi="Times New Roman" w:eastAsia="FangSong" w:cs="Times New Roman"/>
+        </w:rPr>
+        <w:t>铈</w:t>
+      </w:r>
+      <w:r>
+        <w:rPr>
+          <w:rFonts w:hint="eastAsia" w:ascii="Times New Roman" w:hAnsi="Times New Roman" w:eastAsia="Times New Roman" w:cs="Times New Roman"/>
+        </w:rPr>
+        <w:t>（IV）</w:t>
+      </w:r>
+      <w:r>
+        <w:rPr>
+          <w:rFonts w:hint="eastAsia" w:ascii="Times New Roman" w:hAnsi="Times New Roman" w:eastAsia="FangSong" w:cs="Times New Roman"/>
+        </w:rPr>
+        <w:t>是一种常用的强氧化剂</w:t>
+      </w:r>
+      <w:r>
+        <w:rPr>
+          <w:rFonts w:hint="eastAsia" w:ascii="Times New Roman" w:hAnsi="Times New Roman" w:eastAsia="Times New Roman" w:cs="Times New Roman"/>
+        </w:rPr>
+        <w:t>，</w:t>
+      </w:r>
+      <w:r>
+        <w:rPr>
+          <w:rFonts w:hint="eastAsia" w:ascii="Times New Roman" w:hAnsi="Times New Roman" w:eastAsia="FangSong" w:cs="Times New Roman"/>
+        </w:rPr>
+        <w:t>因其还原时给出单电子的特性以及简洁的还原产物得到广大化学工作者的喜爱</w:t>
+      </w:r>
+      <w:r>
+        <w:rPr>
+          <w:rFonts w:hint="eastAsia" w:ascii="Times New Roman" w:hAnsi="Times New Roman" w:eastAsia="Times New Roman" w:cs="Times New Roman"/>
+        </w:rPr>
+        <w:t>。</w:t>
+      </w:r>
+      <w:r>
+        <w:rPr>
+          <w:rFonts w:hint="eastAsia" w:ascii="Times New Roman" w:hAnsi="Times New Roman" w:eastAsia="FangSong" w:cs="Times New Roman"/>
+        </w:rPr>
+        <w:t>其滴定时极强的准确性也使其成为一种优良的滴定剂</w:t>
+      </w:r>
+      <w:r>
+        <w:rPr>
+          <w:rFonts w:hint="eastAsia" w:ascii="Times New Roman" w:hAnsi="Times New Roman" w:eastAsia="Times New Roman" w:cs="Times New Roman"/>
+        </w:rPr>
+        <w:t>。</w:t>
+      </w:r>
+      <w:r>
+        <w:rPr>
+          <w:rFonts w:hint="eastAsia" w:ascii="Times New Roman" w:hAnsi="Times New Roman" w:eastAsia="FangSong" w:cs="Times New Roman"/>
+        </w:rPr>
+        <w:t>现采用两种方法独立滴定某一未知浓度的</w:t>
+      </w:r>
+      <w:r>
+        <w:rPr>
+          <w:rFonts w:ascii="Times New Roman" w:hAnsi="Times New Roman" w:eastAsia="Times New Roman" w:cs="Times New Roman"/>
+        </w:rPr>
+        <w:t xml:space="preserve"> </w:t>
+      </w:r>
+      <m:oMath>
+        <m:oMathPr>
+          <m:ctrlPr>
+            <w:rPr>
+              <w:sz w:val="28"/>
+              <w:szCs w:val="28"/>
+            </w:rPr>
+          </m:ctrlPr>
+        </m:oMathPr>
+        <m:r>
+          <m:t>C</m:t>
+        </m:r>
+        <m:r>
+          <m:t>e</m:t>
+        </m:r>
+        <m:r>
+          <m:rPr>
+            <m:sty m:val="p"/>
+          </m:rPr>
+          <m:t>(</m:t>
+        </m:r>
+        <m:r>
+          <m:t>S</m:t>
+        </m:r>
+        <m:sSub>
+          <m:e>
+            <m:r>
+              <m:t>O</m:t>
+            </m:r>
+          </m:e>
+          <m:sub>
+            <m:r>
+              <m:t>4</m:t>
+            </m:r>
+          </m:sub>
+        </m:sSub>
+        <m:sSub>
+          <m:e>
+            <m:r>
+              <m:rPr>
+                <m:sty m:val="p"/>
+              </m:rPr>
+              <m:t>)</m:t>
+            </m:r>
+          </m:e>
+          <m:sub>
+            <m:r>
+              <m:t>2</m:t>
+            </m:r>
+          </m:sub>
+        </m:sSub>
+      </m:oMath>
+      <w:r>
+        <w:rPr>
+          <w:rFonts w:ascii="Times New Roman" w:hAnsi="Times New Roman" w:eastAsia="Times New Roman" w:cs="Times New Roman"/>
+        </w:rPr>
+        <w:t xml:space="preserve"> </w:t>
+      </w:r>
+      <w:r>
+        <w:rPr>
+          <w:rFonts w:hint="eastAsia" w:ascii="Times New Roman" w:hAnsi="Times New Roman" w:eastAsia="FangSong" w:cs="Times New Roman"/>
+        </w:rPr>
+        <w:t>溶液</w:t>
+      </w:r>
+      <w:r>
+        <w:rPr>
+          <w:rFonts w:hint="eastAsia" w:ascii="Times New Roman" w:hAnsi="Times New Roman" w:eastAsia="Times New Roman" w:cs="Times New Roman"/>
+        </w:rPr>
+        <w:t>。</w:t>
+      </w:r>
+    </w:p>
+    <w:p>
+      <w:pPr>
+        <w:pStyle w:val="BodyText"/>
+        <w:ind w:firstLine="420"/>
+      </w:pPr>
+      <w:r>
+        <w:rPr>
+          <w:rFonts w:ascii="Times New Roman" w:hAnsi="Times New Roman" w:eastAsia="Times New Roman" w:cs="Times New Roman"/>
+        </w:rPr>
+        <w:t xml:space="preserve">3-1 </w:t>
+      </w:r>
+      <w:r>
+        <w:rPr>
+          <w:rFonts w:hint="eastAsia" w:ascii="Times New Roman" w:hAnsi="Times New Roman" w:eastAsia="FangSong" w:cs="Times New Roman"/>
+        </w:rPr>
+        <w:t>库仑滴定法</w:t>
+      </w:r>
+      <w:r>
+        <w:rPr>
+          <w:rFonts w:hint="eastAsia" w:ascii="Times New Roman" w:hAnsi="Times New Roman" w:eastAsia="Times New Roman" w:cs="Times New Roman"/>
+        </w:rPr>
+        <w:t>：</w:t>
+      </w:r>
+      <w:r>
+        <w:rPr>
+          <w:rFonts w:hint="eastAsia" w:ascii="Times New Roman" w:hAnsi="Times New Roman" w:eastAsia="FangSong" w:cs="Times New Roman"/>
+        </w:rPr>
+        <w:t>向库仑滴定仪电解池中加入</w:t>
+      </w:r>
+      <w:r>
+        <w:rPr>
+          <w:rFonts w:ascii="Times New Roman" w:hAnsi="Times New Roman" w:eastAsia="Times New Roman" w:cs="Times New Roman"/>
+        </w:rPr>
+        <w:t xml:space="preserve"> </w:t>
+      </w:r>
+      <m:oMath>
+        <m:r>
+          <m:t>10</m:t>
+        </m:r>
+        <m:r>
+          <m:t> </m:t>
+        </m:r>
+        <m:r>
+          <m:t>m</m:t>
+        </m:r>
+        <m:r>
+          <m:t>L</m:t>
+        </m:r>
+      </m:oMath>
+      <w:r>
+        <w:rPr>
+          <w:rFonts w:ascii="Times New Roman" w:hAnsi="Times New Roman" w:eastAsia="Times New Roman" w:cs="Times New Roman"/>
+        </w:rPr>
+        <w:t xml:space="preserve"> </w:t>
+      </w:r>
+      <w:r>
+        <w:rPr>
+          <w:rFonts w:hint="eastAsia" w:ascii="Times New Roman" w:hAnsi="Times New Roman" w:eastAsia="FangSong" w:cs="Times New Roman"/>
+        </w:rPr>
+        <w:t xml:space="preserve">的</w:t>
+      </w:r>
+      <w:r>
+        <w:rPr>
+          <w:rFonts w:ascii="Times New Roman" w:hAnsi="Times New Roman" w:eastAsia="Times New Roman" w:cs="Times New Roman"/>
+        </w:rPr>
+        <w:t xml:space="preserve"> </w:t>
+      </w:r>
+      <m:oMath>
+        <m:oMathPr>
+          <m:ctrlPr>
+            <w:rPr>
+              <w:sz w:val="28"/>
+              <w:szCs w:val="28"/>
+            </w:rPr>
+          </m:ctrlPr>
+        </m:oMathPr>
+        <m:r>
+          <m:t>2</m:t>
+        </m:r>
+        <m:r>
+          <m:t> </m:t>
+        </m:r>
+        <m:r>
+          <m:t>m</m:t>
+        </m:r>
+        <m:r>
+          <m:t>o</m:t>
+        </m:r>
+        <m:r>
+          <m:t>l</m:t>
+        </m:r>
+        <m:r>
+          <m:rPr>
+            <m:sty m:val="p"/>
+          </m:rPr>
+          <m:t>⋅</m:t>
+        </m:r>
+        <m:sSup>
+          <m:e>
+            <m:r>
+              <m:t>L</m:t>
+            </m:r>
+          </m:e>
+          <m:sup>
+            <m:r>
+              <m:rPr>
+                <m:sty m:val="p"/>
+              </m:rPr>
+              <m:t>−</m:t>
+            </m:r>
+            <m:r>
+              <m:t>1</m:t>
+            </m:r>
+          </m:sup>
+        </m:sSup>
+        <m:sSub>
+          <m:e>
+            <m:r>
+              <m:t>H</m:t>
+            </m:r>
+          </m:e>
+          <m:sub>
+            <m:r>
+              <m:t>2</m:t>
+            </m:r>
+          </m:sub>
+        </m:sSub>
+        <m:r>
+          <m:t>S</m:t>
+        </m:r>
+        <m:sSub>
+          <m:e>
+            <m:r>
+              <m:t>O</m:t>
+            </m:r>
+          </m:e>
+          <m:sub>
+            <m:r>
+              <m:t>4</m:t>
+            </m:r>
+          </m:sub>
+        </m:sSub>
+      </m:oMath>
+      <w:r>
+        <w:rPr>
+          <w:rFonts w:ascii="Times New Roman" w:hAnsi="Times New Roman" w:eastAsia="Times New Roman" w:cs="Times New Roman"/>
+        </w:rPr>
+        <w:t xml:space="preserve"> </w:t>
+      </w:r>
+      <w:r>
+        <w:rPr>
+          <w:rFonts w:hint="eastAsia" w:ascii="Times New Roman" w:hAnsi="Times New Roman" w:eastAsia="Times New Roman" w:cs="Times New Roman"/>
+        </w:rPr>
+        <w:t>，</w:t>
+      </w:r>
+      <w:r>
+        <w:rPr>
+          <w:rFonts w:hint="eastAsia" w:ascii="Times New Roman" w:hAnsi="Times New Roman" w:eastAsia="FangSong" w:cs="Times New Roman"/>
+        </w:rPr>
+        <w:t>随后加入</w:t>
+      </w:r>
+      <w:r>
+        <w:rPr>
+          <w:rFonts w:ascii="Times New Roman" w:hAnsi="Times New Roman" w:eastAsia="Times New Roman" w:cs="Times New Roman"/>
+        </w:rPr>
+        <w:t xml:space="preserve"> </w:t>
+      </w:r>
+      <m:oMath>
+        <m:oMathPr>
+          <m:ctrlPr>
+            <w:rPr>
+              <w:sz w:val="28"/>
+              <w:szCs w:val="28"/>
+            </w:rPr>
+          </m:ctrlPr>
+        </m:oMathPr>
+        <m:r>
+          <m:t>0.4</m:t>
+        </m:r>
+        <m:r>
+          <m:t> </m:t>
+        </m:r>
+        <m:r>
+          <m:t>g</m:t>
+        </m:r>
+        <m:r>
+          <m:rPr>
+            <m:sty m:val="p"/>
+          </m:rPr>
+          <m:t>(</m:t>
+        </m:r>
+        <m:r>
+          <m:t>N</m:t>
+        </m:r>
+        <m:sSub>
+          <m:e>
+            <m:r>
+              <m:t>H</m:t>
+            </m:r>
+          </m:e>
+          <m:sub>
+            <m:r>
+              <m:t>4</m:t>
+            </m:r>
+          </m:sub>
+        </m:sSub>
+        <m:r>
+          <m:rPr>
+            <m:sty m:val="p"/>
+          </m:rPr>
+          <m:t>)</m:t>
+        </m:r>
+        <m:r>
+          <m:t>F</m:t>
+        </m:r>
+        <m:r>
+          <m:t>e</m:t>
+        </m:r>
+        <m:r>
+          <m:rPr>
+            <m:sty m:val="p"/>
+          </m:rPr>
+          <m:t>(</m:t>
+        </m:r>
+        <m:r>
+          <m:t>S</m:t>
+        </m:r>
+        <m:sSub>
+          <m:e>
+            <m:r>
+              <m:t>O</m:t>
+            </m:r>
+          </m:e>
+          <m:sub>
+            <m:r>
+              <m:t>4</m:t>
+            </m:r>
+          </m:sub>
+        </m:sSub>
+        <m:sSub>
+          <m:e>
+            <m:r>
+              <m:rPr>
+                <m:sty m:val="p"/>
+              </m:rPr>
+              <m:t>)</m:t>
+            </m:r>
+          </m:e>
+          <m:sub>
+            <m:r>
+              <m:t>2</m:t>
+            </m:r>
+          </m:sub>
+        </m:sSub>
+        <m:r>
+          <m:rPr>
+            <m:sty m:val="p"/>
+          </m:rPr>
+          <m:t>⋅</m:t>
+        </m:r>
+        <m:r>
+          <m:t>6</m:t>
+        </m:r>
+        <m:sSub>
+          <m:e>
+            <m:r>
+              <m:t>H</m:t>
+            </m:r>
+          </m:e>
+          <m:sub>
+            <m:r>
+              <m:t>2</m:t>
+            </m:r>
+          </m:sub>
+        </m:sSub>
+        <m:r>
+          <m:t>O</m:t>
+        </m:r>
+      </m:oMath>
+      <w:r>
+        <w:rPr>
+          <w:rFonts w:ascii="Times New Roman" w:hAnsi="Times New Roman" w:eastAsia="Times New Roman" w:cs="Times New Roman"/>
+        </w:rPr>
+        <w:t xml:space="preserve"> </w:t>
+      </w:r>
+      <w:r>
+        <w:rPr>
+          <w:rFonts w:hint="eastAsia" w:ascii="Times New Roman" w:hAnsi="Times New Roman" w:eastAsia="Times New Roman" w:cs="Times New Roman"/>
+        </w:rPr>
+        <w:t>，</w:t>
+      </w:r>
+      <w:r>
+        <w:rPr>
+          <w:rFonts w:hint="eastAsia" w:ascii="Times New Roman" w:hAnsi="Times New Roman" w:eastAsia="FangSong" w:cs="Times New Roman"/>
+        </w:rPr>
+        <w:t>搅拌均匀</w:t>
+      </w:r>
+      <w:r>
+        <w:rPr>
+          <w:rFonts w:hint="eastAsia" w:ascii="Times New Roman" w:hAnsi="Times New Roman" w:eastAsia="Times New Roman" w:cs="Times New Roman"/>
+        </w:rPr>
+        <w:t>。</w:t>
+      </w:r>
+      <w:r>
+        <w:rPr>
+          <w:rFonts w:hint="eastAsia" w:ascii="Times New Roman" w:hAnsi="Times New Roman" w:eastAsia="FangSong" w:cs="Times New Roman"/>
+        </w:rPr>
+        <w:t>以</w:t>
+      </w:r>
+      <w:r>
+        <w:rPr>
+          <w:rFonts w:ascii="Times New Roman" w:hAnsi="Times New Roman" w:eastAsia="Times New Roman" w:cs="Times New Roman"/>
+        </w:rPr>
+        <w:t xml:space="preserve"> </w:t>
+      </w:r>
+      <m:oMath>
+        <m:oMathPr>
+          <m:ctrlPr>
+            <w:rPr>
+              <w:sz w:val="28"/>
+              <w:szCs w:val="28"/>
+            </w:rPr>
+          </m:ctrlPr>
+        </m:oMathPr>
+        <m:r>
+          <m:t>100.0</m:t>
+        </m:r>
+        <m:r>
+          <m:t> </m:t>
+        </m:r>
+        <m:r>
+          <m:t>m</m:t>
+        </m:r>
+        <m:r>
+          <m:t>A</m:t>
+        </m:r>
+      </m:oMath>
+      <w:r>
+        <w:rPr>
+          <w:rFonts w:ascii="Times New Roman" w:hAnsi="Times New Roman" w:eastAsia="Times New Roman" w:cs="Times New Roman"/>
+        </w:rPr>
+        <w:t xml:space="preserve"> </w:t>
+      </w:r>
+      <w:r>
+        <w:rPr>
+          <w:rFonts w:hint="eastAsia" w:ascii="Times New Roman" w:hAnsi="Times New Roman" w:eastAsia="FangSong" w:cs="Times New Roman"/>
+        </w:rPr>
+        <w:t xml:space="preserve">的恒定电流电解在阴极附近产生</w:t>
+      </w:r>
+      <w:r>
+        <w:rPr>
+          <w:rFonts w:ascii="Times New Roman" w:hAnsi="Times New Roman" w:eastAsia="Times New Roman" w:cs="Times New Roman"/>
+        </w:rPr>
+        <w:t xml:space="preserve"> </w:t>
+      </w:r>
+      <m:oMath>
+        <m:r>
+          <m:t>F</m:t>
+        </m:r>
+        <m:sSup>
+          <m:e>
+            <m:r>
+              <m:t>e</m:t>
+            </m:r>
+          </m:e>
+          <m:sup>
+            <m:r>
+              <m:t>2</m:t>
+            </m:r>
+            <m:r>
+              <m:rPr>
+                <m:sty m:val="p"/>
+              </m:rPr>
+              <m:t>+</m:t>
+            </m:r>
+          </m:sup>
+        </m:sSup>
+      </m:oMath>
+      <w:r>
+        <w:rPr>
+          <w:rFonts w:ascii="Times New Roman" w:hAnsi="Times New Roman" w:eastAsia="Times New Roman" w:cs="Times New Roman"/>
+        </w:rPr>
+        <w:t xml:space="preserve"> </w:t>
+      </w:r>
+      <w:r>
+        <w:rPr>
+          <w:rFonts w:hint="eastAsia" w:ascii="Times New Roman" w:hAnsi="Times New Roman" w:eastAsia="Times New Roman" w:cs="Times New Roman"/>
+        </w:rPr>
+        <w:t>，</w:t>
+      </w:r>
+      <w:r>
+        <w:rPr>
+          <w:rFonts w:hint="eastAsia" w:ascii="Times New Roman" w:hAnsi="Times New Roman" w:eastAsia="FangSong" w:cs="Times New Roman"/>
+        </w:rPr>
+        <w:t>通电时间为</w:t>
+      </w:r>
+      <w:r>
+        <w:rPr>
+          <w:rFonts w:ascii="Times New Roman" w:hAnsi="Times New Roman" w:eastAsia="Times New Roman" w:cs="Times New Roman"/>
+        </w:rPr>
+        <w:t xml:space="preserve"> </w:t>
+      </w:r>
+      <m:oMath>
+        <m:oMathPr>
+          <m:ctrlPr>
+            <w:rPr>
+              <w:sz w:val="28"/>
+              <w:szCs w:val="28"/>
+            </w:rPr>
+          </m:ctrlPr>
+        </m:oMathPr>
+        <m:r>
+          <m:t>200.0</m:t>
+        </m:r>
+        <m:r>
+          <m:t> </m:t>
+        </m:r>
+        <m:r>
+          <m:t>s</m:t>
+        </m:r>
+      </m:oMath>
+      <w:r>
+        <w:rPr>
+          <w:rFonts w:ascii="Times New Roman" w:hAnsi="Times New Roman" w:eastAsia="Times New Roman" w:cs="Times New Roman"/>
+        </w:rPr>
+        <w:t xml:space="preserve"> </w:t>
+      </w:r>
+      <w:r>
+        <w:rPr>
+          <w:rFonts w:hint="eastAsia" w:ascii="Times New Roman" w:hAnsi="Times New Roman" w:eastAsia="Times New Roman" w:cs="Times New Roman"/>
+        </w:rPr>
+        <w:t>。</w:t>
+      </w:r>
+      <w:r>
+        <w:rPr>
+          <w:rFonts w:hint="eastAsia" w:ascii="Times New Roman" w:hAnsi="Times New Roman" w:eastAsia="FangSong" w:cs="Times New Roman"/>
+        </w:rPr>
+        <w:t>通过</w:t>
+      </w:r>
+      <w:r>
+        <w:rPr>
+          <w:rFonts w:ascii="Times New Roman" w:hAnsi="Times New Roman" w:eastAsia="Times New Roman" w:cs="Times New Roman"/>
+        </w:rPr>
+        <w:t xml:space="preserve"> PFA </w:t>
+      </w:r>
+      <w:r>
+        <w:rPr>
+          <w:rFonts w:hint="eastAsia" w:ascii="Times New Roman" w:hAnsi="Times New Roman" w:eastAsia="FangSong" w:cs="Times New Roman"/>
+        </w:rPr>
+        <w:t xml:space="preserve">针头向电解池缓慢注入待测</w:t>
+      </w:r>
+      <w:r>
+        <w:rPr>
+          <w:rFonts w:ascii="Times New Roman" w:hAnsi="Times New Roman" w:eastAsia="Times New Roman" w:cs="Times New Roman"/>
+        </w:rPr>
+        <w:t xml:space="preserve"> </w:t>
+      </w:r>
+      <w:r>
+        <w:rPr>
+          <w:rFonts w:hint="eastAsia" w:ascii="Times New Roman" w:hAnsi="Times New Roman" w:eastAsia="Times New Roman" w:cs="Times New Roman"/>
+        </w:rPr>
+        <w:t>Ce（IV）</w:t>
+      </w:r>
+      <w:r>
+        <w:rPr>
+          <w:rFonts w:hint="eastAsia" w:ascii="Times New Roman" w:hAnsi="Times New Roman" w:eastAsia="FangSong" w:cs="Times New Roman"/>
+        </w:rPr>
+        <w:t>溶液</w:t>
+      </w:r>
+      <w:r>
+        <w:rPr>
+          <w:rFonts w:hint="eastAsia" w:ascii="Times New Roman" w:hAnsi="Times New Roman" w:eastAsia="Times New Roman" w:cs="Times New Roman"/>
+        </w:rPr>
+        <w:t>，</w:t>
+      </w:r>
+      <w:r>
+        <w:rPr>
+          <w:rFonts w:hint="eastAsia" w:ascii="Times New Roman" w:hAnsi="Times New Roman" w:eastAsia="FangSong" w:cs="Times New Roman"/>
+        </w:rPr>
+        <w:t>直至电位产生突跃</w:t>
+      </w:r>
+      <w:r>
+        <w:rPr>
+          <w:rFonts w:hint="eastAsia" w:ascii="Times New Roman" w:hAnsi="Times New Roman" w:eastAsia="Times New Roman" w:cs="Times New Roman"/>
+        </w:rPr>
+        <w:t>，</w:t>
+      </w:r>
+      <w:r>
+        <w:rPr>
+          <w:rFonts w:hint="eastAsia" w:ascii="Times New Roman" w:hAnsi="Times New Roman" w:eastAsia="FangSong" w:cs="Times New Roman"/>
+        </w:rPr>
+        <w:t>测得电位突跃点对应加入待测液体积为</w:t>
+      </w:r>
+      <w:r>
+        <w:rPr>
+          <w:rFonts w:ascii="Times New Roman" w:hAnsi="Times New Roman" w:eastAsia="Times New Roman" w:cs="Times New Roman"/>
+        </w:rPr>
+        <w:t xml:space="preserve"> </w:t>
+      </w:r>
+      <m:oMath>
+        <m:oMathPr>
+          <m:ctrlPr>
+            <w:rPr>
+              <w:sz w:val="28"/>
+              <w:szCs w:val="28"/>
+            </w:rPr>
+          </m:ctrlPr>
+        </m:oMathPr>
+        <m:r>
+          <m:t>10.42</m:t>
+        </m:r>
+        <m:r>
+          <m:t> </m:t>
+        </m:r>
+        <m:r>
+          <m:t>m</m:t>
+        </m:r>
+        <m:r>
+          <m:t>L</m:t>
+        </m:r>
+      </m:oMath>
+      <w:r>
+        <w:rPr>
+          <w:rFonts w:ascii="Times New Roman" w:hAnsi="Times New Roman" w:eastAsia="Times New Roman" w:cs="Times New Roman"/>
+        </w:rPr>
+        <w:t xml:space="preserve"> </w:t>
+      </w:r>
+      <w:r>
+        <w:rPr>
+          <w:rFonts w:hint="eastAsia" w:ascii="Times New Roman" w:hAnsi="Times New Roman" w:eastAsia="Times New Roman" w:cs="Times New Roman"/>
+        </w:rPr>
+        <w:t>。</w:t>
+      </w:r>
+      <w:r>
+        <w:rPr>
+          <w:rFonts w:hint="eastAsia" w:ascii="Times New Roman" w:hAnsi="Times New Roman" w:eastAsia="FangSong" w:cs="Times New Roman"/>
+        </w:rPr>
+        <w:t>请计算待测液中</w:t>
+      </w:r>
+      <w:r>
+        <w:rPr>
+          <w:rFonts w:ascii="Times New Roman" w:hAnsi="Times New Roman" w:eastAsia="Times New Roman" w:cs="Times New Roman"/>
+        </w:rPr>
+        <w:t xml:space="preserve"> </w:t>
+      </w:r>
+      <w:r>
+        <w:rPr>
+          <w:rFonts w:hint="eastAsia" w:ascii="Times New Roman" w:hAnsi="Times New Roman" w:eastAsia="Times New Roman" w:cs="Times New Roman"/>
+        </w:rPr>
+        <w:t>Ce（IV）</w:t>
+      </w:r>
+      <w:r>
+        <w:rPr>
+          <w:rFonts w:hint="eastAsia" w:ascii="Times New Roman" w:hAnsi="Times New Roman" w:eastAsia="FangSong" w:cs="Times New Roman"/>
+        </w:rPr>
+        <w:t>的浓度</w:t>
+      </w:r>
+      <w:r>
+        <w:rPr>
+          <w:rFonts w:hint="eastAsia" w:ascii="Times New Roman" w:hAnsi="Times New Roman" w:eastAsia="Times New Roman" w:cs="Times New Roman"/>
+        </w:rPr>
+        <w:t>。</w:t>
+      </w:r>
+    </w:p>
+    <w:p>
+      <w:pPr>
+        <w:pStyle w:val="BodyText"/>
+      </w:pPr>
+      <m:oMathPara>
+        <m:oMathParaPr>
+          <m:jc m:val="center"/>
+          <m:ctrlPr>
+            <w:rPr>
+              <w:sz w:val="28"/>
+              <w:szCs w:val="28"/>
+            </w:rPr>
+          </m:ctrlPr>
+        </m:oMathParaPr>
+        <m:oMath>
+          <m:r>
+            <m:t>n</m:t>
+          </m:r>
+          <m:r>
+            <m:rPr>
+              <m:sty m:val="p"/>
+            </m:rPr>
+            <m:t>(</m:t>
+          </m:r>
+          <m:sSup>
+            <m:e>
+              <m:r>
+                <m:t>e</m:t>
+              </m:r>
+            </m:e>
+            <m:sup>
+              <m:r>
+                <m:rPr>
+                  <m:sty m:val="p"/>
+                </m:rPr>
+                <m:t>−</m:t>
+              </m:r>
+            </m:sup>
+          </m:sSup>
+          <m:r>
+            <m:rPr>
+              <m:sty m:val="p"/>
+            </m:rPr>
+            <m:t>)</m:t>
+          </m:r>
+          <m:r>
+            <m:rPr>
+              <m:sty m:val="p"/>
+            </m:rPr>
+            <m:t>=</m:t>
+          </m:r>
+          <m:f>
+            <m:fPr>
+              <m:type m:val="bar"/>
+            </m:fPr>
+            <m:num>
+              <m:r>
+                <m:t>q</m:t>
+              </m:r>
+            </m:num>
+            <m:den>
+              <m:r>
+                <m:t>F</m:t>
+              </m:r>
+            </m:den>
+          </m:f>
+          <m:r>
+            <m:rPr>
+              <m:sty m:val="p"/>
+            </m:rPr>
+            <m:t>=</m:t>
+          </m:r>
+          <m:r>
+            <m:t>0</m:t>
+          </m:r>
+          <m:r>
+            <m:rPr>
+              <m:sty m:val="p"/>
+            </m:rPr>
+            <m:t>.</m:t>
+          </m:r>
+          <m:r>
+            <m:t>1</m:t>
+          </m:r>
+          <m:r>
+            <m:t>0</m:t>
+          </m:r>
+          <m:r>
+            <m:t>0</m:t>
+          </m:r>
+          <m:r>
+            <m:t>0</m:t>
+          </m:r>
+          <m:r>
+            <m:rPr>
+              <m:sty m:val="p"/>
+            </m:rPr>
+            <m:t>*</m:t>
+          </m:r>
+          <m:f>
+            <m:fPr>
+              <m:type m:val="bar"/>
+            </m:fPr>
+            <m:num>
+              <m:r>
+                <m:t>2</m:t>
+              </m:r>
+              <m:r>
+                <m:t>0</m:t>
+              </m:r>
+              <m:r>
+                <m:t>0</m:t>
+              </m:r>
+              <m:r>
+                <m:rPr>
+                  <m:sty m:val="p"/>
+                </m:rPr>
+                <m:t>.</m:t>
+              </m:r>
+              <m:r>
+                <m:t>0</m:t>
+              </m:r>
+            </m:num>
+            <m:den>
+              <m:r>
+                <m:t>9</m:t>
+              </m:r>
+              <m:r>
+                <m:t>6</m:t>
+              </m:r>
+              <m:r>
+                <m:t>4</m:t>
+              </m:r>
+              <m:r>
+                <m:t>8</m:t>
+              </m:r>
+              <m:r>
+                <m:t>5</m:t>
+              </m:r>
+            </m:den>
+          </m:f>
+          <m:r>
+            <m:t>m</m:t>
+          </m:r>
+          <m:r>
+            <m:t>o</m:t>
+          </m:r>
+          <m:r>
+            <m:t>l</m:t>
+          </m:r>
+          <m:r>
+            <m:rPr>
+              <m:sty m:val="p"/>
+            </m:rPr>
+            <m:t>=</m:t>
+          </m:r>
+          <m:r>
+            <m:t>2</m:t>
+          </m:r>
+          <m:r>
+            <m:rPr>
+              <m:sty m:val="p"/>
+            </m:rPr>
+            <m:t>.</m:t>
+          </m:r>
+          <m:r>
+            <m:t>0</m:t>
+          </m:r>
+          <m:r>
+            <m:t>7</m:t>
+          </m:r>
+          <m:r>
+            <m:t>3</m:t>
+          </m:r>
+          <m:r>
+            <m:rPr>
+              <m:sty m:val="p"/>
+            </m:rPr>
+            <m:t>*</m:t>
+          </m:r>
+          <m:r>
+            <m:t>1</m:t>
+          </m:r>
+          <m:sSup>
+            <m:e>
+              <m:r>
+                <m:t>0</m:t>
+              </m:r>
+            </m:e>
+            <m:sup>
+              <m:r>
+                <m:rPr>
+                  <m:sty m:val="p"/>
+                </m:rPr>
+                <m:t>−</m:t>
+              </m:r>
+              <m:r>
+                <m:t>4</m:t>
+              </m:r>
+            </m:sup>
+          </m:sSup>
+          <m:r>
+            <m:t>m</m:t>
+          </m:r>
+          <m:r>
+            <m:t>o</m:t>
+          </m:r>
+          <m:r>
+            <m:t>l</m:t>
+          </m:r>
+        </m:oMath>
+      </m:oMathPara>
     </w:p>
     <w:p>
       <w:pPr>
@@ -22207,31 +23172,7 @@
         </m:oMathParaPr>
         <m:oMath>
           <m:r>
-            <m:t>3</m:t>
-          </m:r>
-          <m:r>
-            <m:rPr>
-              <m:sty m:val="p"/>
-            </m:rPr>
-            <m:t>−</m:t>
-          </m:r>
-          <m:r>
-            <m:t>1</m:t>
-          </m:r>
-          <m:r>
-            <m:rPr>
-              <m:sty m:val="p"/>
-            </m:rPr>
-            <m:t>−</m:t>
-          </m:r>
-          <m:r>
-            <m:t>1</m:t>
-          </m:r>
-          <m:r>
-            <m:rPr>
-              <m:sty m:val="p"/>
-            </m:rPr>
-            <m:t>n</m:t>
+            <m:t>c</m:t>
           </m:r>
           <m:r>
             <m:rPr>
@@ -22239,21 +23180,27 @@
             </m:rPr>
             <m:t>(</m:t>
           </m:r>
-          <m:sSub>
+          <m:r>
+            <m:t>C</m:t>
+          </m:r>
+          <m:sSup>
             <m:e>
+              <m:r>
+                <m:t>e</m:t>
+              </m:r>
+            </m:e>
+            <m:sup>
+              <m:r>
+                <m:t>4</m:t>
+              </m:r>
               <m:r>
                 <m:rPr>
                   <m:sty m:val="p"/>
                 </m:rPr>
-                <m:t>O</m:t>
-              </m:r>
-            </m:e>
-            <m:sub>
-              <m:r>
-                <m:t>2</m:t>
-              </m:r>
-            </m:sub>
-          </m:sSub>
+                <m:t>+</m:t>
+              </m:r>
+            </m:sup>
+          </m:sSup>
           <m:r>
             <m:rPr>
               <m:sty m:val="p"/>
@@ -22266,30 +23213,1122 @@
             </m:rPr>
             <m:t>=</m:t>
           </m:r>
+          <m:f>
+            <m:fPr>
+              <m:type m:val="bar"/>
+            </m:fPr>
+            <m:num>
+              <m:r>
+                <m:t>n</m:t>
+              </m:r>
+              <m:r>
+                <m:rPr>
+                  <m:sty m:val="p"/>
+                </m:rPr>
+                <m:t>(</m:t>
+              </m:r>
+              <m:sSup>
+                <m:e>
+                  <m:r>
+                    <m:t>e</m:t>
+                  </m:r>
+                </m:e>
+                <m:sup>
+                  <m:r>
+                    <m:rPr>
+                      <m:sty m:val="p"/>
+                    </m:rPr>
+                    <m:t>−</m:t>
+                  </m:r>
+                </m:sup>
+              </m:sSup>
+              <m:r>
+                <m:rPr>
+                  <m:sty m:val="p"/>
+                </m:rPr>
+                <m:t>)</m:t>
+              </m:r>
+            </m:num>
+            <m:den>
+              <m:r>
+                <m:t>V</m:t>
+              </m:r>
+              <m:r>
+                <m:rPr>
+                  <m:sty m:val="p"/>
+                </m:rPr>
+                <m:t>(</m:t>
+              </m:r>
+              <m:r>
+                <m:t>C</m:t>
+              </m:r>
+              <m:sSup>
+                <m:e>
+                  <m:r>
+                    <m:t>e</m:t>
+                  </m:r>
+                </m:e>
+                <m:sup>
+                  <m:r>
+                    <m:t>4</m:t>
+                  </m:r>
+                  <m:r>
+                    <m:rPr>
+                      <m:sty m:val="p"/>
+                    </m:rPr>
+                    <m:t>+</m:t>
+                  </m:r>
+                </m:sup>
+              </m:sSup>
+              <m:r>
+                <m:rPr>
+                  <m:sty m:val="p"/>
+                </m:rPr>
+                <m:t>)</m:t>
+              </m:r>
+            </m:den>
+          </m:f>
           <m:r>
             <m:rPr>
               <m:sty m:val="p"/>
             </m:rPr>
-            <m:t>n</m:t>
-          </m:r>
+            <m:t>=</m:t>
+          </m:r>
+          <m:f>
+            <m:fPr>
+              <m:type m:val="bar"/>
+            </m:fPr>
+            <m:num>
+              <m:r>
+                <m:t>2</m:t>
+              </m:r>
+              <m:r>
+                <m:rPr>
+                  <m:sty m:val="p"/>
+                </m:rPr>
+                <m:t>.</m:t>
+              </m:r>
+              <m:r>
+                <m:t>0</m:t>
+              </m:r>
+              <m:r>
+                <m:t>7</m:t>
+              </m:r>
+              <m:r>
+                <m:t>3</m:t>
+              </m:r>
+              <m:r>
+                <m:rPr>
+                  <m:sty m:val="p"/>
+                </m:rPr>
+                <m:t>*</m:t>
+              </m:r>
+              <m:r>
+                <m:t>1</m:t>
+              </m:r>
+              <m:sSup>
+                <m:e>
+                  <m:r>
+                    <m:t>0</m:t>
+                  </m:r>
+                </m:e>
+                <m:sup>
+                  <m:r>
+                    <m:rPr>
+                      <m:sty m:val="p"/>
+                    </m:rPr>
+                    <m:t>−</m:t>
+                  </m:r>
+                  <m:r>
+                    <m:t>4</m:t>
+                  </m:r>
+                </m:sup>
+              </m:sSup>
+              <m:r>
+                <m:t>m</m:t>
+              </m:r>
+              <m:r>
+                <m:t>o</m:t>
+              </m:r>
+              <m:r>
+                <m:t>l</m:t>
+              </m:r>
+            </m:num>
+            <m:den>
+              <m:r>
+                <m:t>1</m:t>
+              </m:r>
+              <m:r>
+                <m:t>0</m:t>
+              </m:r>
+              <m:r>
+                <m:rPr>
+                  <m:sty m:val="p"/>
+                </m:rPr>
+                <m:t>.</m:t>
+              </m:r>
+              <m:r>
+                <m:t>4</m:t>
+              </m:r>
+              <m:r>
+                <m:t>2</m:t>
+              </m:r>
+              <m:r>
+                <m:t>m</m:t>
+              </m:r>
+              <m:r>
+                <m:t>L</m:t>
+              </m:r>
+            </m:den>
+          </m:f>
+          <m:r>
+            <m:rPr>
+              <m:sty m:val="p"/>
+            </m:rPr>
+            <m:t>=</m:t>
+          </m:r>
+          <m:r>
+            <m:t>0</m:t>
+          </m:r>
+          <m:r>
+            <m:rPr>
+              <m:sty m:val="p"/>
+            </m:rPr>
+            <m:t>.</m:t>
+          </m:r>
+          <m:r>
+            <m:t>0</m:t>
+          </m:r>
+          <m:r>
+            <m:t>1</m:t>
+          </m:r>
+          <m:r>
+            <m:t>9</m:t>
+          </m:r>
+          <m:r>
+            <m:t>8</m:t>
+          </m:r>
+          <m:r>
+            <m:t>9</m:t>
+          </m:r>
+          <m:r>
+            <m:t>m</m:t>
+          </m:r>
+          <m:r>
+            <m:t>o</m:t>
+          </m:r>
+          <m:r>
+            <m:t>l</m:t>
+          </m:r>
+          <m:r>
+            <m:rPr>
+              <m:sty m:val="p"/>
+            </m:rPr>
+            <m:t>⋅</m:t>
+          </m:r>
+          <m:sSup>
+            <m:e>
+              <m:r>
+                <m:t>L</m:t>
+              </m:r>
+            </m:e>
+            <m:sup>
+              <m:r>
+                <m:rPr>
+                  <m:sty m:val="p"/>
+                </m:rPr>
+                <m:t>−</m:t>
+              </m:r>
+              <m:r>
+                <m:t>1</m:t>
+              </m:r>
+            </m:sup>
+          </m:sSup>
+        </m:oMath>
+      </m:oMathPara>
+    </w:p>
+    <w:p>
+      <w:pPr>
+        <w:pStyle w:val="FirstParagraph"/>
+        <w:ind w:firstLine="420"/>
+      </w:pPr>
+      <m:oMath>
+        <m:oMathPr>
+          <m:ctrlPr>
+            <w:rPr>
+              <w:sz w:val="28"/>
+              <w:szCs w:val="28"/>
+            </w:rPr>
+          </m:ctrlPr>
+        </m:oMathPr>
+        <m:r>
+          <m:rPr>
+            <m:sty m:val="p"/>
+          </m:rPr>
+          <m:t>(</m:t>
+        </m:r>
+        <m:r>
+          <m:t>n</m:t>
+        </m:r>
+        <m:r>
+          <m:rPr>
+            <m:sty m:val="p"/>
+          </m:rPr>
+          <m:t>(</m:t>
+        </m:r>
+        <m:sSup>
+          <m:e>
+            <m:r>
+              <m:t>e</m:t>
+            </m:r>
+          </m:e>
+          <m:sup>
+            <m:r>
+              <m:rPr>
+                <m:sty m:val="p"/>
+              </m:rPr>
+              <m:t>−</m:t>
+            </m:r>
+          </m:sup>
+        </m:sSup>
+        <m:r>
+          <m:rPr>
+            <m:sty m:val="p"/>
+          </m:rPr>
+          <m:t>)</m:t>
+        </m:r>
+      </m:oMath>
+      <w:r>
+        <w:rPr>
+          <w:rFonts w:ascii="Times New Roman" w:hAnsi="Times New Roman" w:eastAsia="Times New Roman" w:cs="Times New Roman"/>
+        </w:rPr>
+        <w:t xml:space="preserve"> </w:t>
+      </w:r>
+      <w:r>
+        <w:rPr>
+          <w:rFonts w:hint="eastAsia" w:ascii="Times New Roman" w:hAnsi="Times New Roman" w:eastAsia="FangSong" w:cs="Times New Roman"/>
+        </w:rPr>
+        <w:t xml:space="preserve">的计算</w:t>
+      </w:r>
+      <w:r>
+        <w:rPr>
+          <w:rFonts w:ascii="Times New Roman" w:hAnsi="Times New Roman" w:eastAsia="Times New Roman" w:cs="Times New Roman"/>
+        </w:rPr>
+        <w:t xml:space="preserve"> 2 </w:t>
+      </w:r>
+      <w:r>
+        <w:rPr>
+          <w:rFonts w:hint="eastAsia" w:ascii="Times New Roman" w:hAnsi="Times New Roman" w:eastAsia="FangSong" w:cs="Times New Roman"/>
+        </w:rPr>
+        <w:t>分</w:t>
+      </w:r>
+      <w:r>
+        <w:rPr>
+          <w:rFonts w:hint="eastAsia" w:ascii="Times New Roman" w:hAnsi="Times New Roman" w:eastAsia="Times New Roman" w:cs="Times New Roman"/>
+        </w:rPr>
+        <w:t>，</w:t>
+      </w:r>
+      <w:r>
+        <w:rPr>
+          <w:rFonts w:ascii="Times New Roman" w:hAnsi="Times New Roman" w:eastAsia="Times New Roman" w:cs="Times New Roman"/>
+        </w:rPr>
+        <w:t xml:space="preserve"> </w:t>
+      </w:r>
+      <m:oMath>
+        <m:oMathPr>
+          <m:ctrlPr>
+            <w:rPr>
+              <w:sz w:val="28"/>
+              <w:szCs w:val="28"/>
+            </w:rPr>
+          </m:ctrlPr>
+        </m:oMathPr>
+        <m:r>
+          <m:t>c</m:t>
+        </m:r>
+        <m:r>
+          <m:rPr>
+            <m:sty m:val="p"/>
+          </m:rPr>
+          <m:t>(</m:t>
+        </m:r>
+        <m:r>
+          <m:t>C</m:t>
+        </m:r>
+        <m:sSup>
+          <m:e>
+            <m:r>
+              <m:t>e</m:t>
+            </m:r>
+          </m:e>
+          <m:sup>
+            <m:r>
+              <m:t>4</m:t>
+            </m:r>
+            <m:r>
+              <m:rPr>
+                <m:sty m:val="p"/>
+              </m:rPr>
+              <m:t>+</m:t>
+            </m:r>
+          </m:sup>
+        </m:sSup>
+        <m:r>
+          <m:rPr>
+            <m:sty m:val="p"/>
+          </m:rPr>
+          <m:t>)</m:t>
+        </m:r>
+      </m:oMath>
+      <w:r>
+        <w:rPr>
+          <w:rFonts w:ascii="Times New Roman" w:hAnsi="Times New Roman" w:eastAsia="Times New Roman" w:cs="Times New Roman"/>
+        </w:rPr>
+        <w:t xml:space="preserve"> </w:t>
+      </w:r>
+      <w:r>
+        <w:rPr>
+          <w:rFonts w:hint="eastAsia" w:ascii="Times New Roman" w:hAnsi="Times New Roman" w:eastAsia="FangSong" w:cs="Times New Roman"/>
+        </w:rPr>
+        <w:t xml:space="preserve">的计算</w:t>
+      </w:r>
+      <w:r>
+        <w:rPr>
+          <w:rFonts w:ascii="Times New Roman" w:hAnsi="Times New Roman" w:eastAsia="Times New Roman" w:cs="Times New Roman"/>
+        </w:rPr>
+        <w:t xml:space="preserve"> 2 </w:t>
+      </w:r>
+      <w:r>
+        <w:rPr>
+          <w:rFonts w:hint="eastAsia" w:ascii="Times New Roman" w:hAnsi="Times New Roman" w:eastAsia="FangSong" w:cs="Times New Roman"/>
+        </w:rPr>
+        <w:t>分</w:t>
+      </w:r>
+      <w:r>
+        <w:rPr>
+          <w:rFonts w:hint="eastAsia" w:ascii="Times New Roman" w:hAnsi="Times New Roman" w:eastAsia="Times New Roman" w:cs="Times New Roman"/>
+        </w:rPr>
+        <w:t>，</w:t>
+      </w:r>
+      <w:r>
+        <w:rPr>
+          <w:rFonts w:hint="eastAsia" w:ascii="Times New Roman" w:hAnsi="Times New Roman" w:eastAsia="FangSong" w:cs="Times New Roman"/>
+        </w:rPr>
+        <w:t>共</w:t>
+      </w:r>
+      <w:r>
+        <w:rPr>
+          <w:rFonts w:ascii="Times New Roman" w:hAnsi="Times New Roman" w:eastAsia="Times New Roman" w:cs="Times New Roman"/>
+        </w:rPr>
+        <w:t xml:space="preserve"> 4 </w:t>
+      </w:r>
+      <w:r>
+        <w:rPr>
+          <w:rFonts w:hint="eastAsia" w:ascii="Times New Roman" w:hAnsi="Times New Roman" w:eastAsia="FangSong" w:cs="Times New Roman"/>
+        </w:rPr>
+        <w:t>分</w:t>
+      </w:r>
+      <w:r>
+        <w:rPr>
+          <w:rFonts w:hint="eastAsia" w:ascii="Times New Roman" w:hAnsi="Times New Roman" w:eastAsia="Times New Roman" w:cs="Times New Roman"/>
+        </w:rPr>
+        <w:t>）</w:t>
+      </w:r>
+    </w:p>
+    <w:p>
+      <w:pPr>
+        <w:pStyle w:val="BodyText"/>
+        <w:ind w:firstLine="420"/>
+      </w:pPr>
+      <w:r>
+        <w:rPr>
+          <w:rFonts w:ascii="Times New Roman" w:hAnsi="Times New Roman" w:eastAsia="Times New Roman" w:cs="Times New Roman"/>
+        </w:rPr>
+        <w:t xml:space="preserve">3-2 </w:t>
+      </w:r>
+      <w:r>
+        <w:rPr>
+          <w:rFonts w:hint="eastAsia" w:ascii="Times New Roman" w:hAnsi="Times New Roman" w:eastAsia="FangSong" w:cs="Times New Roman"/>
+        </w:rPr>
+        <w:t>电位滴定法</w:t>
+      </w:r>
+      <w:r>
+        <w:rPr>
+          <w:rFonts w:hint="eastAsia" w:ascii="Times New Roman" w:hAnsi="Times New Roman" w:eastAsia="Times New Roman" w:cs="Times New Roman"/>
+        </w:rPr>
+        <w:t>：</w:t>
+      </w:r>
+      <w:r>
+        <w:rPr>
+          <w:rFonts w:hint="eastAsia" w:ascii="Times New Roman" w:hAnsi="Times New Roman" w:eastAsia="FangSong" w:cs="Times New Roman"/>
+        </w:rPr>
+        <w:t>配制一定浓度的</w:t>
+      </w:r>
+      <w:r>
+        <w:rPr>
+          <w:rFonts w:ascii="Times New Roman" w:hAnsi="Times New Roman" w:eastAsia="Times New Roman" w:cs="Times New Roman"/>
+        </w:rPr>
+        <w:t xml:space="preserve"> </w:t>
+      </w:r>
+      <m:oMath>
+        <m:oMathPr>
+          <m:ctrlPr>
+            <w:rPr>
+              <w:sz w:val="28"/>
+              <w:szCs w:val="28"/>
+            </w:rPr>
+          </m:ctrlPr>
+        </m:oMathPr>
+        <m:r>
+          <m:t>N</m:t>
+        </m:r>
+        <m:sSub>
+          <m:e>
+            <m:r>
+              <m:t>a</m:t>
+            </m:r>
+          </m:e>
+          <m:sub>
+            <m:r>
+              <m:t>2</m:t>
+            </m:r>
+          </m:sub>
+        </m:sSub>
+        <m:sSub>
+          <m:e>
+            <m:r>
+              <m:t>S</m:t>
+            </m:r>
+          </m:e>
+          <m:sub>
+            <m:r>
+              <m:t>2</m:t>
+            </m:r>
+          </m:sub>
+        </m:sSub>
+        <m:sSub>
+          <m:e>
+            <m:r>
+              <m:t>O</m:t>
+            </m:r>
+          </m:e>
+          <m:sub>
+            <m:r>
+              <m:t>3</m:t>
+            </m:r>
+          </m:sub>
+        </m:sSub>
+      </m:oMath>
+      <w:r>
+        <w:rPr>
+          <w:rFonts w:ascii="Times New Roman" w:hAnsi="Times New Roman" w:eastAsia="Times New Roman" w:cs="Times New Roman"/>
+        </w:rPr>
+        <w:t xml:space="preserve"> </w:t>
+      </w:r>
+      <w:r>
+        <w:rPr>
+          <w:rFonts w:hint="eastAsia" w:ascii="Times New Roman" w:hAnsi="Times New Roman" w:eastAsia="FangSong" w:cs="Times New Roman"/>
+        </w:rPr>
+        <w:t>溶液备用</w:t>
+      </w:r>
+      <w:r>
+        <w:rPr>
+          <w:rFonts w:hint="eastAsia" w:ascii="Times New Roman" w:hAnsi="Times New Roman" w:eastAsia="Times New Roman" w:cs="Times New Roman"/>
+        </w:rPr>
+        <w:t>。</w:t>
+      </w:r>
+      <w:r>
+        <w:rPr>
+          <w:rFonts w:hint="eastAsia" w:ascii="Times New Roman" w:hAnsi="Times New Roman" w:eastAsia="FangSong" w:cs="Times New Roman"/>
+        </w:rPr>
+        <w:t>在电解池中加入足量</w:t>
+      </w:r>
+      <w:r>
+        <w:rPr>
+          <w:rFonts w:ascii="Times New Roman" w:hAnsi="Times New Roman" w:eastAsia="Times New Roman" w:cs="Times New Roman"/>
+        </w:rPr>
+        <w:t xml:space="preserve"> </w:t>
+      </w:r>
+      <m:oMath>
+        <m:oMathPr>
+          <m:ctrlPr>
+            <w:rPr>
+              <w:sz w:val="28"/>
+              <w:szCs w:val="28"/>
+            </w:rPr>
+          </m:ctrlPr>
+        </m:oMathPr>
+        <m:r>
+          <m:t>1</m:t>
+        </m:r>
+        <m:r>
+          <m:t> </m:t>
+        </m:r>
+        <m:r>
+          <m:t>g</m:t>
+        </m:r>
+        <m:r>
+          <m:rPr>
+            <m:sty m:val="p"/>
+          </m:rPr>
+          <m:t>⋅</m:t>
+        </m:r>
+        <m:r>
+          <m:t>m</m:t>
+        </m:r>
+        <m:sSup>
+          <m:e>
+            <m:r>
+              <m:t>L</m:t>
+            </m:r>
+          </m:e>
+          <m:sup>
+            <m:r>
+              <m:rPr>
+                <m:sty m:val="p"/>
+              </m:rPr>
+              <m:t>−</m:t>
+            </m:r>
+            <m:r>
+              <m:t>1</m:t>
+            </m:r>
+          </m:sup>
+        </m:sSup>
+      </m:oMath>
+      <w:r>
+        <w:rPr>
+          <w:rFonts w:ascii="Times New Roman" w:hAnsi="Times New Roman" w:eastAsia="Times New Roman" w:cs="Times New Roman"/>
+        </w:rPr>
+        <w:t xml:space="preserve"> </w:t>
+      </w:r>
+      <w:r>
+        <w:rPr>
+          <w:rFonts w:hint="eastAsia" w:ascii="Times New Roman" w:hAnsi="Times New Roman" w:eastAsia="FangSong" w:cs="Times New Roman"/>
+        </w:rPr>
+        <w:t>的</w:t>
+      </w:r>
+      <w:r>
+        <w:rPr>
+          <w:rFonts w:hint="eastAsia" w:ascii="Times New Roman" w:hAnsi="Times New Roman" w:eastAsia="Times New Roman" w:cs="Times New Roman"/>
+        </w:rPr>
+        <w:t>KI</w:t>
+      </w:r>
+      <w:r>
+        <w:rPr>
+          <w:rFonts w:hint="eastAsia" w:ascii="Times New Roman" w:hAnsi="Times New Roman" w:eastAsia="FangSong" w:cs="Times New Roman"/>
+        </w:rPr>
+        <w:t>溶液</w:t>
+      </w:r>
+      <w:r>
+        <w:rPr>
+          <w:rFonts w:hint="eastAsia" w:ascii="Times New Roman" w:hAnsi="Times New Roman" w:eastAsia="Times New Roman" w:cs="Times New Roman"/>
+        </w:rPr>
+        <w:t>，</w:t>
+      </w:r>
+      <w:r>
+        <w:rPr>
+          <w:rFonts w:hint="eastAsia" w:ascii="Times New Roman" w:hAnsi="Times New Roman" w:eastAsia="FangSong" w:cs="Times New Roman"/>
+        </w:rPr>
+        <w:t>以</w:t>
+      </w:r>
+      <w:r>
+        <w:rPr>
+          <w:rFonts w:hint="eastAsia" w:ascii="Times New Roman" w:hAnsi="Times New Roman" w:eastAsia="Times New Roman" w:cs="Times New Roman"/>
+        </w:rPr>
+        <w:t>100.0</w:t>
+      </w:r>
+      <w:r>
+        <w:rPr>
+          <w:rFonts w:ascii="Times New Roman" w:hAnsi="Times New Roman" w:eastAsia="Times New Roman" w:cs="Times New Roman"/>
+        </w:rPr>
+        <w:t xml:space="preserve"> </w:t>
+      </w:r>
+      <w:r>
+        <w:rPr>
+          <w:rFonts w:hint="eastAsia" w:ascii="Times New Roman" w:hAnsi="Times New Roman" w:eastAsia="Times New Roman" w:cs="Times New Roman"/>
+        </w:rPr>
+        <w:t>mA</w:t>
+      </w:r>
+      <w:r>
+        <w:rPr>
+          <w:rFonts w:hint="eastAsia" w:ascii="Times New Roman" w:hAnsi="Times New Roman" w:eastAsia="FangSong" w:cs="Times New Roman"/>
+        </w:rPr>
+        <w:t>电流电解</w:t>
+      </w:r>
+      <w:r>
+        <w:rPr>
+          <w:rFonts w:hint="eastAsia" w:ascii="Times New Roman" w:hAnsi="Times New Roman" w:eastAsia="Times New Roman" w:cs="Times New Roman"/>
+        </w:rPr>
+        <w:t>200.0</w:t>
+      </w:r>
+      <w:r>
+        <w:rPr>
+          <w:rFonts w:ascii="Times New Roman" w:hAnsi="Times New Roman" w:eastAsia="Times New Roman" w:cs="Times New Roman"/>
+        </w:rPr>
+        <w:t xml:space="preserve"> </w:t>
+      </w:r>
+      <w:r>
+        <w:rPr>
+          <w:rFonts w:hint="eastAsia" w:ascii="Times New Roman" w:hAnsi="Times New Roman" w:eastAsia="Times New Roman" w:cs="Times New Roman"/>
+        </w:rPr>
+        <w:t>s，</w:t>
+      </w:r>
+      <w:r>
+        <w:rPr>
+          <w:rFonts w:hint="eastAsia" w:ascii="Times New Roman" w:hAnsi="Times New Roman" w:eastAsia="FangSong" w:cs="Times New Roman"/>
+        </w:rPr>
+        <w:t>阳极生成</w:t>
+      </w:r>
+      <w:r>
+        <w:rPr>
+          <w:rFonts w:ascii="Times New Roman" w:hAnsi="Times New Roman" w:eastAsia="Times New Roman" w:cs="Times New Roman"/>
+        </w:rPr>
+        <w:t xml:space="preserve"> </w:t>
+      </w:r>
+      <m:oMath>
+        <m:sSub>
+          <m:e>
+            <m:r>
+              <m:t>I</m:t>
+            </m:r>
+          </m:e>
+          <m:sub>
+            <m:r>
+              <m:t>2</m:t>
+            </m:r>
+          </m:sub>
+        </m:sSub>
+      </m:oMath>
+      <w:r>
+        <w:rPr>
+          <w:rFonts w:ascii="Times New Roman" w:hAnsi="Times New Roman" w:eastAsia="Times New Roman" w:cs="Times New Roman"/>
+        </w:rPr>
+        <w:t xml:space="preserve"> </w:t>
+      </w:r>
+      <w:r>
+        <w:rPr>
+          <w:rFonts w:hint="eastAsia" w:ascii="Times New Roman" w:hAnsi="Times New Roman" w:eastAsia="Times New Roman" w:cs="Times New Roman"/>
+        </w:rPr>
+        <w:t>。</w:t>
+      </w:r>
+      <w:r>
+        <w:rPr>
+          <w:rFonts w:hint="eastAsia" w:ascii="Times New Roman" w:hAnsi="Times New Roman" w:eastAsia="FangSong" w:cs="Times New Roman"/>
+        </w:rPr>
+        <w:t>向电解池缓慢注入</w:t>
+      </w:r>
+      <w:r>
+        <w:rPr>
+          <w:rFonts w:ascii="Times New Roman" w:hAnsi="Times New Roman" w:eastAsia="Times New Roman" w:cs="Times New Roman"/>
+        </w:rPr>
+        <w:t xml:space="preserve"> </w:t>
+      </w:r>
+      <m:oMath>
+        <m:oMathPr>
+          <m:ctrlPr>
+            <w:rPr>
+              <w:sz w:val="28"/>
+              <w:szCs w:val="28"/>
+            </w:rPr>
+          </m:ctrlPr>
+        </m:oMathPr>
+        <m:r>
+          <m:t>N</m:t>
+        </m:r>
+        <m:sSub>
+          <m:e>
+            <m:r>
+              <m:t>a</m:t>
+            </m:r>
+          </m:e>
+          <m:sub>
+            <m:r>
+              <m:t>2</m:t>
+            </m:r>
+          </m:sub>
+        </m:sSub>
+        <m:sSub>
+          <m:e>
+            <m:r>
+              <m:t>S</m:t>
+            </m:r>
+          </m:e>
+          <m:sub>
+            <m:r>
+              <m:t>2</m:t>
+            </m:r>
+          </m:sub>
+        </m:sSub>
+        <m:sSub>
+          <m:e>
+            <m:r>
+              <m:t>O</m:t>
+            </m:r>
+          </m:e>
+          <m:sub>
+            <m:r>
+              <m:t>3</m:t>
+            </m:r>
+          </m:sub>
+        </m:sSub>
+      </m:oMath>
+      <w:r>
+        <w:rPr>
+          <w:rFonts w:ascii="Times New Roman" w:hAnsi="Times New Roman" w:eastAsia="Times New Roman" w:cs="Times New Roman"/>
+        </w:rPr>
+        <w:t xml:space="preserve"> </w:t>
+      </w:r>
+      <w:r>
+        <w:rPr>
+          <w:rFonts w:hint="eastAsia" w:ascii="Times New Roman" w:hAnsi="Times New Roman" w:eastAsia="FangSong" w:cs="Times New Roman"/>
+        </w:rPr>
+        <w:t>溶液</w:t>
+      </w:r>
+      <w:r>
+        <w:rPr>
+          <w:rFonts w:hint="eastAsia" w:ascii="Times New Roman" w:hAnsi="Times New Roman" w:eastAsia="Times New Roman" w:cs="Times New Roman"/>
+        </w:rPr>
+        <w:t>，</w:t>
+      </w:r>
+      <w:r>
+        <w:rPr>
+          <w:rFonts w:hint="eastAsia" w:ascii="Times New Roman" w:hAnsi="Times New Roman" w:eastAsia="FangSong" w:cs="Times New Roman"/>
+        </w:rPr>
+        <w:t>测得电位突跃点对应体积为</w:t>
+      </w:r>
+      <w:r>
+        <w:rPr>
+          <w:rFonts w:hint="eastAsia" w:ascii="Times New Roman" w:hAnsi="Times New Roman" w:eastAsia="Times New Roman" w:cs="Times New Roman"/>
+        </w:rPr>
+        <w:t>V</w:t>
+      </w:r>
+      <w:r>
+        <w:rPr>
+          <w:rFonts w:ascii="Times New Roman" w:hAnsi="Times New Roman" w:eastAsia="Times New Roman" w:cs="Times New Roman"/>
+        </w:rPr>
+        <w:t xml:space="preserve"> </w:t>
+      </w:r>
+      <w:r>
+        <w:rPr>
+          <w:rFonts w:hint="eastAsia" w:ascii="Times New Roman" w:hAnsi="Times New Roman" w:eastAsia="Times New Roman" w:cs="Times New Roman"/>
+        </w:rPr>
+        <w:t>mL。</w:t>
+      </w:r>
+      <w:r>
+        <w:rPr>
+          <w:rFonts w:hint="eastAsia" w:ascii="Times New Roman" w:hAnsi="Times New Roman" w:eastAsia="FangSong" w:cs="Times New Roman"/>
+        </w:rPr>
+        <w:t>在另一电解池中加入足量</w:t>
+      </w:r>
+      <w:r>
+        <w:rPr>
+          <w:rFonts w:ascii="Times New Roman" w:hAnsi="Times New Roman" w:eastAsia="Times New Roman" w:cs="Times New Roman"/>
+        </w:rPr>
+        <w:t xml:space="preserve"> </w:t>
+      </w:r>
+      <m:oMath>
+        <m:oMathPr>
+          <m:ctrlPr>
+            <w:rPr>
+              <w:sz w:val="28"/>
+              <w:szCs w:val="28"/>
+            </w:rPr>
+          </m:ctrlPr>
+        </m:oMathPr>
+        <m:r>
+          <m:t>1</m:t>
+        </m:r>
+        <m:r>
+          <m:t> </m:t>
+        </m:r>
+        <m:r>
+          <m:t>g</m:t>
+        </m:r>
+        <m:r>
+          <m:rPr>
+            <m:sty m:val="p"/>
+          </m:rPr>
+          <m:t>⋅</m:t>
+        </m:r>
+        <m:r>
+          <m:t>m</m:t>
+        </m:r>
+        <m:sSup>
+          <m:e>
+            <m:r>
+              <m:t>L</m:t>
+            </m:r>
+          </m:e>
+          <m:sup>
+            <m:r>
+              <m:rPr>
+                <m:sty m:val="p"/>
+              </m:rPr>
+              <m:t>−</m:t>
+            </m:r>
+            <m:r>
+              <m:t>1</m:t>
+            </m:r>
+          </m:sup>
+        </m:sSup>
+      </m:oMath>
+      <w:r>
+        <w:rPr>
+          <w:rFonts w:ascii="Times New Roman" w:hAnsi="Times New Roman" w:eastAsia="Times New Roman" w:cs="Times New Roman"/>
+        </w:rPr>
+        <w:t xml:space="preserve"> </w:t>
+      </w:r>
+      <w:r>
+        <w:rPr>
+          <w:rFonts w:hint="eastAsia" w:ascii="Times New Roman" w:hAnsi="Times New Roman" w:eastAsia="FangSong" w:cs="Times New Roman"/>
+        </w:rPr>
+        <w:t>的</w:t>
+      </w:r>
+      <w:r>
+        <w:rPr>
+          <w:rFonts w:hint="eastAsia" w:ascii="Times New Roman" w:hAnsi="Times New Roman" w:eastAsia="Times New Roman" w:cs="Times New Roman"/>
+        </w:rPr>
+        <w:t>KI</w:t>
+      </w:r>
+      <w:r>
+        <w:rPr>
+          <w:rFonts w:hint="eastAsia" w:ascii="Times New Roman" w:hAnsi="Times New Roman" w:eastAsia="FangSong" w:cs="Times New Roman"/>
+        </w:rPr>
+        <w:t>溶液</w:t>
+      </w:r>
+      <w:r>
+        <w:rPr>
+          <w:rFonts w:hint="eastAsia" w:ascii="Times New Roman" w:hAnsi="Times New Roman" w:eastAsia="Times New Roman" w:cs="Times New Roman"/>
+        </w:rPr>
+        <w:t>，</w:t>
+      </w:r>
+      <w:r>
+        <w:rPr>
+          <w:rFonts w:hint="eastAsia" w:ascii="Times New Roman" w:hAnsi="Times New Roman" w:eastAsia="FangSong" w:cs="Times New Roman"/>
+        </w:rPr>
+        <w:t>并加入</w:t>
+      </w:r>
+      <w:r>
+        <w:rPr>
+          <w:rFonts w:hint="eastAsia" w:ascii="Times New Roman" w:hAnsi="Times New Roman" w:eastAsia="Times New Roman" w:cs="Times New Roman"/>
+        </w:rPr>
+        <w:t>20.00</w:t>
+      </w:r>
+      <w:r>
+        <w:rPr>
+          <w:rFonts w:ascii="Times New Roman" w:hAnsi="Times New Roman" w:eastAsia="Times New Roman" w:cs="Times New Roman"/>
+        </w:rPr>
+        <w:t xml:space="preserve"> </w:t>
+      </w:r>
+      <w:r>
+        <w:rPr>
+          <w:rFonts w:hint="eastAsia" w:ascii="Times New Roman" w:hAnsi="Times New Roman" w:eastAsia="Times New Roman" w:cs="Times New Roman"/>
+        </w:rPr>
+        <w:t>mL</w:t>
+      </w:r>
+      <w:r>
+        <w:rPr>
+          <w:rFonts w:hint="eastAsia" w:ascii="Times New Roman" w:hAnsi="Times New Roman" w:eastAsia="FangSong" w:cs="Times New Roman"/>
+        </w:rPr>
+        <w:t>的待测</w:t>
+      </w:r>
+      <w:r>
+        <w:rPr>
+          <w:rFonts w:hint="eastAsia" w:ascii="Times New Roman" w:hAnsi="Times New Roman" w:eastAsia="Times New Roman" w:cs="Times New Roman"/>
+        </w:rPr>
+        <w:t>Ce（IV）</w:t>
+      </w:r>
+      <w:r>
+        <w:rPr>
+          <w:rFonts w:hint="eastAsia" w:ascii="Times New Roman" w:hAnsi="Times New Roman" w:eastAsia="FangSong" w:cs="Times New Roman"/>
+        </w:rPr>
+        <w:t>溶液</w:t>
+      </w:r>
+      <w:r>
+        <w:rPr>
+          <w:rFonts w:hint="eastAsia" w:ascii="Times New Roman" w:hAnsi="Times New Roman" w:eastAsia="Times New Roman" w:cs="Times New Roman"/>
+        </w:rPr>
+        <w:t>，</w:t>
+      </w:r>
+      <w:r>
+        <w:rPr>
+          <w:rFonts w:hint="eastAsia" w:ascii="Times New Roman" w:hAnsi="Times New Roman" w:eastAsia="FangSong" w:cs="Times New Roman"/>
+        </w:rPr>
+        <w:t>向溶液中缓慢注入标定好的</w:t>
+      </w:r>
+      <w:r>
+        <w:rPr>
+          <w:rFonts w:ascii="Times New Roman" w:hAnsi="Times New Roman" w:eastAsia="Times New Roman" w:cs="Times New Roman"/>
+        </w:rPr>
+        <w:t xml:space="preserve"> </w:t>
+      </w:r>
+      <m:oMath>
+        <m:oMathPr>
+          <m:ctrlPr>
+            <w:rPr>
+              <w:sz w:val="28"/>
+              <w:szCs w:val="28"/>
+            </w:rPr>
+          </m:ctrlPr>
+        </m:oMathPr>
+        <m:r>
+          <m:t>N</m:t>
+        </m:r>
+        <m:sSub>
+          <m:e>
+            <m:r>
+              <m:t>a</m:t>
+            </m:r>
+          </m:e>
+          <m:sub>
+            <m:r>
+              <m:t>2</m:t>
+            </m:r>
+          </m:sub>
+        </m:sSub>
+        <m:sSub>
+          <m:e>
+            <m:r>
+              <m:t>S</m:t>
+            </m:r>
+          </m:e>
+          <m:sub>
+            <m:r>
+              <m:t>2</m:t>
+            </m:r>
+          </m:sub>
+        </m:sSub>
+        <m:sSub>
+          <m:e>
+            <m:r>
+              <m:t>O</m:t>
+            </m:r>
+          </m:e>
+          <m:sub>
+            <m:r>
+              <m:t>3</m:t>
+            </m:r>
+          </m:sub>
+        </m:sSub>
+      </m:oMath>
+      <w:r>
+        <w:rPr>
+          <w:rFonts w:ascii="Times New Roman" w:hAnsi="Times New Roman" w:eastAsia="Times New Roman" w:cs="Times New Roman"/>
+        </w:rPr>
+        <w:t xml:space="preserve"> </w:t>
+      </w:r>
+      <w:r>
+        <w:rPr>
+          <w:rFonts w:hint="eastAsia" w:ascii="Times New Roman" w:hAnsi="Times New Roman" w:eastAsia="FangSong" w:cs="Times New Roman"/>
+        </w:rPr>
+        <w:t>溶液</w:t>
+      </w:r>
+      <w:r>
+        <w:rPr>
+          <w:rFonts w:hint="eastAsia" w:ascii="Times New Roman" w:hAnsi="Times New Roman" w:eastAsia="Times New Roman" w:cs="Times New Roman"/>
+        </w:rPr>
+        <w:t>，</w:t>
+      </w:r>
+      <w:r>
+        <w:rPr>
+          <w:rFonts w:hint="eastAsia" w:ascii="Times New Roman" w:hAnsi="Times New Roman" w:eastAsia="FangSong" w:cs="Times New Roman"/>
+        </w:rPr>
+        <w:t>测得电位突跃点对应体积为</w:t>
+      </w:r>
+      <w:r>
+        <w:rPr>
+          <w:rFonts w:hint="eastAsia" w:ascii="Times New Roman" w:hAnsi="Times New Roman" w:eastAsia="Times New Roman" w:cs="Times New Roman"/>
+        </w:rPr>
+        <w:t>24.89</w:t>
+      </w:r>
+      <w:r>
+        <w:rPr>
+          <w:rFonts w:ascii="Times New Roman" w:hAnsi="Times New Roman" w:eastAsia="Times New Roman" w:cs="Times New Roman"/>
+        </w:rPr>
+        <w:t xml:space="preserve"> </w:t>
+      </w:r>
+      <w:r>
+        <w:rPr>
+          <w:rFonts w:hint="eastAsia" w:ascii="Times New Roman" w:hAnsi="Times New Roman" w:eastAsia="Times New Roman" w:cs="Times New Roman"/>
+        </w:rPr>
+        <w:t>mL。</w:t>
+      </w:r>
+      <w:r>
+        <w:rPr>
+          <w:rFonts w:hint="eastAsia" w:ascii="Times New Roman" w:hAnsi="Times New Roman" w:eastAsia="FangSong" w:cs="Times New Roman"/>
+        </w:rPr>
+        <w:t>试计算</w:t>
+      </w:r>
+      <w:r>
+        <w:rPr>
+          <w:rFonts w:hint="eastAsia" w:ascii="Times New Roman" w:hAnsi="Times New Roman" w:eastAsia="Times New Roman" w:cs="Times New Roman"/>
+        </w:rPr>
+        <w:t>V</w:t>
+      </w:r>
+      <w:r>
+        <w:rPr>
+          <w:rFonts w:hint="eastAsia" w:ascii="Times New Roman" w:hAnsi="Times New Roman" w:eastAsia="FangSong" w:cs="Times New Roman"/>
+        </w:rPr>
+        <w:t>的数值</w:t>
+      </w:r>
+      <w:r>
+        <w:rPr>
+          <w:rFonts w:hint="eastAsia" w:ascii="Times New Roman" w:hAnsi="Times New Roman" w:eastAsia="Times New Roman" w:cs="Times New Roman"/>
+        </w:rPr>
+        <w:t>。</w:t>
+      </w:r>
+    </w:p>
+    <w:p>
+      <w:pPr>
+        <w:pStyle w:val="BodyText"/>
+      </w:pPr>
+      <m:oMathPara>
+        <m:oMathParaPr>
+          <m:jc m:val="center"/>
+          <m:ctrlPr>
+            <w:rPr>
+              <w:sz w:val="28"/>
+              <w:szCs w:val="28"/>
+            </w:rPr>
+          </m:ctrlPr>
+        </m:oMathParaPr>
+        <m:oMath>
+          <m:sSup>
+            <m:e>
+              <m:r>
+                <m:t>n</m:t>
+              </m:r>
+            </m:e>
+            <m:sup>
+              <m:r>
+                <m:rPr>
+                  <m:sty m:val="p"/>
+                </m:rPr>
+                <m:t>′</m:t>
+              </m:r>
+            </m:sup>
+          </m:sSup>
           <m:r>
             <m:rPr>
               <m:sty m:val="p"/>
             </m:rPr>
             <m:t>(</m:t>
           </m:r>
-          <m:r>
-            <m:rPr>
-              <m:sty m:val="p"/>
-            </m:rPr>
-            <m:t>H</m:t>
-          </m:r>
-          <m:r>
-            <m:rPr>
-              <m:sty m:val="p"/>
-            </m:rPr>
-            <m:t>b</m:t>
-          </m:r>
+          <m:sSup>
+            <m:e>
+              <m:r>
+                <m:t>e</m:t>
+              </m:r>
+            </m:e>
+            <m:sup>
+              <m:r>
+                <m:rPr>
+                  <m:sty m:val="p"/>
+                </m:rPr>
+                <m:t>−</m:t>
+              </m:r>
+            </m:sup>
+          </m:sSup>
           <m:r>
             <m:rPr>
               <m:sty m:val="p"/>
@@ -22303,10 +24342,7 @@
             <m:t>=</m:t>
           </m:r>
           <m:r>
-            <m:rPr>
-              <m:sty m:val="p"/>
-            </m:rPr>
-            <m:t>m</m:t>
+            <m:t>c</m:t>
           </m:r>
           <m:r>
             <m:rPr>
@@ -22315,17 +24351,26 @@
             <m:t>(</m:t>
           </m:r>
           <m:r>
-            <m:rPr>
-              <m:sty m:val="p"/>
-            </m:rPr>
-            <m:t>H</m:t>
-          </m:r>
-          <m:r>
-            <m:rPr>
-              <m:sty m:val="p"/>
-            </m:rPr>
-            <m:t>b</m:t>
-          </m:r>
+            <m:t>C</m:t>
+          </m:r>
+          <m:sSup>
+            <m:e>
+              <m:r>
+                <m:t>e</m:t>
+              </m:r>
+            </m:e>
+            <m:sup>
+              <m:r>
+                <m:t>4</m:t>
+              </m:r>
+              <m:r>
+                <m:rPr>
+                  <m:sty m:val="p"/>
+                </m:rPr>
+                <m:t>+</m:t>
+              </m:r>
+            </m:sup>
+          </m:sSup>
           <m:r>
             <m:rPr>
               <m:sty m:val="p"/>
@@ -22336,14 +24381,23 @@
             <m:rPr>
               <m:sty m:val="p"/>
             </m:rPr>
-            <m:t>/</m:t>
-          </m:r>
-          <m:r>
-            <m:rPr>
-              <m:sty m:val="p"/>
-            </m:rPr>
-            <m:t>M</m:t>
-          </m:r>
+            <m:t>*</m:t>
+          </m:r>
+          <m:sSup>
+            <m:e>
+              <m:r>
+                <m:t>V</m:t>
+              </m:r>
+            </m:e>
+            <m:sup>
+              <m:r>
+                <m:rPr>
+                  <m:sty m:val="p"/>
+                </m:rPr>
+                <m:t>′</m:t>
+              </m:r>
+            </m:sup>
+          </m:sSup>
           <m:r>
             <m:rPr>
               <m:sty m:val="p"/>
@@ -22351,17 +24405,26 @@
             <m:t>(</m:t>
           </m:r>
           <m:r>
-            <m:rPr>
-              <m:sty m:val="p"/>
-            </m:rPr>
-            <m:t>H</m:t>
-          </m:r>
-          <m:r>
-            <m:rPr>
-              <m:sty m:val="p"/>
-            </m:rPr>
-            <m:t>b</m:t>
-          </m:r>
+            <m:t>C</m:t>
+          </m:r>
+          <m:sSup>
+            <m:e>
+              <m:r>
+                <m:t>e</m:t>
+              </m:r>
+            </m:e>
+            <m:sup>
+              <m:r>
+                <m:t>4</m:t>
+              </m:r>
+              <m:r>
+                <m:rPr>
+                  <m:sty m:val="p"/>
+                </m:rPr>
+                <m:t>+</m:t>
+              </m:r>
+            </m:sup>
+          </m:sSup>
           <m:r>
             <m:rPr>
               <m:sty m:val="p"/>
@@ -22375,18 +24438,48 @@
             <m:t>=</m:t>
           </m:r>
           <m:r>
-            <m:t>1.55</m:t>
+            <m:t>0</m:t>
           </m:r>
           <m:r>
             <m:rPr>
               <m:sty m:val="p"/>
             </m:rPr>
-            <m:t>×</m:t>
+            <m:t>.</m:t>
+          </m:r>
+          <m:r>
+            <m:t>0</m:t>
+          </m:r>
+          <m:r>
+            <m:t>1</m:t>
+          </m:r>
+          <m:r>
+            <m:t>9</m:t>
+          </m:r>
+          <m:r>
+            <m:t>8</m:t>
+          </m:r>
+          <m:r>
+            <m:t>9</m:t>
+          </m:r>
+          <m:r>
+            <m:t>m</m:t>
+          </m:r>
+          <m:r>
+            <m:t>o</m:t>
+          </m:r>
+          <m:r>
+            <m:t>l</m:t>
+          </m:r>
+          <m:r>
+            <m:rPr>
+              <m:sty m:val="p"/>
+            </m:rPr>
+            <m:t>⋅</m:t>
           </m:r>
           <m:sSup>
             <m:e>
               <m:r>
-                <m:t>10</m:t>
+                <m:t>L</m:t>
               </m:r>
             </m:e>
             <m:sup>
@@ -22397,7 +24490,7 @@
                 <m:t>−</m:t>
               </m:r>
               <m:r>
-                <m:t>5</m:t>
+                <m:t>1</m:t>
               </m:r>
             </m:sup>
           </m:sSup>
@@ -22405,20 +24498,431 @@
             <m:rPr>
               <m:sty m:val="p"/>
             </m:rPr>
-            <m:t>m</m:t>
+            <m:t>*</m:t>
+          </m:r>
+          <m:r>
+            <m:t>2</m:t>
+          </m:r>
+          <m:r>
+            <m:t>0</m:t>
           </m:r>
           <m:r>
             <m:rPr>
               <m:sty m:val="p"/>
             </m:rPr>
-            <m:t>o</m:t>
+            <m:t>.</m:t>
+          </m:r>
+          <m:r>
+            <m:t>0</m:t>
+          </m:r>
+          <m:r>
+            <m:t>0</m:t>
+          </m:r>
+          <m:r>
+            <m:t>m</m:t>
+          </m:r>
+          <m:r>
+            <m:t>L</m:t>
           </m:r>
           <m:r>
             <m:rPr>
               <m:sty m:val="p"/>
             </m:rPr>
+            <m:t>=</m:t>
+          </m:r>
+          <m:r>
+            <m:t>3</m:t>
+          </m:r>
+          <m:r>
+            <m:rPr>
+              <m:sty m:val="p"/>
+            </m:rPr>
+            <m:t>.</m:t>
+          </m:r>
+          <m:r>
+            <m:t>9</m:t>
+          </m:r>
+          <m:r>
+            <m:t>7</m:t>
+          </m:r>
+          <m:r>
+            <m:t>9</m:t>
+          </m:r>
+          <m:r>
+            <m:rPr>
+              <m:sty m:val="p"/>
+            </m:rPr>
+            <m:t>*</m:t>
+          </m:r>
+          <m:r>
+            <m:t>1</m:t>
+          </m:r>
+          <m:sSup>
+            <m:e>
+              <m:r>
+                <m:t>0</m:t>
+              </m:r>
+            </m:e>
+            <m:sup>
+              <m:r>
+                <m:rPr>
+                  <m:sty m:val="p"/>
+                </m:rPr>
+                <m:t>−</m:t>
+              </m:r>
+              <m:r>
+                <m:t>4</m:t>
+              </m:r>
+            </m:sup>
+          </m:sSup>
+          <m:r>
+            <m:t>m</m:t>
+          </m:r>
+          <m:r>
+            <m:t>o</m:t>
+          </m:r>
+          <m:r>
             <m:t>l</m:t>
           </m:r>
+        </m:oMath>
+      </m:oMathPara>
+    </w:p>
+    <w:p>
+      <w:pPr>
+        <w:pStyle w:val="FirstParagraph"/>
+      </w:pPr>
+      <m:oMathPara>
+        <m:oMathParaPr>
+          <m:jc m:val="center"/>
+          <m:ctrlPr>
+            <w:rPr>
+              <w:sz w:val="28"/>
+              <w:szCs w:val="28"/>
+            </w:rPr>
+          </m:ctrlPr>
+        </m:oMathParaPr>
+        <m:oMath>
+          <m:r>
+            <m:t>c</m:t>
+          </m:r>
+          <m:r>
+            <m:rPr>
+              <m:sty m:val="p"/>
+            </m:rPr>
+            <m:t>(</m:t>
+          </m:r>
+          <m:r>
+            <m:t>N</m:t>
+          </m:r>
+          <m:sSub>
+            <m:e>
+              <m:r>
+                <m:t>a</m:t>
+              </m:r>
+            </m:e>
+            <m:sub>
+              <m:r>
+                <m:t>2</m:t>
+              </m:r>
+            </m:sub>
+          </m:sSub>
+          <m:sSub>
+            <m:e>
+              <m:r>
+                <m:t>S</m:t>
+              </m:r>
+            </m:e>
+            <m:sub>
+              <m:r>
+                <m:t>2</m:t>
+              </m:r>
+            </m:sub>
+          </m:sSub>
+          <m:sSub>
+            <m:e>
+              <m:r>
+                <m:t>O</m:t>
+              </m:r>
+            </m:e>
+            <m:sub>
+              <m:r>
+                <m:t>3</m:t>
+              </m:r>
+            </m:sub>
+          </m:sSub>
+          <m:r>
+            <m:rPr>
+              <m:sty m:val="p"/>
+            </m:rPr>
+            <m:t>)</m:t>
+          </m:r>
+          <m:r>
+            <m:rPr>
+              <m:sty m:val="p"/>
+            </m:rPr>
+            <m:t>=</m:t>
+          </m:r>
+          <m:f>
+            <m:fPr>
+              <m:type m:val="bar"/>
+            </m:fPr>
+            <m:num>
+              <m:sSup>
+                <m:e>
+                  <m:r>
+                    <m:t>n</m:t>
+                  </m:r>
+                </m:e>
+                <m:sup>
+                  <m:r>
+                    <m:rPr>
+                      <m:sty m:val="p"/>
+                    </m:rPr>
+                    <m:t>′</m:t>
+                  </m:r>
+                </m:sup>
+              </m:sSup>
+              <m:r>
+                <m:rPr>
+                  <m:sty m:val="p"/>
+                </m:rPr>
+                <m:t>(</m:t>
+              </m:r>
+              <m:sSup>
+                <m:e>
+                  <m:r>
+                    <m:t>e</m:t>
+                  </m:r>
+                </m:e>
+                <m:sup>
+                  <m:r>
+                    <m:rPr>
+                      <m:sty m:val="p"/>
+                    </m:rPr>
+                    <m:t>−</m:t>
+                  </m:r>
+                </m:sup>
+              </m:sSup>
+              <m:r>
+                <m:rPr>
+                  <m:sty m:val="p"/>
+                </m:rPr>
+                <m:t>)</m:t>
+              </m:r>
+            </m:num>
+            <m:den>
+              <m:r>
+                <m:t>V</m:t>
+              </m:r>
+              <m:r>
+                <m:rPr>
+                  <m:sty m:val="p"/>
+                </m:rPr>
+                <m:t>(</m:t>
+              </m:r>
+              <m:r>
+                <m:t>N</m:t>
+              </m:r>
+              <m:sSub>
+                <m:e>
+                  <m:r>
+                    <m:t>a</m:t>
+                  </m:r>
+                </m:e>
+                <m:sub>
+                  <m:r>
+                    <m:t>2</m:t>
+                  </m:r>
+                </m:sub>
+              </m:sSub>
+              <m:sSub>
+                <m:e>
+                  <m:r>
+                    <m:t>S</m:t>
+                  </m:r>
+                </m:e>
+                <m:sub>
+                  <m:r>
+                    <m:t>2</m:t>
+                  </m:r>
+                </m:sub>
+              </m:sSub>
+              <m:sSub>
+                <m:e>
+                  <m:r>
+                    <m:t>O</m:t>
+                  </m:r>
+                </m:e>
+                <m:sub>
+                  <m:r>
+                    <m:t>3</m:t>
+                  </m:r>
+                </m:sub>
+              </m:sSub>
+              <m:r>
+                <m:rPr>
+                  <m:sty m:val="p"/>
+                </m:rPr>
+                <m:t>)</m:t>
+              </m:r>
+            </m:den>
+          </m:f>
+          <m:r>
+            <m:rPr>
+              <m:sty m:val="p"/>
+            </m:rPr>
+            <m:t>=</m:t>
+          </m:r>
+          <m:f>
+            <m:fPr>
+              <m:type m:val="bar"/>
+            </m:fPr>
+            <m:num>
+              <m:r>
+                <m:t>3</m:t>
+              </m:r>
+              <m:r>
+                <m:rPr>
+                  <m:sty m:val="p"/>
+                </m:rPr>
+                <m:t>.</m:t>
+              </m:r>
+              <m:r>
+                <m:t>9</m:t>
+              </m:r>
+              <m:r>
+                <m:t>7</m:t>
+              </m:r>
+              <m:r>
+                <m:t>9</m:t>
+              </m:r>
+              <m:r>
+                <m:rPr>
+                  <m:sty m:val="p"/>
+                </m:rPr>
+                <m:t>*</m:t>
+              </m:r>
+              <m:r>
+                <m:t>1</m:t>
+              </m:r>
+              <m:sSup>
+                <m:e>
+                  <m:r>
+                    <m:t>0</m:t>
+                  </m:r>
+                </m:e>
+                <m:sup>
+                  <m:r>
+                    <m:rPr>
+                      <m:sty m:val="p"/>
+                    </m:rPr>
+                    <m:t>−</m:t>
+                  </m:r>
+                  <m:r>
+                    <m:t>4</m:t>
+                  </m:r>
+                </m:sup>
+              </m:sSup>
+              <m:r>
+                <m:t>m</m:t>
+              </m:r>
+              <m:r>
+                <m:t>o</m:t>
+              </m:r>
+              <m:r>
+                <m:t>l</m:t>
+              </m:r>
+            </m:num>
+            <m:den>
+              <m:r>
+                <m:t>2</m:t>
+              </m:r>
+              <m:r>
+                <m:t>4</m:t>
+              </m:r>
+              <m:r>
+                <m:rPr>
+                  <m:sty m:val="p"/>
+                </m:rPr>
+                <m:t>.</m:t>
+              </m:r>
+              <m:r>
+                <m:t>8</m:t>
+              </m:r>
+              <m:r>
+                <m:t>9</m:t>
+              </m:r>
+              <m:r>
+                <m:t>m</m:t>
+              </m:r>
+              <m:r>
+                <m:t>L</m:t>
+              </m:r>
+            </m:den>
+          </m:f>
+          <m:r>
+            <m:rPr>
+              <m:sty m:val="p"/>
+            </m:rPr>
+            <m:t>=</m:t>
+          </m:r>
+          <m:r>
+            <m:t>0</m:t>
+          </m:r>
+          <m:r>
+            <m:rPr>
+              <m:sty m:val="p"/>
+            </m:rPr>
+            <m:t>.</m:t>
+          </m:r>
+          <m:r>
+            <m:t>0</m:t>
+          </m:r>
+          <m:r>
+            <m:t>1</m:t>
+          </m:r>
+          <m:r>
+            <m:t>5</m:t>
+          </m:r>
+          <m:r>
+            <m:t>9</m:t>
+          </m:r>
+          <m:r>
+            <m:t>8</m:t>
+          </m:r>
+          <m:r>
+            <m:t>m</m:t>
+          </m:r>
+          <m:r>
+            <m:t>o</m:t>
+          </m:r>
+          <m:r>
+            <m:t>l</m:t>
+          </m:r>
+          <m:r>
+            <m:rPr>
+              <m:sty m:val="p"/>
+            </m:rPr>
+            <m:t>⋅</m:t>
+          </m:r>
+          <m:sSup>
+            <m:e>
+              <m:r>
+                <m:t>L</m:t>
+              </m:r>
+            </m:e>
+            <m:sup>
+              <m:r>
+                <m:rPr>
+                  <m:sty m:val="p"/>
+                </m:rPr>
+                <m:t>−</m:t>
+              </m:r>
+              <m:r>
+                <m:t>1</m:t>
+              </m:r>
+            </m:sup>
+          </m:sSup>
         </m:oMath>
       </m:oMathPara>
     </w:p>
@@ -22440,120 +24944,63 @@
           <m:sSub>
             <m:e>
               <m:r>
+                <m:t>n</m:t>
+              </m:r>
+            </m:e>
+            <m:sub>
+              <m:r>
+                <m:t>0</m:t>
+              </m:r>
+            </m:sub>
+          </m:sSub>
+          <m:r>
+            <m:rPr>
+              <m:sty m:val="p"/>
+            </m:rPr>
+            <m:t>(</m:t>
+          </m:r>
+          <m:sSup>
+            <m:e>
+              <m:r>
+                <m:t>e</m:t>
+              </m:r>
+            </m:e>
+            <m:sup>
+              <m:r>
                 <m:rPr>
                   <m:sty m:val="p"/>
                 </m:rPr>
-                <m:t>Δ</m:t>
-              </m:r>
-            </m:e>
-            <m:sub>
-              <m:r>
-                <m:rPr>
-                  <m:sty m:val="p"/>
-                </m:rPr>
-                <m:t>r</m:t>
-              </m:r>
-            </m:sub>
-          </m:sSub>
-          <m:sSub>
-            <m:e>
-              <m:r>
-                <m:rPr>
-                  <m:sty m:val="p"/>
-                </m:rPr>
-                <m:t>H</m:t>
-              </m:r>
-            </m:e>
-            <m:sub>
-              <m:r>
-                <m:rPr>
-                  <m:sty m:val="p"/>
-                </m:rPr>
-                <m:t>m</m:t>
-              </m:r>
-            </m:sub>
-          </m:sSub>
+                <m:t>−</m:t>
+              </m:r>
+            </m:sup>
+          </m:sSup>
+          <m:r>
+            <m:rPr>
+              <m:sty m:val="p"/>
+            </m:rPr>
+            <m:t>)</m:t>
+          </m:r>
           <m:r>
             <m:rPr>
               <m:sty m:val="p"/>
             </m:rPr>
             <m:t>=</m:t>
           </m:r>
-          <m:r>
-            <m:rPr>
-              <m:sty m:val="p"/>
-            </m:rPr>
-            <m:t>−</m:t>
-          </m:r>
-          <m:sSub>
-            <m:e>
-              <m:r>
-                <m:rPr>
-                  <m:sty m:val="p"/>
-                </m:rPr>
-                <m:t>C</m:t>
-              </m:r>
-            </m:e>
-            <m:sub>
-              <m:r>
-                <m:rPr>
-                  <m:sty m:val="p"/>
-                </m:rPr>
-                <m:t>p</m:t>
-              </m:r>
-            </m:sub>
-          </m:sSub>
-          <m:r>
-            <m:rPr>
-              <m:sty m:val="p"/>
-            </m:rPr>
-            <m:t>Δ</m:t>
-          </m:r>
-          <m:r>
-            <m:rPr>
-              <m:sty m:val="p"/>
-            </m:rPr>
-            <m:t>T</m:t>
-          </m:r>
-          <m:r>
-            <m:rPr>
-              <m:sty m:val="p"/>
-            </m:rPr>
-            <m:t>/</m:t>
-          </m:r>
-          <m:r>
-            <m:rPr>
-              <m:sty m:val="p"/>
-            </m:rPr>
-            <m:t>n</m:t>
-          </m:r>
-          <m:r>
-            <m:rPr>
-              <m:sty m:val="p"/>
-            </m:rPr>
-            <m:t>(</m:t>
-          </m:r>
-          <m:sSub>
-            <m:e>
-              <m:r>
-                <m:rPr>
-                  <m:sty m:val="p"/>
-                </m:rPr>
-                <m:t>O</m:t>
-              </m:r>
-            </m:e>
-            <m:sub>
-              <m:r>
-                <m:t>2</m:t>
-              </m:r>
-            </m:sub>
-          </m:sSub>
-          <m:r>
-            <m:rPr>
-              <m:sty m:val="p"/>
-            </m:rPr>
-            <m:t>)</m:t>
-          </m:r>
+          <m:f>
+            <m:fPr>
+              <m:type m:val="bar"/>
+            </m:fPr>
+            <m:num>
+              <m:r>
+                <m:t>q</m:t>
+              </m:r>
+            </m:num>
+            <m:den>
+              <m:r>
+                <m:t>F</m:t>
+              </m:r>
+            </m:den>
+          </m:f>
           <m:r>
             <m:rPr>
               <m:sty m:val="p"/>
@@ -22561,73 +25008,142 @@
             <m:t>=</m:t>
           </m:r>
           <m:r>
+            <m:t>0</m:t>
+          </m:r>
+          <m:r>
             <m:rPr>
               <m:sty m:val="p"/>
             </m:rPr>
-            <m:t>−</m:t>
-          </m:r>
-          <m:r>
-            <m:t>42.3</m:t>
+            <m:t>.</m:t>
+          </m:r>
+          <m:r>
+            <m:t>1</m:t>
+          </m:r>
+          <m:r>
+            <m:t>0</m:t>
+          </m:r>
+          <m:r>
+            <m:t>0</m:t>
+          </m:r>
+          <m:r>
+            <m:t>0</m:t>
           </m:r>
           <m:r>
             <m:rPr>
               <m:sty m:val="p"/>
             </m:rPr>
-            <m:t>k</m:t>
+            <m:t>*</m:t>
+          </m:r>
+          <m:f>
+            <m:fPr>
+              <m:type m:val="bar"/>
+            </m:fPr>
+            <m:num>
+              <m:r>
+                <m:t>2</m:t>
+              </m:r>
+              <m:r>
+                <m:t>0</m:t>
+              </m:r>
+              <m:r>
+                <m:t>0</m:t>
+              </m:r>
+              <m:r>
+                <m:rPr>
+                  <m:sty m:val="p"/>
+                </m:rPr>
+                <m:t>.</m:t>
+              </m:r>
+              <m:r>
+                <m:t>0</m:t>
+              </m:r>
+            </m:num>
+            <m:den>
+              <m:r>
+                <m:t>9</m:t>
+              </m:r>
+              <m:r>
+                <m:t>6</m:t>
+              </m:r>
+              <m:r>
+                <m:t>4</m:t>
+              </m:r>
+              <m:r>
+                <m:t>8</m:t>
+              </m:r>
+              <m:r>
+                <m:t>5</m:t>
+              </m:r>
+            </m:den>
+          </m:f>
+          <m:r>
+            <m:t>m</m:t>
+          </m:r>
+          <m:r>
+            <m:t>o</m:t>
+          </m:r>
+          <m:r>
+            <m:t>l</m:t>
           </m:r>
           <m:r>
             <m:rPr>
               <m:sty m:val="p"/>
             </m:rPr>
-            <m:t>J</m:t>
+            <m:t>=</m:t>
+          </m:r>
+          <m:r>
+            <m:t>2</m:t>
           </m:r>
           <m:r>
             <m:rPr>
               <m:sty m:val="p"/>
             </m:rPr>
-            <m:t>/</m:t>
+            <m:t>.</m:t>
+          </m:r>
+          <m:r>
+            <m:t>0</m:t>
+          </m:r>
+          <m:r>
+            <m:t>7</m:t>
+          </m:r>
+          <m:r>
+            <m:t>3</m:t>
           </m:r>
           <m:r>
             <m:rPr>
               <m:sty m:val="p"/>
             </m:rPr>
+            <m:t>*</m:t>
+          </m:r>
+          <m:r>
+            <m:t>1</m:t>
+          </m:r>
+          <m:sSup>
+            <m:e>
+              <m:r>
+                <m:t>0</m:t>
+              </m:r>
+            </m:e>
+            <m:sup>
+              <m:r>
+                <m:rPr>
+                  <m:sty m:val="p"/>
+                </m:rPr>
+                <m:t>−</m:t>
+              </m:r>
+              <m:r>
+                <m:t>4</m:t>
+              </m:r>
+            </m:sup>
+          </m:sSup>
+          <m:r>
             <m:t>m</m:t>
           </m:r>
           <m:r>
-            <m:rPr>
-              <m:sty m:val="p"/>
-            </m:rPr>
             <m:t>o</m:t>
           </m:r>
           <m:r>
-            <m:rPr>
-              <m:sty m:val="p"/>
-            </m:rPr>
             <m:t>l</m:t>
-          </m:r>
-          <m:r>
-            <m:rPr>
-              <m:sty m:val="p"/>
-            </m:rPr>
-            <m:t>(</m:t>
-          </m:r>
-          <m:r>
-            <m:rPr>
-              <m:sty m:val="p"/>
-            </m:rPr>
-            <m:t>3</m:t>
-          </m:r>
-          <m:r>
-            <m:rPr>
-              <m:sty m:val="p"/>
-            </m:rPr>
-            <m:t>分</m:t>
-          </m:r>
-          <m:r>
-            <m:rPr>
-              <m:sty m:val="p"/>
-            </m:rPr>
-            <m:t>)</m:t>
           </m:r>
         </m:oMath>
       </m:oMathPara>
@@ -22635,1154 +25151,6 @@
     <w:p>
       <w:pPr>
         <w:pStyle w:val="FirstParagraph"/>
-        <w:ind w:firstLine="420"/>
-      </w:pPr>
-      <w:r>
-        <w:rPr>
-          <w:rFonts w:ascii="Times New Roman" w:hAnsi="Times New Roman" w:eastAsia="Times New Roman" w:cs="Times New Roman"/>
-        </w:rPr>
-        <w:t xml:space="preserve">3-1-2 </w:t>
-      </w:r>
-      <w:r>
-        <w:rPr>
-          <w:rFonts w:hint="eastAsia" w:ascii="Times New Roman" w:hAnsi="Times New Roman" w:eastAsia="FangSong" w:cs="Times New Roman"/>
-        </w:rPr>
-        <w:t xml:space="preserve">亨利系数可以视为反应</w:t>
-      </w:r>
-      <w:r>
-        <w:rPr>
-          <w:rFonts w:ascii="Times New Roman" w:hAnsi="Times New Roman" w:eastAsia="Times New Roman" w:cs="Times New Roman"/>
-        </w:rPr>
-        <w:t xml:space="preserve"> </w:t>
-      </w:r>
-      <m:oMath>
-        <m:oMathPr>
-          <m:ctrlPr>
-            <w:rPr>
-              <w:sz w:val="28"/>
-              <w:szCs w:val="28"/>
-            </w:rPr>
-          </m:ctrlPr>
-        </m:oMathPr>
-        <m:sSub>
-          <m:e>
-            <m:r>
-              <m:rPr>
-                <m:sty m:val="p"/>
-              </m:rPr>
-              <m:t>O</m:t>
-            </m:r>
-          </m:e>
-          <m:sub>
-            <m:r>
-              <m:t>2</m:t>
-            </m:r>
-          </m:sub>
-        </m:sSub>
-        <m:r>
-          <m:rPr>
-            <m:sty m:val="p"/>
-          </m:rPr>
-          <m:t>(</m:t>
-        </m:r>
-        <m:r>
-          <m:rPr>
-            <m:sty m:val="p"/>
-          </m:rPr>
-          <m:t>a</m:t>
-        </m:r>
-        <m:r>
-          <m:rPr>
-            <m:sty m:val="p"/>
-          </m:rPr>
-          <m:t>q</m:t>
-        </m:r>
-        <m:r>
-          <m:rPr>
-            <m:sty m:val="p"/>
-          </m:rPr>
-          <m:t>)</m:t>
-        </m:r>
-        <m:r>
-          <m:rPr>
-            <m:sty m:val="p"/>
-          </m:rPr>
-          <m:t>→</m:t>
-        </m:r>
-        <m:sSub>
-          <m:e>
-            <m:r>
-              <m:rPr>
-                <m:sty m:val="p"/>
-              </m:rPr>
-              <m:t>O</m:t>
-            </m:r>
-          </m:e>
-          <m:sub>
-            <m:r>
-              <m:t>2</m:t>
-            </m:r>
-          </m:sub>
-        </m:sSub>
-        <m:r>
-          <m:rPr>
-            <m:sty m:val="p"/>
-          </m:rPr>
-          <m:t>(</m:t>
-        </m:r>
-        <m:r>
-          <m:rPr>
-            <m:sty m:val="p"/>
-          </m:rPr>
-          <m:t>g</m:t>
-        </m:r>
-        <m:r>
-          <m:rPr>
-            <m:sty m:val="p"/>
-          </m:rPr>
-          <m:t>)</m:t>
-        </m:r>
-      </m:oMath>
-      <w:r>
-        <w:rPr>
-          <w:rFonts w:ascii="Times New Roman" w:hAnsi="Times New Roman" w:eastAsia="Times New Roman" w:cs="Times New Roman"/>
-        </w:rPr>
-        <w:t xml:space="preserve"> </w:t>
-      </w:r>
-      <w:r>
-        <w:rPr>
-          <w:rFonts w:hint="eastAsia" w:ascii="Times New Roman" w:hAnsi="Times New Roman" w:eastAsia="FangSong" w:cs="Times New Roman"/>
-        </w:rPr>
-        <w:t xml:space="preserve">的实验平衡常数</w:t>
-      </w:r>
-    </w:p>
-    <w:p>
-      <w:pPr>
-        <w:pStyle w:val="BodyText"/>
-        <w:ind w:firstLine="420"/>
-      </w:pPr>
-      <w:r>
-        <w:rPr>
-          <w:rFonts w:hint="eastAsia" w:ascii="Times New Roman" w:hAnsi="Times New Roman" w:eastAsia="FangSong" w:cs="Times New Roman"/>
-        </w:rPr>
-        <w:t>氧气和血红蛋白反应的总方程式为</w:t>
-      </w:r>
-      <w:r>
-        <w:rPr>
-          <w:rFonts w:hint="eastAsia" w:ascii="Times New Roman" w:hAnsi="Times New Roman" w:eastAsia="Times New Roman" w:cs="Times New Roman"/>
-        </w:rPr>
-        <w:t>：</w:t>
-      </w:r>
-      <w:r>
-        <w:rPr>
-          <w:rFonts w:ascii="Times New Roman" w:hAnsi="Times New Roman" w:eastAsia="Times New Roman" w:cs="Times New Roman"/>
-        </w:rPr>
-        <w:t xml:space="preserve"> </w:t>
-      </w:r>
-      <m:oMath>
-        <m:oMathPr>
-          <m:ctrlPr>
-            <w:rPr>
-              <w:sz w:val="28"/>
-              <w:szCs w:val="28"/>
-            </w:rPr>
-          </m:ctrlPr>
-        </m:oMathPr>
-        <m:sSub>
-          <m:e>
-            <m:r>
-              <m:t>O</m:t>
-            </m:r>
-          </m:e>
-          <m:sub>
-            <m:r>
-              <m:t>2</m:t>
-            </m:r>
-          </m:sub>
-        </m:sSub>
-        <m:r>
-          <m:rPr>
-            <m:sty m:val="p"/>
-          </m:rPr>
-          <m:t>(</m:t>
-        </m:r>
-        <m:r>
-          <m:t>g</m:t>
-        </m:r>
-        <m:r>
-          <m:rPr>
-            <m:sty m:val="p"/>
-          </m:rPr>
-          <m:t>)</m:t>
-        </m:r>
-        <m:r>
-          <m:rPr>
-            <m:sty m:val="p"/>
-          </m:rPr>
-          <m:t>+</m:t>
-        </m:r>
-        <m:r>
-          <m:t>H</m:t>
-        </m:r>
-        <m:r>
-          <m:t>b</m:t>
-        </m:r>
-        <m:r>
-          <m:rPr>
-            <m:sty m:val="p"/>
-          </m:rPr>
-          <m:t>(</m:t>
-        </m:r>
-        <m:r>
-          <m:t>a</m:t>
-        </m:r>
-        <m:r>
-          <m:t>q</m:t>
-        </m:r>
-        <m:r>
-          <m:rPr>
-            <m:sty m:val="p"/>
-          </m:rPr>
-          <m:t>)</m:t>
-        </m:r>
-        <m:r>
-          <m:rPr>
-            <m:sty m:val="p"/>
-          </m:rPr>
-          <m:t>→</m:t>
-        </m:r>
-        <m:r>
-          <m:t>H</m:t>
-        </m:r>
-        <m:r>
-          <m:t>b</m:t>
-        </m:r>
-        <m:sSub>
-          <m:e>
-            <m:r>
-              <m:t>O</m:t>
-            </m:r>
-          </m:e>
-          <m:sub>
-            <m:r>
-              <m:t>2</m:t>
-            </m:r>
-          </m:sub>
-        </m:sSub>
-        <m:r>
-          <m:rPr>
-            <m:sty m:val="p"/>
-          </m:rPr>
-          <m:t>(</m:t>
-        </m:r>
-        <m:r>
-          <m:t>a</m:t>
-        </m:r>
-        <m:r>
-          <m:t>q</m:t>
-        </m:r>
-        <m:r>
-          <m:rPr>
-            <m:sty m:val="p"/>
-          </m:rPr>
-          <m:t>)</m:t>
-        </m:r>
-      </m:oMath>
-    </w:p>
-    <w:p>
-      <w:pPr>
-        <w:pStyle w:val="BodyText"/>
-        <w:ind w:firstLine="420"/>
-      </w:pPr>
-      <w:r>
-        <w:rPr>
-          <w:rFonts w:hint="eastAsia" w:ascii="Times New Roman" w:hAnsi="Times New Roman" w:eastAsia="FangSong" w:cs="Times New Roman"/>
-        </w:rPr>
-        <w:t>根据盖斯定律</w:t>
-      </w:r>
-      <w:r>
-        <w:rPr>
-          <w:rFonts w:hint="eastAsia" w:ascii="Times New Roman" w:hAnsi="Times New Roman" w:eastAsia="Times New Roman" w:cs="Times New Roman"/>
-        </w:rPr>
-        <w:t>，</w:t>
-      </w:r>
-      <w:r>
-        <w:rPr>
-          <w:rFonts w:hint="eastAsia" w:ascii="Times New Roman" w:hAnsi="Times New Roman" w:eastAsia="FangSong" w:cs="Times New Roman"/>
-        </w:rPr>
-        <w:t>该反应的标准平衡常数</w:t>
-      </w:r>
-      <w:r>
-        <w:rPr>
-          <w:rFonts w:ascii="Times New Roman" w:hAnsi="Times New Roman" w:eastAsia="Times New Roman" w:cs="Times New Roman"/>
-        </w:rPr>
-        <w:t xml:space="preserve"> </w:t>
-      </w:r>
-      <m:oMath>
-        <m:oMathPr>
-          <m:ctrlPr>
-            <w:rPr>
-              <w:sz w:val="28"/>
-              <w:szCs w:val="28"/>
-            </w:rPr>
-          </m:ctrlPr>
-        </m:oMathPr>
-        <m:r>
-          <m:t>K</m:t>
-        </m:r>
-        <m:r>
-          <m:rPr>
-            <m:sty m:val="p"/>
-          </m:rPr>
-          <m:t>=</m:t>
-        </m:r>
-        <m:sSub>
-          <m:e>
-            <m:r>
-              <m:t>K</m:t>
-            </m:r>
-          </m:e>
-          <m:sub>
-            <m:r>
-              <m:t>c</m:t>
-            </m:r>
-          </m:sub>
-        </m:sSub>
-        <m:r>
-          <m:rPr>
-            <m:sty m:val="p"/>
-          </m:rPr>
-          <m:t>/</m:t>
-        </m:r>
-        <m:r>
-          <m:rPr>
-            <m:sty m:val="p"/>
-          </m:rPr>
-          <m:t>(</m:t>
-        </m:r>
-        <m:sSub>
-          <m:e>
-            <m:r>
-              <m:t>K</m:t>
-            </m:r>
-          </m:e>
-          <m:sub>
-            <m:r>
-              <m:t>H</m:t>
-            </m:r>
-          </m:sub>
-        </m:sSub>
-        <m:r>
-          <m:rPr>
-            <m:sty m:val="p"/>
-          </m:rPr>
-          <m:t>/</m:t>
-        </m:r>
-        <m:r>
-          <m:t>100</m:t>
-        </m:r>
-        <m:r>
-          <m:t>k</m:t>
-        </m:r>
-        <m:r>
-          <m:t>P</m:t>
-        </m:r>
-        <m:r>
-          <m:t>a</m:t>
-        </m:r>
-        <m:r>
-          <m:rPr>
-            <m:sty m:val="p"/>
-          </m:rPr>
-          <m:t>)</m:t>
-        </m:r>
-        <m:r>
-          <m:rPr>
-            <m:sty m:val="p"/>
-          </m:rPr>
-          <m:t>=</m:t>
-        </m:r>
-        <m:r>
-          <m:t>84.4</m:t>
-        </m:r>
-      </m:oMath>
-    </w:p>
-    <w:p>
-      <w:pPr>
-        <w:pStyle w:val="BodyText"/>
-        <w:ind w:firstLine="420"/>
-      </w:pPr>
-      <w:r>
-        <w:rPr>
-          <w:rFonts w:hint="eastAsia" w:ascii="Times New Roman" w:hAnsi="Times New Roman" w:eastAsia="FangSong" w:cs="Times New Roman"/>
-        </w:rPr>
-        <w:t xml:space="preserve">该反应的</w:t>
-      </w:r>
-      <w:r>
-        <w:rPr>
-          <w:rFonts w:ascii="Times New Roman" w:hAnsi="Times New Roman" w:eastAsia="Times New Roman" w:cs="Times New Roman"/>
-        </w:rPr>
-        <w:t xml:space="preserve"> </w:t>
-      </w:r>
-      <m:oMath>
-        <m:oMathPr>
-          <m:ctrlPr>
-            <w:rPr>
-              <w:sz w:val="28"/>
-              <w:szCs w:val="28"/>
-            </w:rPr>
-          </m:ctrlPr>
-        </m:oMathPr>
-        <m:sSub>
-          <m:e>
-            <m:r>
-              <m:rPr>
-                <m:sty m:val="p"/>
-              </m:rPr>
-              <m:t>Δ</m:t>
-            </m:r>
-          </m:e>
-          <m:sub>
-            <m:r>
-              <m:rPr>
-                <m:sty m:val="p"/>
-              </m:rPr>
-              <m:t>r</m:t>
-            </m:r>
-          </m:sub>
-        </m:sSub>
-        <m:sSub>
-          <m:e>
-            <m:r>
-              <m:rPr>
-                <m:sty m:val="p"/>
-              </m:rPr>
-              <m:t>G</m:t>
-            </m:r>
-          </m:e>
-          <m:sub>
-            <m:r>
-              <m:rPr>
-                <m:sty m:val="p"/>
-              </m:rPr>
-              <m:t>m</m:t>
-            </m:r>
-          </m:sub>
-        </m:sSub>
-        <m:r>
-          <m:rPr>
-            <m:sty m:val="p"/>
-          </m:rPr>
-          <m:t>=</m:t>
-        </m:r>
-        <m:r>
-          <m:rPr>
-            <m:sty m:val="p"/>
-          </m:rPr>
-          <m:t>−</m:t>
-        </m:r>
-        <m:r>
-          <m:rPr>
-            <m:sty m:val="p"/>
-          </m:rPr>
-          <m:t>R</m:t>
-        </m:r>
-        <m:r>
-          <m:rPr>
-            <m:sty m:val="p"/>
-          </m:rPr>
-          <m:t>T</m:t>
-        </m:r>
-        <m:r>
-          <m:rPr>
-            <m:sty m:val="p"/>
-          </m:rPr>
-          <m:t>l</m:t>
-        </m:r>
-        <m:r>
-          <m:rPr>
-            <m:sty m:val="p"/>
-          </m:rPr>
-          <m:t>n</m:t>
-        </m:r>
-        <m:r>
-          <m:rPr>
-            <m:sty m:val="p"/>
-          </m:rPr>
-          <m:t>K</m:t>
-        </m:r>
-        <m:r>
-          <m:rPr>
-            <m:sty m:val="p"/>
-          </m:rPr>
-          <m:t>=</m:t>
-        </m:r>
-        <m:r>
-          <m:rPr>
-            <m:sty m:val="p"/>
-          </m:rPr>
-          <m:t>−</m:t>
-        </m:r>
-        <m:r>
-          <m:t>10.81</m:t>
-        </m:r>
-        <m:r>
-          <m:rPr>
-            <m:sty m:val="p"/>
-          </m:rPr>
-          <m:t>k</m:t>
-        </m:r>
-        <m:r>
-          <m:rPr>
-            <m:sty m:val="p"/>
-          </m:rPr>
-          <m:t>J</m:t>
-        </m:r>
-        <m:r>
-          <m:rPr>
-            <m:sty m:val="p"/>
-          </m:rPr>
-          <m:t>/</m:t>
-        </m:r>
-        <m:r>
-          <m:rPr>
-            <m:sty m:val="p"/>
-          </m:rPr>
-          <m:t>m</m:t>
-        </m:r>
-        <m:r>
-          <m:rPr>
-            <m:sty m:val="p"/>
-          </m:rPr>
-          <m:t>o</m:t>
-        </m:r>
-        <m:r>
-          <m:rPr>
-            <m:sty m:val="p"/>
-          </m:rPr>
-          <m:t>l</m:t>
-        </m:r>
-      </m:oMath>
-    </w:p>
-    <w:p>
-      <w:pPr>
-        <w:pStyle w:val="BodyText"/>
-        <w:ind w:firstLine="420"/>
-      </w:pPr>
-      <w:r>
-        <w:rPr>
-          <w:rFonts w:hint="eastAsia" w:ascii="Times New Roman" w:hAnsi="Times New Roman" w:eastAsia="FangSong" w:cs="Times New Roman"/>
-        </w:rPr>
-        <w:t xml:space="preserve">该反应的</w:t>
-      </w:r>
-      <w:r>
-        <w:rPr>
-          <w:rFonts w:ascii="Times New Roman" w:hAnsi="Times New Roman" w:eastAsia="Times New Roman" w:cs="Times New Roman"/>
-        </w:rPr>
-        <w:t xml:space="preserve"> </w:t>
-      </w:r>
-      <m:oMath>
-        <m:oMathPr>
-          <m:ctrlPr>
-            <w:rPr>
-              <w:sz w:val="28"/>
-              <w:szCs w:val="28"/>
-            </w:rPr>
-          </m:ctrlPr>
-        </m:oMathPr>
-        <m:sSub>
-          <m:e>
-            <m:r>
-              <m:rPr>
-                <m:sty m:val="p"/>
-              </m:rPr>
-              <m:t>Δ</m:t>
-            </m:r>
-          </m:e>
-          <m:sub>
-            <m:r>
-              <m:t>r</m:t>
-            </m:r>
-          </m:sub>
-        </m:sSub>
-        <m:sSub>
-          <m:e>
-            <m:r>
-              <m:t>S</m:t>
-            </m:r>
-          </m:e>
-          <m:sub>
-            <m:r>
-              <m:t>m</m:t>
-            </m:r>
-          </m:sub>
-        </m:sSub>
-        <m:r>
-          <m:rPr>
-            <m:sty m:val="p"/>
-          </m:rPr>
-          <m:t>=</m:t>
-        </m:r>
-        <m:r>
-          <m:rPr>
-            <m:sty m:val="p"/>
-          </m:rPr>
-          <m:t>(</m:t>
-        </m:r>
-        <m:sSub>
-          <m:e>
-            <m:r>
-              <m:rPr>
-                <m:sty m:val="p"/>
-              </m:rPr>
-              <m:t>Δ</m:t>
-            </m:r>
-          </m:e>
-          <m:sub>
-            <m:r>
-              <m:t>r</m:t>
-            </m:r>
-          </m:sub>
-        </m:sSub>
-        <m:sSub>
-          <m:e>
-            <m:r>
-              <m:t>H</m:t>
-            </m:r>
-          </m:e>
-          <m:sub>
-            <m:r>
-              <m:t>m</m:t>
-            </m:r>
-          </m:sub>
-        </m:sSub>
-        <m:r>
-          <m:rPr>
-            <m:sty m:val="p"/>
-          </m:rPr>
-          <m:t>−</m:t>
-        </m:r>
-        <m:sSub>
-          <m:e>
-            <m:r>
-              <m:rPr>
-                <m:sty m:val="p"/>
-              </m:rPr>
-              <m:t>Δ</m:t>
-            </m:r>
-          </m:e>
-          <m:sub>
-            <m:r>
-              <m:t>r</m:t>
-            </m:r>
-          </m:sub>
-        </m:sSub>
-        <m:sSub>
-          <m:e>
-            <m:r>
-              <m:t>G</m:t>
-            </m:r>
-          </m:e>
-          <m:sub>
-            <m:r>
-              <m:t>m</m:t>
-            </m:r>
-          </m:sub>
-        </m:sSub>
-        <m:r>
-          <m:rPr>
-            <m:sty m:val="p"/>
-          </m:rPr>
-          <m:t>)</m:t>
-        </m:r>
-        <m:r>
-          <m:rPr>
-            <m:sty m:val="p"/>
-          </m:rPr>
-          <m:t>/</m:t>
-        </m:r>
-        <m:r>
-          <m:t>T</m:t>
-        </m:r>
-        <m:r>
-          <m:rPr>
-            <m:sty m:val="p"/>
-          </m:rPr>
-          <m:t>=</m:t>
-        </m:r>
-        <m:r>
-          <m:t>107.5</m:t>
-        </m:r>
-        <m:r>
-          <m:t>J</m:t>
-        </m:r>
-        <m:r>
-          <m:t> </m:t>
-        </m:r>
-        <m:r>
-          <m:t>m</m:t>
-        </m:r>
-        <m:r>
-          <m:t>o</m:t>
-        </m:r>
-        <m:sSup>
-          <m:e>
-            <m:r>
-              <m:t>l</m:t>
-            </m:r>
-          </m:e>
-          <m:sup>
-            <m:r>
-              <m:rPr>
-                <m:sty m:val="p"/>
-              </m:rPr>
-              <m:t>−</m:t>
-            </m:r>
-            <m:r>
-              <m:t>1</m:t>
-            </m:r>
-          </m:sup>
-        </m:sSup>
-        <m:r>
-          <m:t> </m:t>
-        </m:r>
-        <m:sSup>
-          <m:e>
-            <m:r>
-              <m:t>K</m:t>
-            </m:r>
-          </m:e>
-          <m:sup>
-            <m:r>
-              <m:rPr>
-                <m:sty m:val="p"/>
-              </m:rPr>
-              <m:t>−</m:t>
-            </m:r>
-            <m:r>
-              <m:t>1</m:t>
-            </m:r>
-          </m:sup>
-        </m:sSup>
-      </m:oMath>
-      <w:r>
-        <w:rPr>
-          <w:rFonts w:ascii="Times New Roman" w:hAnsi="Times New Roman" w:eastAsia="Times New Roman" w:cs="Times New Roman"/>
-        </w:rPr>
-        <w:t xml:space="preserve"> </w:t>
-      </w:r>
-      <w:r>
-        <w:rPr>
-          <w:rFonts w:hint="eastAsia" w:ascii="Times New Roman" w:hAnsi="Times New Roman" w:eastAsia="Times New Roman" w:cs="Times New Roman"/>
-        </w:rPr>
-        <w:t>（4</w:t>
-      </w:r>
-      <w:r>
-        <w:rPr>
-          <w:rFonts w:hint="eastAsia" w:ascii="Times New Roman" w:hAnsi="Times New Roman" w:eastAsia="FangSong" w:cs="Times New Roman"/>
-        </w:rPr>
-        <w:t>分</w:t>
-      </w:r>
-      <w:r>
-        <w:rPr>
-          <w:rFonts w:hint="eastAsia" w:ascii="Times New Roman" w:hAnsi="Times New Roman" w:eastAsia="Times New Roman" w:cs="Times New Roman"/>
-        </w:rPr>
-        <w:t>）</w:t>
-      </w:r>
-    </w:p>
-    <w:p>
-      <w:pPr>
-        <w:pStyle w:val="BodyText"/>
-        <w:ind w:firstLine="420"/>
-      </w:pPr>
-      <w:r>
-        <w:rPr>
-          <w:rFonts w:ascii="Times New Roman" w:hAnsi="Times New Roman" w:eastAsia="Times New Roman" w:cs="Times New Roman"/>
-        </w:rPr>
-        <w:t xml:space="preserve">3-2-1 </w:t>
-      </w:r>
-      <w:r>
-        <w:rPr>
-          <w:rFonts w:hint="eastAsia" w:ascii="Times New Roman" w:hAnsi="Times New Roman" w:eastAsia="FangSong" w:cs="Times New Roman"/>
-        </w:rPr>
-        <w:t xml:space="preserve">在加入酸前</w:t>
-      </w:r>
-      <w:r>
-        <w:rPr>
-          <w:rFonts w:ascii="Times New Roman" w:hAnsi="Times New Roman" w:eastAsia="Times New Roman" w:cs="Times New Roman"/>
-        </w:rPr>
-        <w:t xml:space="preserve"> </w:t>
-      </w:r>
-      <m:oMath>
-        <m:oMathPr>
-          <m:ctrlPr>
-            <w:rPr>
-              <w:sz w:val="28"/>
-              <w:szCs w:val="28"/>
-            </w:rPr>
-          </m:ctrlPr>
-        </m:oMathPr>
-        <m:d>
-          <m:dPr>
-            <m:begChr m:val="["/>
-            <m:sepChr m:val=""/>
-            <m:endChr m:val="]"/>
-            <m:grow/>
-          </m:dPr>
-          <m:e>
-            <m:sSub>
-              <m:e>
-                <m:r>
-                  <m:rPr>
-                    <m:sty m:val="p"/>
-                  </m:rPr>
-                  <m:t>C</m:t>
-                </m:r>
-                <m:r>
-                  <m:rPr>
-                    <m:sty m:val="p"/>
-                  </m:rPr>
-                  <m:t>O</m:t>
-                </m:r>
-              </m:e>
-              <m:sub>
-                <m:r>
-                  <m:t>2</m:t>
-                </m:r>
-              </m:sub>
-            </m:sSub>
-          </m:e>
-        </m:d>
-        <m:r>
-          <m:rPr>
-            <m:sty m:val="p"/>
-          </m:rPr>
-          <m:t>=</m:t>
-        </m:r>
-        <m:r>
-          <m:rPr>
-            <m:sty m:val="p"/>
-          </m:rPr>
-          <m:t>p</m:t>
-        </m:r>
-        <m:r>
-          <m:rPr>
-            <m:sty m:val="p"/>
-          </m:rPr>
-          <m:t>(</m:t>
-        </m:r>
-        <m:sSub>
-          <m:e>
-            <m:r>
-              <m:rPr>
-                <m:sty m:val="p"/>
-              </m:rPr>
-              <m:t>C</m:t>
-            </m:r>
-            <m:r>
-              <m:rPr>
-                <m:sty m:val="p"/>
-              </m:rPr>
-              <m:t>O</m:t>
-            </m:r>
-          </m:e>
-          <m:sub>
-            <m:r>
-              <m:t>2</m:t>
-            </m:r>
-          </m:sub>
-        </m:sSub>
-        <m:r>
-          <m:rPr>
-            <m:sty m:val="p"/>
-          </m:rPr>
-          <m:t>)</m:t>
-        </m:r>
-        <m:r>
-          <m:rPr>
-            <m:sty m:val="p"/>
-          </m:rPr>
-          <m:t>/</m:t>
-        </m:r>
-        <m:sSub>
-          <m:e>
-            <m:r>
-              <m:rPr>
-                <m:sty m:val="p"/>
-              </m:rPr>
-              <m:t>K</m:t>
-            </m:r>
-          </m:e>
-          <m:sub>
-            <m:r>
-              <m:rPr>
-                <m:sty m:val="p"/>
-              </m:rPr>
-              <m:t>H</m:t>
-            </m:r>
-          </m:sub>
-        </m:sSub>
-        <m:r>
-          <m:rPr>
-            <m:sty m:val="p"/>
-          </m:rPr>
-          <m:t>=</m:t>
-        </m:r>
-        <m:r>
-          <m:t>1.22</m:t>
-        </m:r>
-        <m:r>
-          <m:rPr>
-            <m:sty m:val="p"/>
-          </m:rPr>
-          <m:t>×</m:t>
-        </m:r>
-        <m:sSup>
-          <m:e>
-            <m:r>
-              <m:t>10</m:t>
-            </m:r>
-          </m:e>
-          <m:sup>
-            <m:r>
-              <m:rPr>
-                <m:sty m:val="p"/>
-              </m:rPr>
-              <m:t>−</m:t>
-            </m:r>
-            <m:r>
-              <m:t>3</m:t>
-            </m:r>
-          </m:sup>
-        </m:sSup>
-        <m:r>
-          <m:rPr>
-            <m:sty m:val="p"/>
-          </m:rPr>
-          <m:t> </m:t>
-        </m:r>
-        <m:r>
-          <m:rPr>
-            <m:sty m:val="p"/>
-          </m:rPr>
-          <m:t>m</m:t>
-        </m:r>
-        <m:r>
-          <m:rPr>
-            <m:sty m:val="p"/>
-          </m:rPr>
-          <m:t>o</m:t>
-        </m:r>
-        <m:r>
-          <m:rPr>
-            <m:sty m:val="p"/>
-          </m:rPr>
-          <m:t>l</m:t>
-        </m:r>
-        <m:r>
-          <m:rPr>
-            <m:sty m:val="p"/>
-          </m:rPr>
-          <m:t>/</m:t>
-        </m:r>
-        <m:r>
-          <m:rPr>
-            <m:sty m:val="p"/>
-          </m:rPr>
-          <m:t>L</m:t>
-        </m:r>
-      </m:oMath>
-    </w:p>
-    <w:p>
-      <w:pPr>
-        <w:pStyle w:val="BodyText"/>
-        <w:ind w:firstLine="420"/>
-      </w:pPr>
-      <w:r>
-        <w:rPr>
-          <w:rFonts w:hint="eastAsia" w:ascii="Times New Roman" w:hAnsi="Times New Roman" w:eastAsia="FangSong" w:cs="Times New Roman"/>
-        </w:rPr>
-        <w:t xml:space="preserve">根据缓冲公式</w:t>
-      </w:r>
-      <w:r>
-        <w:rPr>
-          <w:rFonts w:ascii="Times New Roman" w:hAnsi="Times New Roman" w:eastAsia="Times New Roman" w:cs="Times New Roman"/>
-        </w:rPr>
-        <w:t xml:space="preserve"> </w:t>
-      </w:r>
-      <w:r>
-        <w:rPr>
-          <w:rFonts w:hint="eastAsia" w:ascii="Times New Roman" w:hAnsi="Times New Roman" w:eastAsia="Times New Roman" w:cs="Times New Roman"/>
-        </w:rPr>
-        <w:t>pH=pKa+lg[HCO</w:t>
-      </w:r>
-      <w:r>
-        <w:rPr>
-          <w:rFonts w:hint="eastAsia" w:ascii="Times New Roman" w:hAnsi="Times New Roman" w:eastAsia="Times New Roman" w:cs="Times New Roman"/>
-          <w:vertAlign w:val="subscript"/>
-        </w:rPr>
-        <w:t>3</w:t>
-      </w:r>
-      <w:r>
-        <w:rPr>
-          <w:rFonts w:hint="eastAsia" w:ascii="Times New Roman" w:hAnsi="Times New Roman" w:eastAsia="Times New Roman" w:cs="Times New Roman"/>
-          <w:vertAlign w:val="superscript"/>
-        </w:rPr>
-        <w:t>-</w:t>
-      </w:r>
-      <w:r>
-        <w:rPr>
-          <w:rFonts w:hint="eastAsia" w:ascii="Times New Roman" w:hAnsi="Times New Roman" w:eastAsia="Times New Roman" w:cs="Times New Roman"/>
-        </w:rPr>
-        <w:t>]/[CO</w:t>
-      </w:r>
-      <w:r>
-        <w:rPr>
-          <w:rFonts w:hint="eastAsia" w:ascii="Times New Roman" w:hAnsi="Times New Roman" w:eastAsia="Times New Roman" w:cs="Times New Roman"/>
-          <w:vertAlign w:val="subscript"/>
-        </w:rPr>
-        <w:t>2</w:t>
-      </w:r>
-      <w:r>
-        <w:rPr>
-          <w:rFonts w:hint="eastAsia" w:ascii="Times New Roman" w:hAnsi="Times New Roman" w:eastAsia="Times New Roman" w:cs="Times New Roman"/>
-        </w:rPr>
-        <w:t>]，</w:t>
-      </w:r>
-      <w:r>
-        <w:rPr>
-          <w:rFonts w:hint="eastAsia" w:ascii="Times New Roman" w:hAnsi="Times New Roman" w:eastAsia="FangSong" w:cs="Times New Roman"/>
-        </w:rPr>
-        <w:t>计算出</w:t>
-      </w:r>
-      <w:r>
-        <w:rPr>
-          <w:rFonts w:hint="eastAsia" w:ascii="Times New Roman" w:hAnsi="Times New Roman" w:eastAsia="Times New Roman" w:cs="Times New Roman"/>
-        </w:rPr>
-        <w:t>[HCO</w:t>
-      </w:r>
-      <w:r>
-        <w:rPr>
-          <w:rFonts w:hint="eastAsia" w:ascii="Times New Roman" w:hAnsi="Times New Roman" w:eastAsia="Times New Roman" w:cs="Times New Roman"/>
-          <w:vertAlign w:val="subscript"/>
-        </w:rPr>
-        <w:t>3</w:t>
-      </w:r>
-      <w:r>
-        <w:rPr>
-          <w:rFonts w:hint="eastAsia" w:ascii="Times New Roman" w:hAnsi="Times New Roman" w:eastAsia="Times New Roman" w:cs="Times New Roman"/>
-          <w:vertAlign w:val="superscript"/>
-        </w:rPr>
-        <w:t>-</w:t>
-      </w:r>
-      <w:r>
-        <w:rPr>
-          <w:rFonts w:hint="eastAsia" w:ascii="Times New Roman" w:hAnsi="Times New Roman" w:eastAsia="Times New Roman" w:cs="Times New Roman"/>
-        </w:rPr>
-        <w:t>]=0.0243</w:t>
-      </w:r>
-      <w:r>
-        <w:rPr>
-          <w:rFonts w:ascii="Times New Roman" w:hAnsi="Times New Roman" w:eastAsia="Times New Roman" w:cs="Times New Roman"/>
-        </w:rPr>
-        <w:t xml:space="preserve"> mol/L</w:t>
-      </w:r>
-    </w:p>
-    <w:p>
-      <w:pPr>
-        <w:pStyle w:val="BodyText"/>
-        <w:ind w:firstLine="420"/>
-      </w:pPr>
-      <w:r>
-        <w:rPr>
-          <w:rFonts w:hint="eastAsia" w:ascii="Times New Roman" w:hAnsi="Times New Roman" w:eastAsia="FangSong" w:cs="Times New Roman"/>
-        </w:rPr>
-        <w:t xml:space="preserve">在加入</w:t>
-      </w:r>
-      <w:r>
-        <w:rPr>
-          <w:rFonts w:ascii="Times New Roman" w:hAnsi="Times New Roman" w:eastAsia="Times New Roman" w:cs="Times New Roman"/>
-        </w:rPr>
-        <w:t xml:space="preserve"> 10 mmol/L </w:t>
-      </w:r>
-      <w:r>
-        <w:rPr>
-          <w:rFonts w:hint="eastAsia" w:ascii="Times New Roman" w:hAnsi="Times New Roman" w:eastAsia="FangSong" w:cs="Times New Roman"/>
-        </w:rPr>
-        <w:t xml:space="preserve">的酸后</w:t>
-      </w:r>
-      <w:r>
-        <w:rPr>
-          <w:rFonts w:ascii="Times New Roman" w:hAnsi="Times New Roman" w:eastAsia="Times New Roman" w:cs="Times New Roman"/>
-        </w:rPr>
-        <w:t xml:space="preserve"> pH’ = pKa + lg[(0.0243 - 0.010) / (1.22 × 10</w:t>
-      </w:r>
-      <w:r>
-        <w:rPr>
-          <w:rFonts w:ascii="Times New Roman" w:hAnsi="Times New Roman" w:eastAsia="Times New Roman" w:cs="Times New Roman"/>
-        </w:rPr>
-        <w:t xml:space="preserve"> </w:t>
-      </w:r>
-      <m:oMath>
-        <m:sSup>
-          <m:e>
-            <m:r>
-              <m:t>​</m:t>
-            </m:r>
-          </m:e>
-          <m:sup>
-            <m:r>
-              <m:rPr>
-                <m:sty m:val="p"/>
-              </m:rPr>
-              <m:t>−</m:t>
-            </m:r>
-            <m:r>
-              <m:t>3</m:t>
-            </m:r>
-          </m:sup>
-        </m:sSup>
-      </m:oMath>
-      <w:r>
-        <w:rPr>
-          <w:rFonts w:ascii="Times New Roman" w:hAnsi="Times New Roman" w:eastAsia="Times New Roman" w:cs="Times New Roman"/>
-        </w:rPr>
-        <w:t xml:space="preserve"> </w:t>
-      </w:r>
-      <w:r>
-        <w:rPr>
-          <w:rFonts w:ascii="Times New Roman" w:hAnsi="Times New Roman" w:eastAsia="Times New Roman" w:cs="Times New Roman"/>
-        </w:rPr>
-        <w:t xml:space="preserve">+ 0.010)] = </w:t>
-      </w:r>
-      <w:r>
-        <w:rPr>
-          <w:rFonts w:hint="eastAsia" w:ascii="Times New Roman" w:hAnsi="Times New Roman" w:eastAsia="Times New Roman" w:cs="Times New Roman"/>
-        </w:rPr>
-        <w:t xml:space="preserve">6.21（3</w:t>
-      </w:r>
-      <w:r>
-        <w:rPr>
-          <w:rFonts w:ascii="Times New Roman" w:hAnsi="Times New Roman" w:eastAsia="Times New Roman" w:cs="Times New Roman"/>
-        </w:rPr>
-        <w:t xml:space="preserve"> </w:t>
-      </w:r>
-      <w:r>
-        <w:rPr>
-          <w:rFonts w:hint="eastAsia" w:ascii="Times New Roman" w:hAnsi="Times New Roman" w:eastAsia="FangSong" w:cs="Times New Roman"/>
-        </w:rPr>
-        <w:t>分</w:t>
-      </w:r>
-      <w:r>
-        <w:rPr>
-          <w:rFonts w:hint="eastAsia" w:ascii="Times New Roman" w:hAnsi="Times New Roman" w:eastAsia="Times New Roman" w:cs="Times New Roman"/>
-        </w:rPr>
-        <w:t>）</w:t>
-      </w:r>
-    </w:p>
-    <w:p>
-      <w:pPr>
-        <w:pStyle w:val="BodyText"/>
       </w:pPr>
       <m:oMathPara>
         <m:oMathParaPr>
@@ -23796,37 +25164,7 @@
         </m:oMathParaPr>
         <m:oMath>
           <m:r>
-            <m:t>3</m:t>
-          </m:r>
-          <m:r>
-            <m:rPr>
-              <m:sty m:val="p"/>
-            </m:rPr>
-            <m:t>−</m:t>
-          </m:r>
-          <m:r>
-            <m:t>2</m:t>
-          </m:r>
-          <m:r>
-            <m:rPr>
-              <m:sty m:val="p"/>
-            </m:rPr>
-            <m:t>−</m:t>
-          </m:r>
-          <m:r>
-            <m:t>2</m:t>
-          </m:r>
-          <m:r>
-            <m:rPr>
-              <m:sty m:val="p"/>
-            </m:rPr>
-            <m:t>p</m:t>
-          </m:r>
-          <m:r>
-            <m:rPr>
-              <m:sty m:val="p"/>
-            </m:rPr>
-            <m:t>H</m:t>
+            <m:t>V</m:t>
           </m:r>
           <m:r>
             <m:rPr>
@@ -23834,105 +25172,84 @@
             </m:rPr>
             <m:t>=</m:t>
           </m:r>
-          <m:r>
-            <m:rPr>
-              <m:sty m:val="p"/>
-            </m:rPr>
-            <m:t>p</m:t>
-          </m:r>
-          <m:r>
-            <m:rPr>
-              <m:sty m:val="p"/>
-            </m:rPr>
-            <m:t>K</m:t>
-          </m:r>
-          <m:r>
-            <m:rPr>
-              <m:sty m:val="p"/>
-            </m:rPr>
-            <m:t>a</m:t>
-          </m:r>
-          <m:r>
-            <m:rPr>
-              <m:sty m:val="p"/>
-            </m:rPr>
-            <m:t>+</m:t>
-          </m:r>
-          <m:r>
-            <m:rPr>
-              <m:sty m:val="p"/>
-            </m:rPr>
-            <m:t>lg</m:t>
-          </m:r>
-          <m:r>
-            <m:rPr>
-              <m:sty m:val="p"/>
-            </m:rPr>
-            <m:t>[</m:t>
-          </m:r>
-          <m:r>
-            <m:rPr>
-              <m:sty m:val="p"/>
-            </m:rPr>
-            <m:t>(</m:t>
-          </m:r>
-          <m:r>
-            <m:t>0.0243</m:t>
-          </m:r>
-          <m:r>
-            <m:rPr>
-              <m:sty m:val="p"/>
-            </m:rPr>
-            <m:t>−</m:t>
-          </m:r>
-          <m:r>
-            <m:t>0.010</m:t>
-          </m:r>
-          <m:r>
-            <m:rPr>
-              <m:sty m:val="p"/>
-            </m:rPr>
-            <m:t>)</m:t>
-          </m:r>
-          <m:r>
-            <m:rPr>
-              <m:sty m:val="p"/>
-            </m:rPr>
-            <m:t>/</m:t>
-          </m:r>
-          <m:r>
-            <m:t>1.22</m:t>
-          </m:r>
-          <m:r>
-            <m:rPr>
-              <m:sty m:val="p"/>
-            </m:rPr>
-            <m:t>×</m:t>
-          </m:r>
-          <m:sSup>
-            <m:e>
-              <m:r>
-                <m:t>10</m:t>
-              </m:r>
-            </m:e>
-            <m:sup>
+          <m:f>
+            <m:fPr>
+              <m:type m:val="bar"/>
+            </m:fPr>
+            <m:num>
+              <m:r>
+                <m:t>2</m:t>
+              </m:r>
               <m:r>
                 <m:rPr>
                   <m:sty m:val="p"/>
                 </m:rPr>
-                <m:t>−</m:t>
+                <m:t>.</m:t>
+              </m:r>
+              <m:r>
+                <m:t>0</m:t>
+              </m:r>
+              <m:r>
+                <m:t>7</m:t>
               </m:r>
               <m:r>
                 <m:t>3</m:t>
               </m:r>
-            </m:sup>
-          </m:sSup>
-          <m:r>
-            <m:rPr>
-              <m:sty m:val="p"/>
-            </m:rPr>
-            <m:t>]</m:t>
-          </m:r>
+              <m:r>
+                <m:rPr>
+                  <m:sty m:val="p"/>
+                </m:rPr>
+                <m:t>*</m:t>
+              </m:r>
+              <m:r>
+                <m:t>1</m:t>
+              </m:r>
+              <m:sSup>
+                <m:e>
+                  <m:r>
+                    <m:t>0</m:t>
+                  </m:r>
+                </m:e>
+                <m:sup>
+                  <m:r>
+                    <m:rPr>
+                      <m:sty m:val="p"/>
+                    </m:rPr>
+                    <m:t>−</m:t>
+                  </m:r>
+                  <m:r>
+                    <m:t>4</m:t>
+                  </m:r>
+                </m:sup>
+              </m:sSup>
+            </m:num>
+            <m:den>
+              <m:r>
+                <m:t>0</m:t>
+              </m:r>
+              <m:r>
+                <m:rPr>
+                  <m:sty m:val="p"/>
+                </m:rPr>
+                <m:t>.</m:t>
+              </m:r>
+              <m:r>
+                <m:t>0</m:t>
+              </m:r>
+              <m:r>
+                <m:t>1</m:t>
+              </m:r>
+              <m:r>
+                <m:t>5</m:t>
+              </m:r>
+              <m:r>
+                <m:t>9</m:t>
+              </m:r>
+              <m:r>
+                <m:t>8</m:t>
+              </m:r>
+            </m:den>
+          </m:f>
           <m:r>
             <m:rPr>
               <m:sty m:val="p"/>
@@ -23940,26 +25257,22 @@
             <m:t>=</m:t>
           </m:r>
           <m:r>
-            <m:t>7.17</m:t>
+            <m:t>1</m:t>
+          </m:r>
+          <m:r>
+            <m:t>2</m:t>
           </m:r>
           <m:r>
             <m:rPr>
               <m:sty m:val="p"/>
             </m:rPr>
-            <m:t>(</m:t>
-          </m:r>
-          <m:r>
-            <m:rPr>
-              <m:nor/>
-              <m:sty m:val="p"/>
-            </m:rPr>
-            <m:t>3分</m:t>
-          </m:r>
-          <m:r>
-            <m:rPr>
-              <m:sty m:val="p"/>
-            </m:rPr>
-            <m:t>)</m:t>
+            <m:t>.</m:t>
+          </m:r>
+          <m:r>
+            <m:t>9</m:t>
+          </m:r>
+          <m:r>
+            <m:t>7</m:t>
           </m:r>
         </m:oMath>
       </m:oMathPara>
@@ -23969,251 +25282,6 @@
         <w:pStyle w:val="FirstParagraph"/>
         <w:ind w:firstLine="420"/>
       </w:pPr>
-      <w:r>
-        <w:rPr>
-          <w:rFonts w:ascii="Times New Roman" w:hAnsi="Times New Roman" w:eastAsia="Times New Roman" w:cs="Times New Roman"/>
-        </w:rPr>
-        <w:t xml:space="preserve">3-2-3 </w:t>
-      </w:r>
-      <w:r>
-        <w:rPr>
-          <w:rFonts w:hint="eastAsia" w:ascii="Times New Roman" w:hAnsi="Times New Roman" w:eastAsia="FangSong" w:cs="Times New Roman"/>
-        </w:rPr>
-        <w:t xml:space="preserve">根据</w:t>
-      </w:r>
-      <w:r>
-        <w:rPr>
-          <w:rFonts w:ascii="Times New Roman" w:hAnsi="Times New Roman" w:eastAsia="Times New Roman" w:cs="Times New Roman"/>
-        </w:rPr>
-        <w:t xml:space="preserve"> CC </w:t>
-      </w:r>
-      <w:r>
-        <w:rPr>
-          <w:rFonts w:hint="eastAsia" w:ascii="Times New Roman" w:hAnsi="Times New Roman" w:eastAsia="FangSong" w:cs="Times New Roman"/>
-        </w:rPr>
-        <w:t>方程</w:t>
-      </w:r>
-      <w:r>
-        <w:rPr>
-          <w:rFonts w:hint="eastAsia" w:ascii="Times New Roman" w:hAnsi="Times New Roman" w:eastAsia="Times New Roman" w:cs="Times New Roman"/>
-        </w:rPr>
-        <w:t>:</w:t>
-      </w:r>
-    </w:p>
-    <w:p>
-      <w:pPr>
-        <w:pStyle w:val="BodyText"/>
-      </w:pPr>
-      <m:oMathPara>
-        <m:oMathParaPr>
-          <m:jc m:val="center"/>
-          <m:ctrlPr>
-            <w:rPr>
-              <w:sz w:val="28"/>
-              <w:szCs w:val="28"/>
-            </w:rPr>
-          </m:ctrlPr>
-        </m:oMathParaPr>
-        <m:oMath>
-          <m:r>
-            <m:t>l</m:t>
-          </m:r>
-          <m:r>
-            <m:t>n</m:t>
-          </m:r>
-          <m:sSub>
-            <m:e>
-              <m:r>
-                <m:t>K</m:t>
-              </m:r>
-            </m:e>
-            <m:sub>
-              <m:r>
-                <m:t>H</m:t>
-              </m:r>
-              <m:r>
-                <m:t>3</m:t>
-              </m:r>
-            </m:sub>
-          </m:sSub>
-          <m:r>
-            <m:rPr>
-              <m:sty m:val="p"/>
-            </m:rPr>
-            <m:t>−</m:t>
-          </m:r>
-          <m:r>
-            <m:t>l</m:t>
-          </m:r>
-          <m:r>
-            <m:t>n</m:t>
-          </m:r>
-          <m:sSub>
-            <m:e>
-              <m:r>
-                <m:t>K</m:t>
-              </m:r>
-            </m:e>
-            <m:sub>
-              <m:r>
-                <m:t>H</m:t>
-              </m:r>
-              <m:r>
-                <m:t>2</m:t>
-              </m:r>
-            </m:sub>
-          </m:sSub>
-          <m:r>
-            <m:rPr>
-              <m:sty m:val="p"/>
-            </m:rPr>
-            <m:t>=</m:t>
-          </m:r>
-          <m:f>
-            <m:fPr>
-              <m:type m:val="bar"/>
-            </m:fPr>
-            <m:num>
-              <m:sSub>
-                <m:e>
-                  <m:r>
-                    <m:rPr>
-                      <m:sty m:val="p"/>
-                    </m:rPr>
-                    <m:t>Δ</m:t>
-                  </m:r>
-                </m:e>
-                <m:sub>
-                  <m:r>
-                    <m:t>s</m:t>
-                  </m:r>
-                  <m:r>
-                    <m:t>o</m:t>
-                  </m:r>
-                  <m:r>
-                    <m:t>l</m:t>
-                  </m:r>
-                </m:sub>
-              </m:sSub>
-              <m:r>
-                <m:t>H</m:t>
-              </m:r>
-            </m:num>
-            <m:den>
-              <m:r>
-                <m:t>R</m:t>
-              </m:r>
-            </m:den>
-          </m:f>
-          <m:r>
-            <m:rPr>
-              <m:sty m:val="p"/>
-            </m:rPr>
-            <m:t>(</m:t>
-          </m:r>
-          <m:f>
-            <m:fPr>
-              <m:type m:val="bar"/>
-            </m:fPr>
-            <m:num>
-              <m:r>
-                <m:t>1</m:t>
-              </m:r>
-            </m:num>
-            <m:den>
-              <m:r>
-                <m:t>298.15</m:t>
-              </m:r>
-            </m:den>
-          </m:f>
-          <m:r>
-            <m:rPr>
-              <m:sty m:val="p"/>
-            </m:rPr>
-            <m:t>−</m:t>
-          </m:r>
-          <m:f>
-            <m:fPr>
-              <m:type m:val="bar"/>
-            </m:fPr>
-            <m:num>
-              <m:r>
-                <m:t>1</m:t>
-              </m:r>
-            </m:num>
-            <m:den>
-              <m:r>
-                <m:t>310.15</m:t>
-              </m:r>
-            </m:den>
-          </m:f>
-          <m:r>
-            <m:rPr>
-              <m:sty m:val="p"/>
-            </m:rPr>
-            <m:t>)</m:t>
-          </m:r>
-        </m:oMath>
-      </m:oMathPara>
-    </w:p>
-    <w:p>
-      <w:pPr>
-        <w:pStyle w:val="FirstParagraph"/>
-        <w:ind w:firstLine="420"/>
-      </w:pPr>
-      <w:r>
-        <w:rPr>
-          <w:rFonts w:hint="eastAsia" w:ascii="Times New Roman" w:hAnsi="Times New Roman" w:eastAsia="FangSong" w:cs="Times New Roman"/>
-        </w:rPr>
-        <w:t xml:space="preserve">计算出</w:t>
-      </w:r>
-      <w:r>
-        <w:rPr>
-          <w:rFonts w:ascii="Times New Roman" w:hAnsi="Times New Roman" w:eastAsia="Times New Roman" w:cs="Times New Roman"/>
-        </w:rPr>
-        <w:t xml:space="preserve"> </w:t>
-      </w:r>
-      <m:oMath>
-        <m:sSup>
-          <m:e>
-            <m:r>
-              <m:t>25</m:t>
-            </m:r>
-          </m:e>
-          <m:sup>
-            <m:r>
-              <m:rPr>
-                <m:sty m:val="p"/>
-              </m:rPr>
-              <m:t>∘</m:t>
-            </m:r>
-          </m:sup>
-        </m:sSup>
-      </m:oMath>
-      <w:r>
-        <w:rPr>
-          <w:rFonts w:ascii="Times New Roman" w:hAnsi="Times New Roman" w:eastAsia="Times New Roman" w:cs="Times New Roman"/>
-        </w:rPr>
-        <w:t xml:space="preserve"> </w:t>
-      </w:r>
-      <w:r>
-        <w:rPr>
-          <w:rFonts w:ascii="Times New Roman" w:hAnsi="Times New Roman" w:eastAsia="Times New Roman" w:cs="Times New Roman"/>
-        </w:rPr>
-        <w:t xml:space="preserve">C </w:t>
-      </w:r>
-      <w:r>
-        <w:rPr>
-          <w:rFonts w:hint="eastAsia" w:ascii="Times New Roman" w:hAnsi="Times New Roman" w:eastAsia="FangSong" w:cs="Times New Roman"/>
-        </w:rPr>
-        <w:t xml:space="preserve">的亨利常数分别为</w:t>
-      </w:r>
-      <w:r>
-        <w:rPr>
-          <w:rFonts w:ascii="Times New Roman" w:hAnsi="Times New Roman" w:eastAsia="Times New Roman" w:cs="Times New Roman"/>
-        </w:rPr>
-        <w:t xml:space="preserve"> </w:t>
-      </w:r>
       <m:oMath>
         <m:oMathPr>
           <m:ctrlPr>
@@ -24223,72 +25291,37 @@
             </w:rPr>
           </m:ctrlPr>
         </m:oMathPr>
-        <m:sSub>
-          <m:e>
-            <m:r>
-              <m:t>K</m:t>
-            </m:r>
-          </m:e>
-          <m:sub>
-            <m:r>
-              <m:t>H</m:t>
-            </m:r>
-            <m:r>
-              <m:t>3</m:t>
-            </m:r>
-          </m:sub>
-        </m:sSub>
         <m:r>
           <m:rPr>
             <m:sty m:val="p"/>
           </m:rPr>
-          <m:t>=</m:t>
-        </m:r>
-        <m:r>
-          <m:t>3.19</m:t>
-        </m:r>
-        <m:r>
-          <m:rPr>
-            <m:sty m:val="p"/>
-          </m:rPr>
-          <m:t>×</m:t>
+          <m:t>(</m:t>
         </m:r>
         <m:sSup>
           <m:e>
             <m:r>
-              <m:t>10</m:t>
+              <m:t>n</m:t>
             </m:r>
           </m:e>
           <m:sup>
             <m:r>
-              <m:t>3</m:t>
+              <m:rPr>
+                <m:sty m:val="p"/>
+              </m:rPr>
+              <m:t>′</m:t>
             </m:r>
           </m:sup>
         </m:sSup>
-      </m:oMath>
-      <w:r>
-        <w:rPr>
-          <w:rFonts w:ascii="Times New Roman" w:hAnsi="Times New Roman" w:eastAsia="Times New Roman" w:cs="Times New Roman"/>
-        </w:rPr>
-        <w:t xml:space="preserve"> </w:t>
-      </w:r>
-      <w:r>
-        <w:rPr>
-          <w:rFonts w:ascii="Times New Roman" w:hAnsi="Times New Roman" w:eastAsia="Times New Roman" w:cs="Times New Roman"/>
-        </w:rPr>
-        <w:t xml:space="preserve">kPa mol</w:t>
-      </w:r>
-      <w:r>
-        <w:rPr>
-          <w:rFonts w:ascii="Times New Roman" w:hAnsi="Times New Roman" w:eastAsia="Times New Roman" w:cs="Times New Roman"/>
-        </w:rPr>
-        <w:t xml:space="preserve"> </w:t>
-      </w:r>
-      <m:oMath>
+        <m:r>
+          <m:rPr>
+            <m:sty m:val="p"/>
+          </m:rPr>
+          <m:t>(</m:t>
+        </m:r>
         <m:sSup>
           <m:e>
             <m:r>
-              <m:t>​</m:t>
+              <m:t>e</m:t>
             </m:r>
           </m:e>
           <m:sup>
@@ -24298,11 +25331,83 @@
               </m:rPr>
               <m:t>−</m:t>
             </m:r>
-            <m:r>
-              <m:t>1</m:t>
-            </m:r>
           </m:sup>
         </m:sSup>
+        <m:r>
+          <m:rPr>
+            <m:sty m:val="p"/>
+          </m:rPr>
+          <m:t>)</m:t>
+        </m:r>
+        <m:r>
+          <m:rPr>
+            <m:sty m:val="p"/>
+          </m:rPr>
+          <m:t>,</m:t>
+        </m:r>
+        <m:r>
+          <m:t>c</m:t>
+        </m:r>
+        <m:r>
+          <m:rPr>
+            <m:sty m:val="p"/>
+          </m:rPr>
+          <m:t>(</m:t>
+        </m:r>
+        <m:r>
+          <m:t>N</m:t>
+        </m:r>
+        <m:sSub>
+          <m:e>
+            <m:r>
+              <m:t>a</m:t>
+            </m:r>
+          </m:e>
+          <m:sub>
+            <m:r>
+              <m:t>2</m:t>
+            </m:r>
+          </m:sub>
+        </m:sSub>
+        <m:sSub>
+          <m:e>
+            <m:r>
+              <m:t>S</m:t>
+            </m:r>
+          </m:e>
+          <m:sub>
+            <m:r>
+              <m:t>2</m:t>
+            </m:r>
+          </m:sub>
+        </m:sSub>
+        <m:sSub>
+          <m:e>
+            <m:r>
+              <m:t>O</m:t>
+            </m:r>
+          </m:e>
+          <m:sub>
+            <m:r>
+              <m:t>3</m:t>
+            </m:r>
+          </m:sub>
+        </m:sSub>
+        <m:r>
+          <m:rPr>
+            <m:sty m:val="p"/>
+          </m:rPr>
+          <m:t>)</m:t>
+        </m:r>
+        <m:r>
+          <m:rPr>
+            <m:sty m:val="p"/>
+          </m:rPr>
+          <m:t>,</m:t>
+        </m:r>
+        <m:r>
+          <m:t>V</m:t>
+        </m:r>
       </m:oMath>
       <w:r>
         <w:rPr>
@@ -24312,9 +25417,51 @@
       </w:r>
       <w:r>
         <w:rPr>
-          <w:rFonts w:ascii="Times New Roman" w:hAnsi="Times New Roman" w:eastAsia="Times New Roman" w:cs="Times New Roman"/>
-        </w:rPr>
-        <w:t xml:space="preserve">L</w:t>
+          <w:rFonts w:hint="eastAsia" w:ascii="Times New Roman" w:hAnsi="Times New Roman" w:eastAsia="FangSong" w:cs="Times New Roman"/>
+        </w:rPr>
+        <w:t xml:space="preserve">的计算各</w:t>
+      </w:r>
+      <w:r>
+        <w:rPr>
+          <w:rFonts w:ascii="Times New Roman" w:hAnsi="Times New Roman" w:eastAsia="Times New Roman" w:cs="Times New Roman"/>
+        </w:rPr>
+        <w:t xml:space="preserve"> 2 </w:t>
+      </w:r>
+      <w:r>
+        <w:rPr>
+          <w:rFonts w:hint="eastAsia" w:ascii="Times New Roman" w:hAnsi="Times New Roman" w:eastAsia="FangSong" w:cs="Times New Roman"/>
+        </w:rPr>
+        <w:t>分</w:t>
+      </w:r>
+      <w:r>
+        <w:rPr>
+          <w:rFonts w:hint="eastAsia" w:ascii="Times New Roman" w:hAnsi="Times New Roman" w:eastAsia="Times New Roman" w:cs="Times New Roman"/>
+        </w:rPr>
+        <w:t>，</w:t>
+      </w:r>
+      <w:r>
+        <w:rPr>
+          <w:rFonts w:hint="eastAsia" w:ascii="Times New Roman" w:hAnsi="Times New Roman" w:eastAsia="FangSong" w:cs="Times New Roman"/>
+        </w:rPr>
+        <w:t>共</w:t>
+      </w:r>
+      <w:r>
+        <w:rPr>
+          <w:rFonts w:ascii="Times New Roman" w:hAnsi="Times New Roman" w:eastAsia="Times New Roman" w:cs="Times New Roman"/>
+        </w:rPr>
+        <w:t xml:space="preserve"> 6 </w:t>
+      </w:r>
+      <w:r>
+        <w:rPr>
+          <w:rFonts w:hint="eastAsia" w:ascii="Times New Roman" w:hAnsi="Times New Roman" w:eastAsia="FangSong" w:cs="Times New Roman"/>
+        </w:rPr>
+        <w:t>分</w:t>
+      </w:r>
+      <w:r>
+        <w:rPr>
+          <w:rFonts w:hint="eastAsia" w:ascii="Times New Roman" w:hAnsi="Times New Roman" w:eastAsia="Times New Roman" w:cs="Times New Roman"/>
+        </w:rPr>
+        <w:t>）</w:t>
       </w:r>
     </w:p>
     <w:p>
@@ -24324,53 +25471,290 @@
       </w:pPr>
       <w:r>
         <w:rPr>
-          <w:rFonts w:hint="eastAsia" w:ascii="Times New Roman" w:hAnsi="Times New Roman" w:eastAsia="FangSong" w:cs="Times New Roman"/>
-        </w:rPr>
-        <w:t xml:space="preserve">在</w:t>
-      </w:r>
-      <w:r>
-        <w:rPr>
-          <w:rFonts w:ascii="Times New Roman" w:hAnsi="Times New Roman" w:eastAsia="Times New Roman" w:cs="Times New Roman"/>
-        </w:rPr>
-        <w:t xml:space="preserve"> </w:t>
-      </w:r>
-      <m:oMath>
-        <m:sSup>
-          <m:e>
-            <m:r>
-              <m:t>25</m:t>
-            </m:r>
-          </m:e>
-          <m:sup>
-            <m:r>
-              <m:rPr>
-                <m:sty m:val="p"/>
-              </m:rPr>
-              <m:t>∘</m:t>
-            </m:r>
-          </m:sup>
-        </m:sSup>
-        <m:r>
-          <m:t>C</m:t>
-        </m:r>
-      </m:oMath>
-      <w:r>
-        <w:rPr>
-          <w:rFonts w:ascii="Times New Roman" w:hAnsi="Times New Roman" w:eastAsia="Times New Roman" w:cs="Times New Roman"/>
-        </w:rPr>
-        <w:t xml:space="preserve"> </w:t>
-      </w:r>
-      <w:r>
-        <w:rPr>
-          <w:rFonts w:hint="eastAsia" w:ascii="Times New Roman" w:hAnsi="Times New Roman" w:eastAsia="FangSong" w:cs="Times New Roman"/>
-        </w:rPr>
-        <w:t>时</w:t>
-      </w:r>
-      <w:r>
-        <w:rPr>
-          <w:rFonts w:hint="eastAsia" w:ascii="Times New Roman" w:hAnsi="Times New Roman" w:eastAsia="Times New Roman" w:cs="Times New Roman"/>
-        </w:rPr>
-        <w:t>：</w:t>
+          <w:rFonts w:ascii="Times New Roman" w:hAnsi="Times New Roman" w:eastAsia="Times New Roman" w:cs="Times New Roman"/>
+        </w:rPr>
+        <w:t xml:space="preserve">3-3 </w:t>
+      </w:r>
+      <w:r>
+        <w:rPr>
+          <w:rFonts w:hint="eastAsia" w:ascii="Times New Roman" w:hAnsi="Times New Roman" w:eastAsia="FangSong" w:cs="Times New Roman"/>
+        </w:rPr>
+        <w:t>库仑滴定法相比传统的化学滴定分析有哪些优点</w:t>
+      </w:r>
+      <w:r>
+        <w:rPr>
+          <w:rFonts w:hint="eastAsia" w:ascii="Times New Roman" w:hAnsi="Times New Roman" w:eastAsia="Times New Roman" w:cs="Times New Roman"/>
+        </w:rPr>
+        <w:t>？</w:t>
+      </w:r>
+    </w:p>
+    <w:p>
+      <w:pPr>
+        <w:numPr>
+          <w:ilvl w:val="0"/>
+          <w:numId w:val="1002"/>
+        </w:numPr>
+        <w:ind w:firstLine="420"/>
+      </w:pPr>
+      <w:r>
+        <w:rPr>
+          <w:rFonts w:hint="eastAsia" w:ascii="Times New Roman" w:hAnsi="Times New Roman" w:eastAsia="FangSong" w:cs="Times New Roman"/>
+        </w:rPr>
+        <w:t>原位生成滴定剂</w:t>
+      </w:r>
+      <w:r>
+        <w:rPr>
+          <w:rFonts w:hint="eastAsia" w:ascii="Times New Roman" w:hAnsi="Times New Roman" w:eastAsia="Times New Roman" w:cs="Times New Roman"/>
+        </w:rPr>
+        <w:t>，</w:t>
+      </w:r>
+      <w:r>
+        <w:rPr>
+          <w:rFonts w:hint="eastAsia" w:ascii="Times New Roman" w:hAnsi="Times New Roman" w:eastAsia="FangSong" w:cs="Times New Roman"/>
+        </w:rPr>
+        <w:t>绿色环保</w:t>
+      </w:r>
+      <w:r>
+        <w:rPr>
+          <w:rFonts w:hint="eastAsia" w:ascii="Times New Roman" w:hAnsi="Times New Roman" w:eastAsia="Times New Roman" w:cs="Times New Roman"/>
+        </w:rPr>
+        <w:t>，</w:t>
+      </w:r>
+      <w:r>
+        <w:rPr>
+          <w:rFonts w:hint="eastAsia" w:ascii="Times New Roman" w:hAnsi="Times New Roman" w:eastAsia="FangSong" w:cs="Times New Roman"/>
+        </w:rPr>
+        <w:t>且避免溶液转移时带来的误差</w:t>
+      </w:r>
+    </w:p>
+    <w:p>
+      <w:pPr>
+        <w:numPr>
+          <w:ilvl w:val="0"/>
+          <w:numId w:val="1002"/>
+        </w:numPr>
+        <w:ind w:firstLine="420"/>
+      </w:pPr>
+      <w:r>
+        <w:rPr>
+          <w:rFonts w:hint="eastAsia" w:ascii="Times New Roman" w:hAnsi="Times New Roman" w:eastAsia="FangSong" w:cs="Times New Roman"/>
+        </w:rPr>
+        <w:t>由电流与时间得出定量关系</w:t>
+      </w:r>
+      <w:r>
+        <w:rPr>
+          <w:rFonts w:hint="eastAsia" w:ascii="Times New Roman" w:hAnsi="Times New Roman" w:eastAsia="Times New Roman" w:cs="Times New Roman"/>
+        </w:rPr>
+        <w:t>，</w:t>
+      </w:r>
+      <w:r>
+        <w:rPr>
+          <w:rFonts w:hint="eastAsia" w:ascii="Times New Roman" w:hAnsi="Times New Roman" w:eastAsia="FangSong" w:cs="Times New Roman"/>
+        </w:rPr>
+        <w:t>准确度高</w:t>
+      </w:r>
+    </w:p>
+    <w:p>
+      <w:pPr>
+        <w:numPr>
+          <w:ilvl w:val="0"/>
+          <w:numId w:val="1002"/>
+        </w:numPr>
+        <w:ind w:firstLine="420"/>
+      </w:pPr>
+      <w:r>
+        <w:rPr>
+          <w:rFonts w:hint="eastAsia" w:ascii="Times New Roman" w:hAnsi="Times New Roman" w:eastAsia="FangSong" w:cs="Times New Roman"/>
+        </w:rPr>
+        <w:t>采用电位检测滴定终点</w:t>
+      </w:r>
+      <w:r>
+        <w:rPr>
+          <w:rFonts w:hint="eastAsia" w:ascii="Times New Roman" w:hAnsi="Times New Roman" w:eastAsia="Times New Roman" w:cs="Times New Roman"/>
+        </w:rPr>
+        <w:t>，</w:t>
+      </w:r>
+      <w:r>
+        <w:rPr>
+          <w:rFonts w:hint="eastAsia" w:ascii="Times New Roman" w:hAnsi="Times New Roman" w:eastAsia="FangSong" w:cs="Times New Roman"/>
+        </w:rPr>
+        <w:t>相比指示剂更加精准</w:t>
+      </w:r>
+      <w:r>
+        <w:rPr>
+          <w:rFonts w:hint="eastAsia" w:ascii="Times New Roman" w:hAnsi="Times New Roman" w:eastAsia="Times New Roman" w:cs="Times New Roman"/>
+        </w:rPr>
+        <w:t>。</w:t>
+      </w:r>
+    </w:p>
+    <w:p>
+      <w:pPr>
+        <w:pStyle w:val="FirstParagraph"/>
+        <w:ind w:firstLine="420"/>
+      </w:pPr>
+      <w:r>
+        <w:rPr>
+          <w:rFonts w:hint="eastAsia" w:ascii="Times New Roman" w:hAnsi="Times New Roman" w:eastAsia="Times New Roman" w:cs="Times New Roman"/>
+        </w:rPr>
+        <w:t>4）</w:t>
+      </w:r>
+      <w:r>
+        <w:rPr>
+          <w:rFonts w:hint="eastAsia" w:ascii="Times New Roman" w:hAnsi="Times New Roman" w:eastAsia="FangSong" w:cs="Times New Roman"/>
+        </w:rPr>
+        <w:t>无需配制标准溶液</w:t>
+      </w:r>
+      <w:r>
+        <w:rPr>
+          <w:rFonts w:hint="eastAsia" w:ascii="Times New Roman" w:hAnsi="Times New Roman" w:eastAsia="Times New Roman" w:cs="Times New Roman"/>
+        </w:rPr>
+        <w:t>，</w:t>
+      </w:r>
+      <w:r>
+        <w:rPr>
+          <w:rFonts w:hint="eastAsia" w:ascii="Times New Roman" w:hAnsi="Times New Roman" w:eastAsia="FangSong" w:cs="Times New Roman"/>
+        </w:rPr>
+        <w:t>灵敏度高容易实现微量</w:t>
+      </w:r>
+      <w:r>
+        <w:rPr>
+          <w:rFonts w:hint="eastAsia" w:ascii="Times New Roman" w:hAnsi="Times New Roman" w:eastAsia="Times New Roman" w:cs="Times New Roman"/>
+        </w:rPr>
+        <w:t>/</w:t>
+      </w:r>
+      <w:r>
+        <w:rPr>
+          <w:rFonts w:hint="eastAsia" w:ascii="Times New Roman" w:hAnsi="Times New Roman" w:eastAsia="FangSong" w:cs="Times New Roman"/>
+        </w:rPr>
+        <w:t>痕量分析</w:t>
+      </w:r>
+      <w:r>
+        <w:rPr>
+          <w:rFonts w:hint="eastAsia" w:ascii="Times New Roman" w:hAnsi="Times New Roman" w:eastAsia="Times New Roman" w:cs="Times New Roman"/>
+        </w:rPr>
+        <w:t>，</w:t>
+      </w:r>
+      <w:r>
+        <w:rPr>
+          <w:rFonts w:hint="eastAsia" w:ascii="Times New Roman" w:hAnsi="Times New Roman" w:eastAsia="FangSong" w:cs="Times New Roman"/>
+        </w:rPr>
+        <w:t>操作简便自动化</w:t>
+      </w:r>
+    </w:p>
+    <w:p>
+      <w:pPr>
+        <w:pStyle w:val="BodyText"/>
+        <w:ind w:firstLine="420"/>
+      </w:pPr>
+      <w:r>
+        <w:rPr>
+          <w:rFonts w:hint="eastAsia" w:ascii="Times New Roman" w:hAnsi="Times New Roman" w:eastAsia="Times New Roman" w:cs="Times New Roman"/>
+        </w:rPr>
+        <w:t>(</w:t>
+      </w:r>
+      <w:r>
+        <w:rPr>
+          <w:rFonts w:hint="eastAsia" w:ascii="Times New Roman" w:hAnsi="Times New Roman" w:eastAsia="FangSong" w:cs="Times New Roman"/>
+        </w:rPr>
+        <w:t>答到</w:t>
+      </w:r>
+      <w:r>
+        <w:rPr>
+          <w:rFonts w:ascii="Times New Roman" w:hAnsi="Times New Roman" w:eastAsia="Times New Roman" w:cs="Times New Roman"/>
+        </w:rPr>
+        <w:t xml:space="preserve"> 1 </w:t>
+      </w:r>
+      <w:r>
+        <w:rPr>
+          <w:rFonts w:hint="eastAsia" w:ascii="Times New Roman" w:hAnsi="Times New Roman" w:eastAsia="FangSong" w:cs="Times New Roman"/>
+        </w:rPr>
+        <w:t xml:space="preserve">点即给</w:t>
+      </w:r>
+      <w:r>
+        <w:rPr>
+          <w:rFonts w:ascii="Times New Roman" w:hAnsi="Times New Roman" w:eastAsia="Times New Roman" w:cs="Times New Roman"/>
+        </w:rPr>
+        <w:t xml:space="preserve"> 2 </w:t>
+      </w:r>
+      <w:r>
+        <w:rPr>
+          <w:rFonts w:hint="eastAsia" w:ascii="Times New Roman" w:hAnsi="Times New Roman" w:eastAsia="FangSong" w:cs="Times New Roman"/>
+        </w:rPr>
+        <w:t>分</w:t>
+      </w:r>
+      <w:r>
+        <w:rPr>
+          <w:rFonts w:hint="eastAsia" w:ascii="Times New Roman" w:hAnsi="Times New Roman" w:eastAsia="Times New Roman" w:cs="Times New Roman"/>
+        </w:rPr>
+        <w:t>,</w:t>
+      </w:r>
+      <w:r>
+        <w:rPr>
+          <w:rFonts w:ascii="Times New Roman" w:hAnsi="Times New Roman" w:eastAsia="Times New Roman" w:cs="Times New Roman"/>
+        </w:rPr>
+        <w:t xml:space="preserve"> </w:t>
+      </w:r>
+      <w:r>
+        <w:rPr>
+          <w:rFonts w:hint="eastAsia" w:ascii="Times New Roman" w:hAnsi="Times New Roman" w:eastAsia="FangSong" w:cs="Times New Roman"/>
+        </w:rPr>
+        <w:t xml:space="preserve">共</w:t>
+      </w:r>
+      <w:r>
+        <w:rPr>
+          <w:rFonts w:ascii="Times New Roman" w:hAnsi="Times New Roman" w:eastAsia="Times New Roman" w:cs="Times New Roman"/>
+        </w:rPr>
+        <w:t xml:space="preserve"> 4 </w:t>
+      </w:r>
+      <w:r>
+        <w:rPr>
+          <w:rFonts w:hint="eastAsia" w:ascii="Times New Roman" w:hAnsi="Times New Roman" w:eastAsia="FangSong" w:cs="Times New Roman"/>
+        </w:rPr>
+        <w:t>分</w:t>
+      </w:r>
+      <w:r>
+        <w:rPr>
+          <w:rFonts w:hint="eastAsia" w:ascii="Times New Roman" w:hAnsi="Times New Roman" w:eastAsia="Times New Roman" w:cs="Times New Roman"/>
+        </w:rPr>
+        <w:t>)</w:t>
+      </w:r>
+    </w:p>
+    <w:bookmarkEnd w:id="64"/>
+    <w:bookmarkStart w:id="89" w:name="第-4-题"/>
+    <w:p>
+      <w:pPr>
+        <w:pStyle w:val="Heading3"/>
+        <w:spacing w:before="280" w:after="120"/>
+      </w:pPr>
+      <w:r>
+        <w:rPr>
+          <w:rFonts w:hint="eastAsia" w:ascii="Times New Roman" w:hAnsi="Times New Roman" w:eastAsia="SimHei" w:cs="Times New Roman"/>
+        </w:rPr>
+        <w:t xml:space="preserve">第</w:t>
+      </w:r>
+      <w:r>
+        <w:rPr>
+          <w:rFonts w:ascii="Times New Roman" w:hAnsi="Times New Roman" w:eastAsia="Times New Roman" w:cs="Times New Roman"/>
+        </w:rPr>
+        <w:t xml:space="preserve"> 4 </w:t>
+      </w:r>
+      <w:r>
+        <w:rPr>
+          <w:rFonts w:hint="eastAsia" w:ascii="Times New Roman" w:hAnsi="Times New Roman" w:eastAsia="SimHei" w:cs="Times New Roman"/>
+        </w:rPr>
+        <w:t xml:space="preserve">题</w:t>
+      </w:r>
+    </w:p>
+    <w:p>
+      <w:pPr>
+        <w:pStyle w:val="FirstParagraph"/>
+        <w:ind w:firstLine="420"/>
+      </w:pPr>
+      <w:r>
+        <w:rPr>
+          <w:rFonts w:hint="eastAsia" w:ascii="Times New Roman" w:hAnsi="Times New Roman" w:eastAsia="FangSong" w:cs="Times New Roman"/>
+        </w:rPr>
+        <w:t xml:space="preserve">一种新型的钙钛矿型材料</w:t>
       </w:r>
       <w:r>
         <w:rPr>
@@ -24388,334 +25772,6 @@
           </m:ctrlPr>
         </m:oMathPr>
         <m:r>
-          <m:rPr>
-            <m:sty m:val="p"/>
-          </m:rPr>
-          <m:t>[</m:t>
-        </m:r>
-        <m:r>
-          <m:t>C</m:t>
-        </m:r>
-        <m:sSub>
-          <m:e>
-            <m:r>
-              <m:t>O</m:t>
-            </m:r>
-          </m:e>
-          <m:sub>
-            <m:r>
-              <m:t>2</m:t>
-            </m:r>
-          </m:sub>
-        </m:sSub>
-        <m:sSub>
-          <m:e>
-            <m:r>
-              <m:rPr>
-                <m:sty m:val="p"/>
-              </m:rPr>
-              <m:t>]</m:t>
-            </m:r>
-          </m:e>
-          <m:sub>
-            <m:r>
-              <m:t>2</m:t>
-            </m:r>
-          </m:sub>
-        </m:sSub>
-        <m:r>
-          <m:rPr>
-            <m:sty m:val="p"/>
-          </m:rPr>
-          <m:t>=</m:t>
-        </m:r>
-        <m:r>
-          <m:t>p</m:t>
-        </m:r>
-        <m:r>
-          <m:rPr>
-            <m:sty m:val="p"/>
-          </m:rPr>
-          <m:t>(</m:t>
-        </m:r>
-        <m:r>
-          <m:t>C</m:t>
-        </m:r>
-        <m:sSub>
-          <m:e>
-            <m:r>
-              <m:t>O</m:t>
-            </m:r>
-          </m:e>
-          <m:sub>
-            <m:r>
-              <m:t>2</m:t>
-            </m:r>
-          </m:sub>
-        </m:sSub>
-        <m:r>
-          <m:rPr>
-            <m:sty m:val="p"/>
-          </m:rPr>
-          <m:t>)</m:t>
-        </m:r>
-        <m:r>
-          <m:rPr>
-            <m:sty m:val="p"/>
-          </m:rPr>
-          <m:t>/</m:t>
-        </m:r>
-        <m:sSub>
-          <m:e>
-            <m:r>
-              <m:t>K</m:t>
-            </m:r>
-          </m:e>
-          <m:sub>
-            <m:r>
-              <m:t>H</m:t>
-            </m:r>
-            <m:r>
-              <m:t>3</m:t>
-            </m:r>
-          </m:sub>
-        </m:sSub>
-        <m:r>
-          <m:rPr>
-            <m:sty m:val="p"/>
-          </m:rPr>
-          <m:t>=</m:t>
-        </m:r>
-        <m:r>
-          <m:t>1.66</m:t>
-        </m:r>
-        <m:r>
-          <m:rPr>
-            <m:sty m:val="p"/>
-          </m:rPr>
-          <m:t>×</m:t>
-        </m:r>
-        <m:sSup>
-          <m:e>
-            <m:r>
-              <m:t>10</m:t>
-            </m:r>
-          </m:e>
-          <m:sup>
-            <m:r>
-              <m:rPr>
-                <m:sty m:val="p"/>
-              </m:rPr>
-              <m:t>−</m:t>
-            </m:r>
-            <m:r>
-              <m:t>3</m:t>
-            </m:r>
-          </m:sup>
-        </m:sSup>
-        <m:r>
-          <m:t> </m:t>
-        </m:r>
-        <m:r>
-          <m:t>m</m:t>
-        </m:r>
-        <m:r>
-          <m:t>o</m:t>
-        </m:r>
-        <m:r>
-          <m:t>l</m:t>
-        </m:r>
-        <m:r>
-          <m:rPr>
-            <m:sty m:val="p"/>
-          </m:rPr>
-          <m:t>/</m:t>
-        </m:r>
-        <m:r>
-          <m:t>L</m:t>
-        </m:r>
-      </m:oMath>
-    </w:p>
-    <w:p>
-      <w:pPr>
-        <w:pStyle w:val="BodyText"/>
-      </w:pPr>
-      <m:oMathPara>
-        <m:oMathParaPr>
-          <m:jc m:val="center"/>
-          <m:ctrlPr>
-            <w:rPr>
-              <w:sz w:val="28"/>
-              <w:szCs w:val="28"/>
-            </w:rPr>
-          </m:ctrlPr>
-        </m:oMathParaPr>
-        <m:oMath>
-          <m:r>
-            <m:rPr>
-              <m:sty m:val="p"/>
-            </m:rPr>
-            <m:t>p</m:t>
-          </m:r>
-          <m:r>
-            <m:rPr>
-              <m:sty m:val="p"/>
-            </m:rPr>
-            <m:t>H</m:t>
-          </m:r>
-          <m:r>
-            <m:rPr>
-              <m:sty m:val="p"/>
-            </m:rPr>
-            <m:t>=</m:t>
-          </m:r>
-          <m:r>
-            <m:t>6.35</m:t>
-          </m:r>
-          <m:r>
-            <m:rPr>
-              <m:sty m:val="p"/>
-            </m:rPr>
-            <m:t>+</m:t>
-          </m:r>
-          <m:r>
-            <m:rPr>
-              <m:sty m:val="p"/>
-            </m:rPr>
-            <m:t>lg</m:t>
-          </m:r>
-          <m:r>
-            <m:rPr>
-              <m:sty m:val="p"/>
-            </m:rPr>
-            <m:t>[</m:t>
-          </m:r>
-          <m:r>
-            <m:t>0.0243</m:t>
-          </m:r>
-          <m:r>
-            <m:rPr>
-              <m:sty m:val="p"/>
-            </m:rPr>
-            <m:t>/</m:t>
-          </m:r>
-          <m:r>
-            <m:t>1.66</m:t>
-          </m:r>
-          <m:r>
-            <m:rPr>
-              <m:sty m:val="p"/>
-            </m:rPr>
-            <m:t>×</m:t>
-          </m:r>
-          <m:sSup>
-            <m:e>
-              <m:r>
-                <m:t>10</m:t>
-              </m:r>
-            </m:e>
-            <m:sup>
-              <m:r>
-                <m:rPr>
-                  <m:sty m:val="p"/>
-                </m:rPr>
-                <m:t>−</m:t>
-              </m:r>
-              <m:r>
-                <m:t>3</m:t>
-              </m:r>
-            </m:sup>
-          </m:sSup>
-          <m:r>
-            <m:rPr>
-              <m:sty m:val="p"/>
-            </m:rPr>
-            <m:t>]</m:t>
-          </m:r>
-          <m:r>
-            <m:rPr>
-              <m:sty m:val="p"/>
-            </m:rPr>
-            <m:t>=</m:t>
-          </m:r>
-          <m:r>
-            <m:t>7.52</m:t>
-          </m:r>
-          <m:r>
-            <m:rPr>
-              <m:sty m:val="p"/>
-            </m:rPr>
-            <m:t>(</m:t>
-          </m:r>
-          <m:r>
-            <m:rPr>
-              <m:nor/>
-              <m:sty m:val="p"/>
-            </m:rPr>
-            <m:t>4分</m:t>
-          </m:r>
-          <m:r>
-            <m:rPr>
-              <m:sty m:val="p"/>
-            </m:rPr>
-            <m:t>)</m:t>
-          </m:r>
-        </m:oMath>
-      </m:oMathPara>
-    </w:p>
-    <w:bookmarkEnd w:id="61"/>
-    <w:bookmarkStart w:id="86" w:name="第-4-题"/>
-    <w:p>
-      <w:pPr>
-        <w:pStyle w:val="Heading3"/>
-        <w:spacing w:before="280" w:after="120"/>
-      </w:pPr>
-      <w:r>
-        <w:rPr>
-          <w:rFonts w:hint="eastAsia" w:ascii="Times New Roman" w:hAnsi="Times New Roman" w:eastAsia="SimHei" w:cs="Times New Roman"/>
-        </w:rPr>
-        <w:t xml:space="preserve">第</w:t>
-      </w:r>
-      <w:r>
-        <w:rPr>
-          <w:rFonts w:ascii="Times New Roman" w:hAnsi="Times New Roman" w:eastAsia="Times New Roman" w:cs="Times New Roman"/>
-        </w:rPr>
-        <w:t xml:space="preserve"> 4 </w:t>
-      </w:r>
-      <w:r>
-        <w:rPr>
-          <w:rFonts w:hint="eastAsia" w:ascii="Times New Roman" w:hAnsi="Times New Roman" w:eastAsia="SimHei" w:cs="Times New Roman"/>
-        </w:rPr>
-        <w:t xml:space="preserve">题</w:t>
-      </w:r>
-    </w:p>
-    <w:p>
-      <w:pPr>
-        <w:pStyle w:val="FirstParagraph"/>
-        <w:ind w:firstLine="420"/>
-      </w:pPr>
-      <w:r>
-        <w:rPr>
-          <w:rFonts w:hint="eastAsia" w:ascii="Times New Roman" w:hAnsi="Times New Roman" w:eastAsia="FangSong" w:cs="Times New Roman"/>
-        </w:rPr>
-        <w:t xml:space="preserve">一种新型的钙钛矿型材料</w:t>
-      </w:r>
-      <w:r>
-        <w:rPr>
-          <w:rFonts w:ascii="Times New Roman" w:hAnsi="Times New Roman" w:eastAsia="Times New Roman" w:cs="Times New Roman"/>
-        </w:rPr>
-        <w:t xml:space="preserve"> </w:t>
-      </w:r>
-      <m:oMath>
-        <m:oMathPr>
-          <m:ctrlPr>
-            <w:rPr>
-              <w:sz w:val="28"/>
-              <w:szCs w:val="28"/>
-            </w:rPr>
-          </m:ctrlPr>
-        </m:oMathPr>
-        <m:r>
           <m:t>P</m:t>
         </m:r>
         <m:r>
@@ -25219,18 +26275,18 @@
           <wp:inline>
             <wp:extent cx="2667000" cy="945444"/>
             <wp:effectExtent b="0" l="0" r="0" t="0"/>
-            <wp:docPr descr="" title="" id="63" name="Picture"/>
+            <wp:docPr descr="" title="" id="66" name="Picture"/>
             <a:graphic>
               <a:graphicData uri="http://schemas.openxmlformats.org/drawingml/2006/picture">
                 <pic:pic>
                   <pic:nvPicPr>
-                    <pic:cNvPr descr="f2d7282bbd00736ada43077355a73b9bbdcd8fad03005decca08a9496421076a.jpg" id="64" name="Picture"/>
+                    <pic:cNvPr descr="f2d7282bbd00736ada43077355a73b9bbdcd8fad03005decca08a9496421076a.jpg" id="67" name="Picture"/>
                     <pic:cNvPicPr>
                       <a:picLocks noChangeArrowheads="1" noChangeAspect="1"/>
                     </pic:cNvPicPr>
                   </pic:nvPicPr>
                   <pic:blipFill>
-                    <a:blip r:embed="rId62"/>
+                    <a:blip r:embed="rId65"/>
                     <a:stretch>
                       <a:fillRect/>
                     </a:stretch>
@@ -25471,18 +26527,18 @@
           <wp:inline>
             <wp:extent cx="2667000" cy="1184915"/>
             <wp:effectExtent b="0" l="0" r="0" t="0"/>
-            <wp:docPr descr="" title="" id="66" name="Picture"/>
+            <wp:docPr descr="" title="" id="69" name="Picture"/>
             <a:graphic>
               <a:graphicData uri="http://schemas.openxmlformats.org/drawingml/2006/picture">
                 <pic:pic>
                   <pic:nvPicPr>
-                    <pic:cNvPr descr="cfa95238a95fe5884bc5e4be18b4485d9a30b2f95068e5bb9e1866286a81e18b.jpg" id="67" name="Picture"/>
+                    <pic:cNvPr descr="cfa95238a95fe5884bc5e4be18b4485d9a30b2f95068e5bb9e1866286a81e18b.jpg" id="70" name="Picture"/>
                     <pic:cNvPicPr>
                       <a:picLocks noChangeArrowheads="1" noChangeAspect="1"/>
                     </pic:cNvPicPr>
                   </pic:nvPicPr>
                   <pic:blipFill>
-                    <a:blip r:embed="rId65"/>
+                    <a:blip r:embed="rId68"/>
                     <a:stretch>
                       <a:fillRect/>
                     </a:stretch>
@@ -25565,18 +26621,18 @@
           <wp:inline>
             <wp:extent cx="2667000" cy="1231816"/>
             <wp:effectExtent b="0" l="0" r="0" t="0"/>
-            <wp:docPr descr="" title="" id="69" name="Picture"/>
+            <wp:docPr descr="" title="" id="72" name="Picture"/>
             <a:graphic>
               <a:graphicData uri="http://schemas.openxmlformats.org/drawingml/2006/picture">
                 <pic:pic>
                   <pic:nvPicPr>
-                    <pic:cNvPr descr="7ea01938ec9cf7a251a7141bc14fb305ad643e4c42a95952474f0685855caee1.jpg" id="70" name="Picture"/>
+                    <pic:cNvPr descr="7ea01938ec9cf7a251a7141bc14fb305ad643e4c42a95952474f0685855caee1.jpg" id="73" name="Picture"/>
                     <pic:cNvPicPr>
                       <a:picLocks noChangeArrowheads="1" noChangeAspect="1"/>
                     </pic:cNvPicPr>
                   </pic:nvPicPr>
                   <pic:blipFill>
-                    <a:blip r:embed="rId68"/>
+                    <a:blip r:embed="rId71"/>
                     <a:stretch>
                       <a:fillRect/>
                     </a:stretch>
@@ -26037,18 +27093,18 @@
           <wp:inline>
             <wp:extent cx="2667000" cy="1691350"/>
             <wp:effectExtent b="0" l="0" r="0" t="0"/>
-            <wp:docPr descr="" title="" id="72" name="Picture"/>
+            <wp:docPr descr="" title="" id="75" name="Picture"/>
             <a:graphic>
               <a:graphicData uri="http://schemas.openxmlformats.org/drawingml/2006/picture">
                 <pic:pic>
                   <pic:nvPicPr>
-                    <pic:cNvPr descr="f47542294b84303ad109b24b90266377986e917c8b37296384799fb5d9e17119.jpg" id="73" name="Picture"/>
+                    <pic:cNvPr descr="f47542294b84303ad109b24b90266377986e917c8b37296384799fb5d9e17119.jpg" id="76" name="Picture"/>
                     <pic:cNvPicPr>
                       <a:picLocks noChangeArrowheads="1" noChangeAspect="1"/>
                     </pic:cNvPicPr>
                   </pic:nvPicPr>
                   <pic:blipFill>
-                    <a:blip r:embed="rId71"/>
+                    <a:blip r:embed="rId74"/>
                     <a:stretch>
                       <a:fillRect/>
                     </a:stretch>
@@ -26850,18 +27906,18 @@
           <wp:inline>
             <wp:extent cx="2667000" cy="1001340"/>
             <wp:effectExtent b="0" l="0" r="0" t="0"/>
-            <wp:docPr descr="" title="" id="75" name="Picture"/>
+            <wp:docPr descr="" title="" id="78" name="Picture"/>
             <a:graphic>
               <a:graphicData uri="http://schemas.openxmlformats.org/drawingml/2006/picture">
                 <pic:pic>
                   <pic:nvPicPr>
-                    <pic:cNvPr descr="55f29d8b664a7dd7f9316cd8d44bd59e35e6f80d754f36986d0ece59f73cf791.jpg" id="76" name="Picture"/>
+                    <pic:cNvPr descr="55f29d8b664a7dd7f9316cd8d44bd59e35e6f80d754f36986d0ece59f73cf791.jpg" id="79" name="Picture"/>
                     <pic:cNvPicPr>
                       <a:picLocks noChangeArrowheads="1" noChangeAspect="1"/>
                     </pic:cNvPicPr>
                   </pic:nvPicPr>
                   <pic:blipFill>
-                    <a:blip r:embed="rId74"/>
+                    <a:blip r:embed="rId77"/>
                     <a:stretch>
                       <a:fillRect/>
                     </a:stretch>
@@ -26902,18 +27958,18 @@
           <wp:inline>
             <wp:extent cx="2667000" cy="1020703"/>
             <wp:effectExtent b="0" l="0" r="0" t="0"/>
-            <wp:docPr descr="" title="" id="78" name="Picture"/>
+            <wp:docPr descr="" title="" id="81" name="Picture"/>
             <a:graphic>
               <a:graphicData uri="http://schemas.openxmlformats.org/drawingml/2006/picture">
                 <pic:pic>
                   <pic:nvPicPr>
-                    <pic:cNvPr descr="cec5628db9c7306f12ec5b98c65064de1cde8f0c8a47f4ae77bda138ae6e8262.jpg" id="79" name="Picture"/>
+                    <pic:cNvPr descr="cec5628db9c7306f12ec5b98c65064de1cde8f0c8a47f4ae77bda138ae6e8262.jpg" id="82" name="Picture"/>
                     <pic:cNvPicPr>
                       <a:picLocks noChangeArrowheads="1" noChangeAspect="1"/>
                     </pic:cNvPicPr>
                   </pic:nvPicPr>
                   <pic:blipFill>
-                    <a:blip r:embed="rId77"/>
+                    <a:blip r:embed="rId80"/>
                     <a:stretch>
                       <a:fillRect/>
                     </a:stretch>
@@ -26954,18 +28010,18 @@
           <wp:inline>
             <wp:extent cx="2667000" cy="983261"/>
             <wp:effectExtent b="0" l="0" r="0" t="0"/>
-            <wp:docPr descr="" title="" id="81" name="Picture"/>
+            <wp:docPr descr="" title="" id="84" name="Picture"/>
             <a:graphic>
               <a:graphicData uri="http://schemas.openxmlformats.org/drawingml/2006/picture">
                 <pic:pic>
                   <pic:nvPicPr>
-                    <pic:cNvPr descr="408ab00e85f813ed0628e05c7c5a20d9e30abb0d40b56ecedf4f62bf17a5c0cd.jpg" id="82" name="Picture"/>
+                    <pic:cNvPr descr="408ab00e85f813ed0628e05c7c5a20d9e30abb0d40b56ecedf4f62bf17a5c0cd.jpg" id="85" name="Picture"/>
                     <pic:cNvPicPr>
                       <a:picLocks noChangeArrowheads="1" noChangeAspect="1"/>
                     </pic:cNvPicPr>
                   </pic:nvPicPr>
                   <pic:blipFill>
-                    <a:blip r:embed="rId80"/>
+                    <a:blip r:embed="rId83"/>
                     <a:stretch>
                       <a:fillRect/>
                     </a:stretch>
@@ -27006,18 +28062,18 @@
           <wp:inline>
             <wp:extent cx="2667000" cy="2015955"/>
             <wp:effectExtent b="0" l="0" r="0" t="0"/>
-            <wp:docPr descr="" title="" id="84" name="Picture"/>
+            <wp:docPr descr="" title="" id="87" name="Picture"/>
             <a:graphic>
               <a:graphicData uri="http://schemas.openxmlformats.org/drawingml/2006/picture">
                 <pic:pic>
                   <pic:nvPicPr>
-                    <pic:cNvPr descr="edec66e83414d546871c97b78a2427c05a266cc066ff9c9640862b704614b881.jpg" id="85" name="Picture"/>
+                    <pic:cNvPr descr="edec66e83414d546871c97b78a2427c05a266cc066ff9c9640862b704614b881.jpg" id="88" name="Picture"/>
                     <pic:cNvPicPr>
                       <a:picLocks noChangeArrowheads="1" noChangeAspect="1"/>
                     </pic:cNvPicPr>
                   </pic:nvPicPr>
                   <pic:blipFill>
-                    <a:blip r:embed="rId83"/>
+                    <a:blip r:embed="rId86"/>
                     <a:stretch>
                       <a:fillRect/>
                     </a:stretch>
@@ -28766,8 +29822,8 @@
         </m:oMath>
       </m:oMathPara>
     </w:p>
-    <w:bookmarkEnd w:id="86"/>
-    <w:bookmarkStart w:id="87" w:name="第-5-题"/>
+    <w:bookmarkEnd w:id="89"/>
+    <w:bookmarkStart w:id="90" w:name="第-5-题"/>
     <w:p>
       <w:pPr>
         <w:pStyle w:val="Heading3"/>
@@ -29753,8 +30809,8 @@
         </w:tc>
       </w:tr>
     </w:tbl>
-    <w:bookmarkEnd w:id="87"/>
-    <w:bookmarkStart w:id="98" w:name="第-6-题"/>
+    <w:bookmarkEnd w:id="90"/>
+    <w:bookmarkStart w:id="101" w:name="第-6-题"/>
     <w:p>
       <w:pPr>
         <w:pStyle w:val="Heading3"/>
@@ -31120,7 +32176,7 @@
               </w:rPr>
               <w:t>5:4NO2+3SnF4=2</w:t>
             </w:r>
-            <w:hyperlink r:id="rId88">
+            <w:hyperlink r:id="rId91">
               <w:r>
                 <w:rPr>
                   <w:rStyle w:val="Hyperlink"/>
@@ -32414,18 +33470,18 @@
           <wp:inline>
             <wp:extent cx="2667000" cy="1440465"/>
             <wp:effectExtent b="0" l="0" r="0" t="0"/>
-            <wp:docPr descr="" title="" id="90" name="Picture"/>
+            <wp:docPr descr="" title="" id="93" name="Picture"/>
             <a:graphic>
               <a:graphicData uri="http://schemas.openxmlformats.org/drawingml/2006/picture">
                 <pic:pic>
                   <pic:nvPicPr>
-                    <pic:cNvPr descr="d845de85b01ce37384f6b13ca215ab7de835da38490a72e90f7b47de2d5abe18.jpg" id="91" name="Picture"/>
+                    <pic:cNvPr descr="d845de85b01ce37384f6b13ca215ab7de835da38490a72e90f7b47de2d5abe18.jpg" id="94" name="Picture"/>
                     <pic:cNvPicPr>
                       <a:picLocks noChangeArrowheads="1" noChangeAspect="1"/>
                     </pic:cNvPicPr>
                   </pic:nvPicPr>
                   <pic:blipFill>
-                    <a:blip r:embed="rId89"/>
+                    <a:blip r:embed="rId92"/>
                     <a:stretch>
                       <a:fillRect/>
                     </a:stretch>
@@ -33893,18 +34949,18 @@
           <wp:inline>
             <wp:extent cx="2667000" cy="1761383"/>
             <wp:effectExtent b="0" l="0" r="0" t="0"/>
-            <wp:docPr descr="" title="" id="93" name="Picture"/>
+            <wp:docPr descr="" title="" id="96" name="Picture"/>
             <a:graphic>
               <a:graphicData uri="http://schemas.openxmlformats.org/drawingml/2006/picture">
                 <pic:pic>
                   <pic:nvPicPr>
-                    <pic:cNvPr descr="27b7c70fcba3102f12eba9a62155cd042b93ceb603f54fcdf46f8f229bd112a8.jpg" id="94" name="Picture"/>
+                    <pic:cNvPr descr="27b7c70fcba3102f12eba9a62155cd042b93ceb603f54fcdf46f8f229bd112a8.jpg" id="97" name="Picture"/>
                     <pic:cNvPicPr>
                       <a:picLocks noChangeArrowheads="1" noChangeAspect="1"/>
                     </pic:cNvPicPr>
                   </pic:nvPicPr>
                   <pic:blipFill>
-                    <a:blip r:embed="rId92"/>
+                    <a:blip r:embed="rId95"/>
                     <a:stretch>
                       <a:fillRect/>
                     </a:stretch>
@@ -34125,18 +35181,18 @@
           <wp:inline>
             <wp:extent cx="2667000" cy="1618107"/>
             <wp:effectExtent b="0" l="0" r="0" t="0"/>
-            <wp:docPr descr="" title="" id="96" name="Picture"/>
+            <wp:docPr descr="" title="" id="99" name="Picture"/>
             <a:graphic>
               <a:graphicData uri="http://schemas.openxmlformats.org/drawingml/2006/picture">
                 <pic:pic>
                   <pic:nvPicPr>
-                    <pic:cNvPr descr="2b0f771dda1a133f783fcc731327b378258c2824807f343481518047290686a2.jpg" id="97" name="Picture"/>
+                    <pic:cNvPr descr="2b0f771dda1a133f783fcc731327b378258c2824807f343481518047290686a2.jpg" id="100" name="Picture"/>
                     <pic:cNvPicPr>
                       <a:picLocks noChangeArrowheads="1" noChangeAspect="1"/>
                     </pic:cNvPicPr>
                   </pic:nvPicPr>
                   <pic:blipFill>
-                    <a:blip r:embed="rId95"/>
+                    <a:blip r:embed="rId98"/>
                     <a:stretch>
                       <a:fillRect/>
                     </a:stretch>
@@ -34163,8 +35219,8 @@
         </w:drawing>
       </w:r>
     </w:p>
-    <w:bookmarkEnd w:id="98"/>
-    <w:bookmarkStart w:id="114" w:name="第-7-题"/>
+    <w:bookmarkEnd w:id="101"/>
+    <w:bookmarkStart w:id="117" w:name="第-7-题"/>
     <w:p>
       <w:pPr>
         <w:pStyle w:val="Heading3"/>
@@ -34828,7 +35884,7 @@
         <w:pStyle w:val="Compact"/>
         <w:numPr>
           <w:ilvl w:val="0"/>
-          <w:numId w:val="1002"/>
+          <w:numId w:val="1003"/>
         </w:numPr>
         <w:ind w:firstLine="420"/>
       </w:pPr>
@@ -34959,7 +36015,7 @@
         <w:pStyle w:val="Compact"/>
         <w:numPr>
           <w:ilvl w:val="0"/>
-          <w:numId w:val="1002"/>
+          <w:numId w:val="1003"/>
         </w:numPr>
         <w:ind w:firstLine="420"/>
       </w:pPr>
@@ -35090,7 +36146,7 @@
         <w:pStyle w:val="Compact"/>
         <w:numPr>
           <w:ilvl w:val="0"/>
-          <w:numId w:val="1002"/>
+          <w:numId w:val="1003"/>
         </w:numPr>
         <w:ind w:firstLine="420"/>
       </w:pPr>
@@ -35191,7 +36247,7 @@
         <w:pStyle w:val="Compact"/>
         <w:numPr>
           <w:ilvl w:val="0"/>
-          <w:numId w:val="1002"/>
+          <w:numId w:val="1003"/>
         </w:numPr>
         <w:ind w:firstLine="420"/>
       </w:pPr>
@@ -36575,18 +37631,18 @@
           <wp:inline>
             <wp:extent cx="2667000" cy="1028240"/>
             <wp:effectExtent b="0" l="0" r="0" t="0"/>
-            <wp:docPr descr="" title="" id="100" name="Picture"/>
+            <wp:docPr descr="" title="" id="103" name="Picture"/>
             <a:graphic>
               <a:graphicData uri="http://schemas.openxmlformats.org/drawingml/2006/picture">
                 <pic:pic>
                   <pic:nvPicPr>
-                    <pic:cNvPr descr="d21c07ba8ec4b3e551a602c99b244a2349e2e0edc6724a6e7a6951fa71e9891c.jpg" id="101" name="Picture"/>
+                    <pic:cNvPr descr="d21c07ba8ec4b3e551a602c99b244a2349e2e0edc6724a6e7a6951fa71e9891c.jpg" id="104" name="Picture"/>
                     <pic:cNvPicPr>
                       <a:picLocks noChangeArrowheads="1" noChangeAspect="1"/>
                     </pic:cNvPicPr>
                   </pic:nvPicPr>
                   <pic:blipFill>
-                    <a:blip r:embed="rId99"/>
+                    <a:blip r:embed="rId102"/>
                     <a:stretch>
                       <a:fillRect/>
                     </a:stretch>
@@ -36838,18 +37894,18 @@
           <wp:inline>
             <wp:extent cx="2667000" cy="966365"/>
             <wp:effectExtent b="0" l="0" r="0" t="0"/>
-            <wp:docPr descr="" title="" id="103" name="Picture"/>
+            <wp:docPr descr="" title="" id="106" name="Picture"/>
             <a:graphic>
               <a:graphicData uri="http://schemas.openxmlformats.org/drawingml/2006/picture">
                 <pic:pic>
                   <pic:nvPicPr>
-                    <pic:cNvPr descr="1a9d25c28404b0f2ea7ef0da5aedb007102f55e3075b2768180c2474b2d557af.jpg" id="104" name="Picture"/>
+                    <pic:cNvPr descr="1a9d25c28404b0f2ea7ef0da5aedb007102f55e3075b2768180c2474b2d557af.jpg" id="107" name="Picture"/>
                     <pic:cNvPicPr>
                       <a:picLocks noChangeArrowheads="1" noChangeAspect="1"/>
                     </pic:cNvPicPr>
                   </pic:nvPicPr>
                   <pic:blipFill>
-                    <a:blip r:embed="rId102"/>
+                    <a:blip r:embed="rId105"/>
                     <a:stretch>
                       <a:fillRect/>
                     </a:stretch>
@@ -36959,18 +38015,18 @@
           <wp:inline>
             <wp:extent cx="2667000" cy="1888066"/>
             <wp:effectExtent b="0" l="0" r="0" t="0"/>
-            <wp:docPr descr="" title="" id="106" name="Picture"/>
+            <wp:docPr descr="" title="" id="109" name="Picture"/>
             <a:graphic>
               <a:graphicData uri="http://schemas.openxmlformats.org/drawingml/2006/picture">
                 <pic:pic>
                   <pic:nvPicPr>
-                    <pic:cNvPr descr="ebd146a53f5730994b85d87de84e87f904a02ea06725db518eabe2faa790e600.jpg" id="107" name="Picture"/>
+                    <pic:cNvPr descr="ebd146a53f5730994b85d87de84e87f904a02ea06725db518eabe2faa790e600.jpg" id="110" name="Picture"/>
                     <pic:cNvPicPr>
                       <a:picLocks noChangeArrowheads="1" noChangeAspect="1"/>
                     </pic:cNvPicPr>
                   </pic:nvPicPr>
                   <pic:blipFill>
-                    <a:blip r:embed="rId105"/>
+                    <a:blip r:embed="rId108"/>
                     <a:stretch>
                       <a:fillRect/>
                     </a:stretch>
@@ -37468,18 +38524,18 @@
           <wp:inline>
             <wp:extent cx="2667000" cy="2255425"/>
             <wp:effectExtent b="0" l="0" r="0" t="0"/>
-            <wp:docPr descr="" title="" id="109" name="Picture"/>
+            <wp:docPr descr="" title="" id="112" name="Picture"/>
             <a:graphic>
               <a:graphicData uri="http://schemas.openxmlformats.org/drawingml/2006/picture">
                 <pic:pic>
                   <pic:nvPicPr>
-                    <pic:cNvPr descr="41560d55146a1f8fbc99e385ee1493736d6ca22fa0fcc335e62ee4df1c40d2b9.jpg" id="110" name="Picture"/>
+                    <pic:cNvPr descr="41560d55146a1f8fbc99e385ee1493736d6ca22fa0fcc335e62ee4df1c40d2b9.jpg" id="113" name="Picture"/>
                     <pic:cNvPicPr>
                       <a:picLocks noChangeArrowheads="1" noChangeAspect="1"/>
                     </pic:cNvPicPr>
                   </pic:nvPicPr>
                   <pic:blipFill>
-                    <a:blip r:embed="rId108"/>
+                    <a:blip r:embed="rId111"/>
                     <a:stretch>
                       <a:fillRect/>
                     </a:stretch>
@@ -37520,18 +38576,18 @@
           <wp:inline>
             <wp:extent cx="2667000" cy="1768230"/>
             <wp:effectExtent b="0" l="0" r="0" t="0"/>
-            <wp:docPr descr="" title="" id="112" name="Picture"/>
+            <wp:docPr descr="" title="" id="115" name="Picture"/>
             <a:graphic>
               <a:graphicData uri="http://schemas.openxmlformats.org/drawingml/2006/picture">
                 <pic:pic>
                   <pic:nvPicPr>
-                    <pic:cNvPr descr="c9e3832e42abfc1e0e778f685bf3aa4e190257c1c82adb5f683a70a0f010d520.jpg" id="113" name="Picture"/>
+                    <pic:cNvPr descr="c9e3832e42abfc1e0e778f685bf3aa4e190257c1c82adb5f683a70a0f010d520.jpg" id="116" name="Picture"/>
                     <pic:cNvPicPr>
                       <a:picLocks noChangeArrowheads="1" noChangeAspect="1"/>
                     </pic:cNvPicPr>
                   </pic:nvPicPr>
                   <pic:blipFill>
-                    <a:blip r:embed="rId111"/>
+                    <a:blip r:embed="rId114"/>
                     <a:stretch>
                       <a:fillRect/>
                     </a:stretch>
@@ -39755,8 +40811,8 @@
         </m:oMath>
       </m:oMathPara>
     </w:p>
-    <w:bookmarkEnd w:id="114"/>
-    <w:bookmarkStart w:id="118" w:name="第-8-题"/>
+    <w:bookmarkEnd w:id="117"/>
+    <w:bookmarkStart w:id="121" w:name="第-8-题"/>
     <w:p>
       <w:pPr>
         <w:pStyle w:val="Heading3"/>
@@ -39837,18 +40893,18 @@
           <wp:inline>
             <wp:extent cx="2520000" cy="3895143"/>
             <wp:effectExtent b="0" l="0" r="0" t="0"/>
-            <wp:docPr descr="" title="" id="116" name="Picture"/>
+            <wp:docPr descr="" title="" id="119" name="Picture"/>
             <a:graphic>
               <a:graphicData uri="http://schemas.openxmlformats.org/drawingml/2006/picture">
                 <pic:pic>
                   <pic:nvPicPr>
-                    <pic:cNvPr descr="94e47bb3ae10e6f8fdf426016af7bebed822a42b3825b542b5a6140ccd517b22.jpg" id="117" name="Picture"/>
+                    <pic:cNvPr descr="94e47bb3ae10e6f8fdf426016af7bebed822a42b3825b542b5a6140ccd517b22.jpg" id="120" name="Picture"/>
                     <pic:cNvPicPr>
                       <a:picLocks noChangeArrowheads="1" noChangeAspect="1"/>
                     </pic:cNvPicPr>
                   </pic:nvPicPr>
                   <pic:blipFill>
-                    <a:blip r:embed="rId115"/>
+                    <a:blip r:embed="rId118"/>
                     <a:stretch>
                       <a:fillRect/>
                     </a:stretch>
@@ -39875,8 +40931,8 @@
         </w:drawing>
       </w:r>
     </w:p>
-    <w:bookmarkEnd w:id="118"/>
-    <w:bookmarkStart w:id="146" w:name="第-9-题"/>
+    <w:bookmarkEnd w:id="121"/>
+    <w:bookmarkStart w:id="149" w:name="第-9-题"/>
     <w:p>
       <w:pPr>
         <w:pStyle w:val="Heading3"/>
@@ -40089,18 +41145,18 @@
           <wp:inline>
             <wp:extent cx="2667000" cy="873453"/>
             <wp:effectExtent b="0" l="0" r="0" t="0"/>
-            <wp:docPr descr="" title="" id="120" name="Picture"/>
+            <wp:docPr descr="" title="" id="123" name="Picture"/>
             <a:graphic>
               <a:graphicData uri="http://schemas.openxmlformats.org/drawingml/2006/picture">
                 <pic:pic>
                   <pic:nvPicPr>
-                    <pic:cNvPr descr="928b88663430ce0fa750eddd208ab5f65941e1718dd7751e2c06938f4c4eb44a.jpg" id="121" name="Picture"/>
+                    <pic:cNvPr descr="928b88663430ce0fa750eddd208ab5f65941e1718dd7751e2c06938f4c4eb44a.jpg" id="124" name="Picture"/>
                     <pic:cNvPicPr>
                       <a:picLocks noChangeArrowheads="1" noChangeAspect="1"/>
                     </pic:cNvPicPr>
                   </pic:nvPicPr>
                   <pic:blipFill>
-                    <a:blip r:embed="rId119"/>
+                    <a:blip r:embed="rId122"/>
                     <a:stretch>
                       <a:fillRect/>
                     </a:stretch>
@@ -40621,18 +41677,18 @@
           <wp:inline>
             <wp:extent cx="2667000" cy="1177636"/>
             <wp:effectExtent b="0" l="0" r="0" t="0"/>
-            <wp:docPr descr="" title="" id="123" name="Picture"/>
+            <wp:docPr descr="" title="" id="126" name="Picture"/>
             <a:graphic>
               <a:graphicData uri="http://schemas.openxmlformats.org/drawingml/2006/picture">
                 <pic:pic>
                   <pic:nvPicPr>
-                    <pic:cNvPr descr="9238588eab16293d87cf3abab82883c6ddaf2623ac1f17548384de51e830fddb.jpg" id="124" name="Picture"/>
+                    <pic:cNvPr descr="9238588eab16293d87cf3abab82883c6ddaf2623ac1f17548384de51e830fddb.jpg" id="127" name="Picture"/>
                     <pic:cNvPicPr>
                       <a:picLocks noChangeArrowheads="1" noChangeAspect="1"/>
                     </pic:cNvPicPr>
                   </pic:nvPicPr>
                   <pic:blipFill>
-                    <a:blip r:embed="rId122"/>
+                    <a:blip r:embed="rId125"/>
                     <a:stretch>
                       <a:fillRect/>
                     </a:stretch>
@@ -40685,18 +41741,18 @@
           <wp:inline>
             <wp:extent cx="2667000" cy="1890531"/>
             <wp:effectExtent b="0" l="0" r="0" t="0"/>
-            <wp:docPr descr="" title="" id="126" name="Picture"/>
+            <wp:docPr descr="" title="" id="129" name="Picture"/>
             <a:graphic>
               <a:graphicData uri="http://schemas.openxmlformats.org/drawingml/2006/picture">
                 <pic:pic>
                   <pic:nvPicPr>
-                    <pic:cNvPr descr="dd5d4e29d3c0b5dc3cdf31bc7adb6dd1e0d9cee7d5bb2bb5eb99daaddacc6b9b.jpg" id="127" name="Picture"/>
+                    <pic:cNvPr descr="dd5d4e29d3c0b5dc3cdf31bc7adb6dd1e0d9cee7d5bb2bb5eb99daaddacc6b9b.jpg" id="130" name="Picture"/>
                     <pic:cNvPicPr>
                       <a:picLocks noChangeArrowheads="1" noChangeAspect="1"/>
                     </pic:cNvPicPr>
                   </pic:nvPicPr>
                   <pic:blipFill>
-                    <a:blip r:embed="rId125"/>
+                    <a:blip r:embed="rId128"/>
                     <a:stretch>
                       <a:fillRect/>
                     </a:stretch>
@@ -40749,18 +41805,18 @@
           <wp:inline>
             <wp:extent cx="2667000" cy="1619537"/>
             <wp:effectExtent b="0" l="0" r="0" t="0"/>
-            <wp:docPr descr="" title="" id="129" name="Picture"/>
+            <wp:docPr descr="" title="" id="132" name="Picture"/>
             <a:graphic>
               <a:graphicData uri="http://schemas.openxmlformats.org/drawingml/2006/picture">
                 <pic:pic>
                   <pic:nvPicPr>
-                    <pic:cNvPr descr="24d2e52757a9a89d6a723a8befbf36f3defcce1cf397f7883efb69418fbaf85a.jpg" id="130" name="Picture"/>
+                    <pic:cNvPr descr="24d2e52757a9a89d6a723a8befbf36f3defcce1cf397f7883efb69418fbaf85a.jpg" id="133" name="Picture"/>
                     <pic:cNvPicPr>
                       <a:picLocks noChangeArrowheads="1" noChangeAspect="1"/>
                     </pic:cNvPicPr>
                   </pic:nvPicPr>
                   <pic:blipFill>
-                    <a:blip r:embed="rId128"/>
+                    <a:blip r:embed="rId131"/>
                     <a:stretch>
                       <a:fillRect/>
                     </a:stretch>
@@ -40801,18 +41857,18 @@
           <wp:inline>
             <wp:extent cx="2667000" cy="1594402"/>
             <wp:effectExtent b="0" l="0" r="0" t="0"/>
-            <wp:docPr descr="" title="" id="132" name="Picture"/>
+            <wp:docPr descr="" title="" id="135" name="Picture"/>
             <a:graphic>
               <a:graphicData uri="http://schemas.openxmlformats.org/drawingml/2006/picture">
                 <pic:pic>
                   <pic:nvPicPr>
-                    <pic:cNvPr descr="638bd34917c2bfb8f1f48273a6c92e6fb9d4199dfaa86bce595435d743b8dd9f.jpg" id="133" name="Picture"/>
+                    <pic:cNvPr descr="638bd34917c2bfb8f1f48273a6c92e6fb9d4199dfaa86bce595435d743b8dd9f.jpg" id="136" name="Picture"/>
                     <pic:cNvPicPr>
                       <a:picLocks noChangeArrowheads="1" noChangeAspect="1"/>
                     </pic:cNvPicPr>
                   </pic:nvPicPr>
                   <pic:blipFill>
-                    <a:blip r:embed="rId131"/>
+                    <a:blip r:embed="rId134"/>
                     <a:stretch>
                       <a:fillRect/>
                     </a:stretch>
@@ -41568,18 +42624,18 @@
           <wp:inline>
             <wp:extent cx="2667000" cy="2545772"/>
             <wp:effectExtent b="0" l="0" r="0" t="0"/>
-            <wp:docPr descr="" title="" id="135" name="Picture"/>
+            <wp:docPr descr="" title="" id="138" name="Picture"/>
             <a:graphic>
               <a:graphicData uri="http://schemas.openxmlformats.org/drawingml/2006/picture">
                 <pic:pic>
                   <pic:nvPicPr>
-                    <pic:cNvPr descr="555305c4bd50c00845d09b55701bb20a8ce46b0ff1e62208e4c283be8b12da53.jpg" id="136" name="Picture"/>
+                    <pic:cNvPr descr="555305c4bd50c00845d09b55701bb20a8ce46b0ff1e62208e4c283be8b12da53.jpg" id="139" name="Picture"/>
                     <pic:cNvPicPr>
                       <a:picLocks noChangeArrowheads="1" noChangeAspect="1"/>
                     </pic:cNvPicPr>
                   </pic:nvPicPr>
                   <pic:blipFill>
-                    <a:blip r:embed="rId134"/>
+                    <a:blip r:embed="rId137"/>
                     <a:stretch>
                       <a:fillRect/>
                     </a:stretch>
@@ -41740,18 +42796,18 @@
           <wp:inline>
             <wp:extent cx="2667000" cy="1024964"/>
             <wp:effectExtent b="0" l="0" r="0" t="0"/>
-            <wp:docPr descr="" title="" id="138" name="Picture"/>
+            <wp:docPr descr="" title="" id="141" name="Picture"/>
             <a:graphic>
               <a:graphicData uri="http://schemas.openxmlformats.org/drawingml/2006/picture">
                 <pic:pic>
                   <pic:nvPicPr>
-                    <pic:cNvPr descr="93584405ea9c973315c97b512769177688631de3290810b0517fb8249dcd78c5.jpg" id="139" name="Picture"/>
+                    <pic:cNvPr descr="93584405ea9c973315c97b512769177688631de3290810b0517fb8249dcd78c5.jpg" id="142" name="Picture"/>
                     <pic:cNvPicPr>
                       <a:picLocks noChangeArrowheads="1" noChangeAspect="1"/>
                     </pic:cNvPicPr>
                   </pic:nvPicPr>
                   <pic:blipFill>
-                    <a:blip r:embed="rId137"/>
+                    <a:blip r:embed="rId140"/>
                     <a:stretch>
                       <a:fillRect/>
                     </a:stretch>
@@ -41840,18 +42896,18 @@
           <wp:inline>
             <wp:extent cx="2667000" cy="1280629"/>
             <wp:effectExtent b="0" l="0" r="0" t="0"/>
-            <wp:docPr descr="" title="" id="141" name="Picture"/>
+            <wp:docPr descr="" title="" id="144" name="Picture"/>
             <a:graphic>
               <a:graphicData uri="http://schemas.openxmlformats.org/drawingml/2006/picture">
                 <pic:pic>
                   <pic:nvPicPr>
-                    <pic:cNvPr descr="eb5fea0178bcb494db1d62afa8100b9ba70088568cd2103237528fa16e63f3b3.jpg" id="142" name="Picture"/>
+                    <pic:cNvPr descr="eb5fea0178bcb494db1d62afa8100b9ba70088568cd2103237528fa16e63f3b3.jpg" id="145" name="Picture"/>
                     <pic:cNvPicPr>
                       <a:picLocks noChangeArrowheads="1" noChangeAspect="1"/>
                     </pic:cNvPicPr>
                   </pic:nvPicPr>
                   <pic:blipFill>
-                    <a:blip r:embed="rId140"/>
+                    <a:blip r:embed="rId143"/>
                     <a:stretch>
                       <a:fillRect/>
                     </a:stretch>
@@ -42024,18 +43080,18 @@
           <wp:inline>
             <wp:extent cx="2667000" cy="1596443"/>
             <wp:effectExtent b="0" l="0" r="0" t="0"/>
-            <wp:docPr descr="" title="" id="144" name="Picture"/>
+            <wp:docPr descr="" title="" id="147" name="Picture"/>
             <a:graphic>
               <a:graphicData uri="http://schemas.openxmlformats.org/drawingml/2006/picture">
                 <pic:pic>
                   <pic:nvPicPr>
-                    <pic:cNvPr descr="f8da710a9a82ca282969ecc2dbf2c25347e832f7977b6ce49842802620a81012.jpg" id="145" name="Picture"/>
+                    <pic:cNvPr descr="f8da710a9a82ca282969ecc2dbf2c25347e832f7977b6ce49842802620a81012.jpg" id="148" name="Picture"/>
                     <pic:cNvPicPr>
                       <a:picLocks noChangeArrowheads="1" noChangeAspect="1"/>
                     </pic:cNvPicPr>
                   </pic:nvPicPr>
                   <pic:blipFill>
-                    <a:blip r:embed="rId143"/>
+                    <a:blip r:embed="rId146"/>
                     <a:stretch>
                       <a:fillRect/>
                     </a:stretch>
@@ -42146,8 +43202,8 @@
         <w:t>)</w:t>
       </w:r>
     </w:p>
-    <w:bookmarkEnd w:id="146"/>
-    <w:bookmarkStart w:id="171" w:name="第-10-题"/>
+    <w:bookmarkEnd w:id="149"/>
+    <w:bookmarkStart w:id="174" w:name="第-10-题"/>
     <w:p>
       <w:pPr>
         <w:pStyle w:val="Heading3"/>
@@ -43287,18 +44343,18 @@
           <wp:inline>
             <wp:extent cx="2667000" cy="1224926"/>
             <wp:effectExtent b="0" l="0" r="0" t="0"/>
-            <wp:docPr descr="" title="" id="148" name="Picture"/>
+            <wp:docPr descr="" title="" id="151" name="Picture"/>
             <a:graphic>
               <a:graphicData uri="http://schemas.openxmlformats.org/drawingml/2006/picture">
                 <pic:pic>
                   <pic:nvPicPr>
-                    <pic:cNvPr descr="67022b7423047c513920346cf43f07c6b186748e36a580fac994643f9a6d3ab7.jpg" id="149" name="Picture"/>
+                    <pic:cNvPr descr="67022b7423047c513920346cf43f07c6b186748e36a580fac994643f9a6d3ab7.jpg" id="152" name="Picture"/>
                     <pic:cNvPicPr>
                       <a:picLocks noChangeArrowheads="1" noChangeAspect="1"/>
                     </pic:cNvPicPr>
                   </pic:nvPicPr>
                   <pic:blipFill>
-                    <a:blip r:embed="rId147"/>
+                    <a:blip r:embed="rId150"/>
                     <a:stretch>
                       <a:fillRect/>
                     </a:stretch>
@@ -43339,18 +44395,18 @@
           <wp:inline>
             <wp:extent cx="2667000" cy="1046632"/>
             <wp:effectExtent b="0" l="0" r="0" t="0"/>
-            <wp:docPr descr="" title="" id="151" name="Picture"/>
+            <wp:docPr descr="" title="" id="154" name="Picture"/>
             <a:graphic>
               <a:graphicData uri="http://schemas.openxmlformats.org/drawingml/2006/picture">
                 <pic:pic>
                   <pic:nvPicPr>
-                    <pic:cNvPr descr="39f21cf6b076c0838d238181a894c2b139277d9c75bde53abc340f05d5e3dd57.jpg" id="152" name="Picture"/>
+                    <pic:cNvPr descr="39f21cf6b076c0838d238181a894c2b139277d9c75bde53abc340f05d5e3dd57.jpg" id="155" name="Picture"/>
                     <pic:cNvPicPr>
                       <a:picLocks noChangeArrowheads="1" noChangeAspect="1"/>
                     </pic:cNvPicPr>
                   </pic:nvPicPr>
                   <pic:blipFill>
-                    <a:blip r:embed="rId150"/>
+                    <a:blip r:embed="rId153"/>
                     <a:stretch>
                       <a:fillRect/>
                     </a:stretch>
@@ -43517,18 +44573,18 @@
                 <wp:inline>
                   <wp:extent cx="2667000" cy="1935345"/>
                   <wp:effectExtent b="0" l="0" r="0" t="0"/>
-                  <wp:docPr descr="" title="" id="154" name="Picture"/>
+                  <wp:docPr descr="" title="" id="157" name="Picture"/>
                   <a:graphic>
                     <a:graphicData uri="http://schemas.openxmlformats.org/drawingml/2006/picture">
                       <pic:pic>
                         <pic:nvPicPr>
-                          <pic:cNvPr descr="c3f1ea21b34196db36515ebdfe99f03647b02160beb8887a0dad2911f2899d04.jpg" id="155" name="Picture"/>
+                          <pic:cNvPr descr="c3f1ea21b34196db36515ebdfe99f03647b02160beb8887a0dad2911f2899d04.jpg" id="158" name="Picture"/>
                           <pic:cNvPicPr>
                             <a:picLocks noChangeArrowheads="1" noChangeAspect="1"/>
                           </pic:cNvPicPr>
                         </pic:nvPicPr>
                         <pic:blipFill>
-                          <a:blip r:embed="rId153"/>
+                          <a:blip r:embed="rId156"/>
                           <a:stretch>
                             <a:fillRect/>
                           </a:stretch>
@@ -43621,18 +44677,18 @@
           <wp:inline>
             <wp:extent cx="2667000" cy="1195789"/>
             <wp:effectExtent b="0" l="0" r="0" t="0"/>
-            <wp:docPr descr="" title="" id="157" name="Picture"/>
+            <wp:docPr descr="" title="" id="160" name="Picture"/>
             <a:graphic>
               <a:graphicData uri="http://schemas.openxmlformats.org/drawingml/2006/picture">
                 <pic:pic>
                   <pic:nvPicPr>
-                    <pic:cNvPr descr="8bfc0bb36c54b7b907e4082f3e03d2be34aafb138f57822533ccc5bd27dd7198.jpg" id="158" name="Picture"/>
+                    <pic:cNvPr descr="8bfc0bb36c54b7b907e4082f3e03d2be34aafb138f57822533ccc5bd27dd7198.jpg" id="161" name="Picture"/>
                     <pic:cNvPicPr>
                       <a:picLocks noChangeArrowheads="1" noChangeAspect="1"/>
                     </pic:cNvPicPr>
                   </pic:nvPicPr>
                   <pic:blipFill>
-                    <a:blip r:embed="rId156"/>
+                    <a:blip r:embed="rId159"/>
                     <a:stretch>
                       <a:fillRect/>
                     </a:stretch>
@@ -43881,18 +44937,18 @@
           <wp:inline>
             <wp:extent cx="2667000" cy="800100"/>
             <wp:effectExtent b="0" l="0" r="0" t="0"/>
-            <wp:docPr descr="" title="" id="160" name="Picture"/>
+            <wp:docPr descr="" title="" id="163" name="Picture"/>
             <a:graphic>
               <a:graphicData uri="http://schemas.openxmlformats.org/drawingml/2006/picture">
                 <pic:pic>
                   <pic:nvPicPr>
-                    <pic:cNvPr descr="8ea772b2f73a84fb5dc1875f3071407bfc3b1e6abe623936d195cda3df98dae7.jpg" id="161" name="Picture"/>
+                    <pic:cNvPr descr="8ea772b2f73a84fb5dc1875f3071407bfc3b1e6abe623936d195cda3df98dae7.jpg" id="164" name="Picture"/>
                     <pic:cNvPicPr>
                       <a:picLocks noChangeArrowheads="1" noChangeAspect="1"/>
                     </pic:cNvPicPr>
                   </pic:nvPicPr>
                   <pic:blipFill>
-                    <a:blip r:embed="rId159"/>
+                    <a:blip r:embed="rId162"/>
                     <a:stretch>
                       <a:fillRect/>
                     </a:stretch>
@@ -44319,18 +45375,18 @@
           <wp:inline>
             <wp:extent cx="2667000" cy="592186"/>
             <wp:effectExtent b="0" l="0" r="0" t="0"/>
-            <wp:docPr descr="" title="" id="163" name="Picture"/>
+            <wp:docPr descr="" title="" id="166" name="Picture"/>
             <a:graphic>
               <a:graphicData uri="http://schemas.openxmlformats.org/drawingml/2006/picture">
                 <pic:pic>
                   <pic:nvPicPr>
-                    <pic:cNvPr descr="0d801b49be15e009540cba43de2ed5416dbe92b9355c362c5da848c69cdb4302.jpg" id="164" name="Picture"/>
+                    <pic:cNvPr descr="0d801b49be15e009540cba43de2ed5416dbe92b9355c362c5da848c69cdb4302.jpg" id="167" name="Picture"/>
                     <pic:cNvPicPr>
                       <a:picLocks noChangeArrowheads="1" noChangeAspect="1"/>
                     </pic:cNvPicPr>
                   </pic:nvPicPr>
                   <pic:blipFill>
-                    <a:blip r:embed="rId162"/>
+                    <a:blip r:embed="rId165"/>
                     <a:stretch>
                       <a:fillRect/>
                     </a:stretch>
@@ -44371,18 +45427,18 @@
           <wp:inline>
             <wp:extent cx="2667000" cy="565078"/>
             <wp:effectExtent b="0" l="0" r="0" t="0"/>
-            <wp:docPr descr="" title="" id="166" name="Picture"/>
+            <wp:docPr descr="" title="" id="169" name="Picture"/>
             <a:graphic>
               <a:graphicData uri="http://schemas.openxmlformats.org/drawingml/2006/picture">
                 <pic:pic>
                   <pic:nvPicPr>
-                    <pic:cNvPr descr="3e0e011ef1e48a6a1a015b4ff7e86e09bd19ce3e6788ac1a3b22c5dac8b5e3c0.jpg" id="167" name="Picture"/>
+                    <pic:cNvPr descr="3e0e011ef1e48a6a1a015b4ff7e86e09bd19ce3e6788ac1a3b22c5dac8b5e3c0.jpg" id="170" name="Picture"/>
                     <pic:cNvPicPr>
                       <a:picLocks noChangeArrowheads="1" noChangeAspect="1"/>
                     </pic:cNvPicPr>
                   </pic:nvPicPr>
                   <pic:blipFill>
-                    <a:blip r:embed="rId165"/>
+                    <a:blip r:embed="rId168"/>
                     <a:stretch>
                       <a:fillRect/>
                     </a:stretch>
@@ -44423,18 +45479,18 @@
           <wp:inline>
             <wp:extent cx="2667000" cy="802219"/>
             <wp:effectExtent b="0" l="0" r="0" t="0"/>
-            <wp:docPr descr="" title="" id="169" name="Picture"/>
+            <wp:docPr descr="" title="" id="172" name="Picture"/>
             <a:graphic>
               <a:graphicData uri="http://schemas.openxmlformats.org/drawingml/2006/picture">
                 <pic:pic>
                   <pic:nvPicPr>
-                    <pic:cNvPr descr="ea14e8a69ba5249a7c126e82021f26a0b59da591491e251aeb8a9b4ff0ed1379.jpg" id="170" name="Picture"/>
+                    <pic:cNvPr descr="ea14e8a69ba5249a7c126e82021f26a0b59da591491e251aeb8a9b4ff0ed1379.jpg" id="173" name="Picture"/>
                     <pic:cNvPicPr>
                       <a:picLocks noChangeArrowheads="1" noChangeAspect="1"/>
                     </pic:cNvPicPr>
                   </pic:nvPicPr>
                   <pic:blipFill>
-                    <a:blip r:embed="rId168"/>
+                    <a:blip r:embed="rId171"/>
                     <a:stretch>
                       <a:fillRect/>
                     </a:stretch>
@@ -44599,9 +45655,9 @@
         <w:t>。</w:t>
       </w:r>
     </w:p>
-    <w:bookmarkEnd w:id="171"/>
-    <w:bookmarkEnd w:id="172"/>
-    <w:bookmarkStart w:id="173" w:name="附选题来源"/>
+    <w:bookmarkEnd w:id="174"/>
+    <w:bookmarkEnd w:id="175"/>
+    <w:bookmarkStart w:id="176" w:name="附选题来源"/>
     <w:p>
       <w:pPr>
         <w:pStyle w:val="Heading2"/>
@@ -45467,8 +46523,8 @@
         </w:tc>
       </w:tr>
     </w:tbl>
-    <w:bookmarkEnd w:id="173"/>
-    <w:bookmarkEnd w:id="174"/>
+    <w:bookmarkEnd w:id="176"/>
+    <w:bookmarkEnd w:id="177"/>
     <w:sectPr>
       <w:footerReference w:type="default" r:id="rId9"/>
       <w:footnotePr>
@@ -45702,6 +46758,91 @@
       </w:pPr>
     </w:lvl>
   </w:abstractNum>
+  <w:abstractNum w:abstractNumId="99421">
+    <w:nsid w:val="00A99421"/>
+    <w:multiLevelType w:val="multilevel"/>
+    <w:lvl w:ilvl="0">
+      <w:start w:val="1"/>
+      <w:numFmt w:val="decimal"/>
+      <w:lvlText w:val="%1)"/>
+      <w:lvlJc w:val="left"/>
+      <w:pPr>
+        <w:ind w:left="720" w:hanging="360"/>
+      </w:pPr>
+    </w:lvl>
+    <w:lvl w:ilvl="1">
+      <w:start w:val="1"/>
+      <w:numFmt w:val="decimal"/>
+      <w:lvlText w:val="%2)"/>
+      <w:lvlJc w:val="left"/>
+      <w:pPr>
+        <w:ind w:left="1440" w:hanging="360"/>
+      </w:pPr>
+    </w:lvl>
+    <w:lvl w:ilvl="2">
+      <w:start w:val="1"/>
+      <w:numFmt w:val="decimal"/>
+      <w:lvlText w:val="%3)"/>
+      <w:lvlJc w:val="left"/>
+      <w:pPr>
+        <w:ind w:left="2160" w:hanging="360"/>
+      </w:pPr>
+    </w:lvl>
+    <w:lvl w:ilvl="3">
+      <w:start w:val="1"/>
+      <w:numFmt w:val="decimal"/>
+      <w:lvlText w:val="%4)"/>
+      <w:lvlJc w:val="left"/>
+      <w:pPr>
+        <w:ind w:left="2880" w:hanging="360"/>
+      </w:pPr>
+    </w:lvl>
+    <w:lvl w:ilvl="4">
+      <w:start w:val="1"/>
+      <w:numFmt w:val="decimal"/>
+      <w:lvlText w:val="%5)"/>
+      <w:lvlJc w:val="left"/>
+      <w:pPr>
+        <w:ind w:left="3600" w:hanging="360"/>
+      </w:pPr>
+    </w:lvl>
+    <w:lvl w:ilvl="5">
+      <w:start w:val="1"/>
+      <w:numFmt w:val="decimal"/>
+      <w:lvlText w:val="%6)"/>
+      <w:lvlJc w:val="left"/>
+      <w:pPr>
+        <w:ind w:left="4320" w:hanging="360"/>
+      </w:pPr>
+    </w:lvl>
+    <w:lvl w:ilvl="6">
+      <w:start w:val="1"/>
+      <w:numFmt w:val="decimal"/>
+      <w:lvlText w:val="%7)"/>
+      <w:lvlJc w:val="left"/>
+      <w:pPr>
+        <w:ind w:left="5040" w:hanging="360"/>
+      </w:pPr>
+    </w:lvl>
+    <w:lvl w:ilvl="7">
+      <w:start w:val="1"/>
+      <w:numFmt w:val="decimal"/>
+      <w:lvlText w:val="%8)"/>
+      <w:lvlJc w:val="left"/>
+      <w:pPr>
+        <w:ind w:left="5760" w:hanging="360"/>
+      </w:pPr>
+    </w:lvl>
+    <w:lvl w:ilvl="8">
+      <w:start w:val="1"/>
+      <w:numFmt w:val="decimal"/>
+      <w:lvlText w:val="%9)"/>
+      <w:lvlJc w:val="left"/>
+      <w:pPr>
+        <w:ind w:left="6480" w:hanging="360"/>
+      </w:pPr>
+    </w:lvl>
+  </w:abstractNum>
   <w:num w:numId="1000">
     <w:abstractNumId w:val="990"/>
   </w:num>
@@ -45736,6 +46877,36 @@
     </w:lvlOverride>
   </w:num>
   <w:num w:numId="1002">
+    <w:abstractNumId w:val="99421"/>
+    <w:lvlOverride w:ilvl="0">
+      <w:startOverride w:val="1"/>
+    </w:lvlOverride>
+    <w:lvlOverride w:ilvl="1">
+      <w:startOverride w:val="1"/>
+    </w:lvlOverride>
+    <w:lvlOverride w:ilvl="2">
+      <w:startOverride w:val="1"/>
+    </w:lvlOverride>
+    <w:lvlOverride w:ilvl="3">
+      <w:startOverride w:val="1"/>
+    </w:lvlOverride>
+    <w:lvlOverride w:ilvl="4">
+      <w:startOverride w:val="1"/>
+    </w:lvlOverride>
+    <w:lvlOverride w:ilvl="5">
+      <w:startOverride w:val="1"/>
+    </w:lvlOverride>
+    <w:lvlOverride w:ilvl="6">
+      <w:startOverride w:val="1"/>
+    </w:lvlOverride>
+    <w:lvlOverride w:ilvl="7">
+      <w:startOverride w:val="1"/>
+    </w:lvlOverride>
+    <w:lvlOverride w:ilvl="8">
+      <w:startOverride w:val="1"/>
+    </w:lvlOverride>
+  </w:num>
+  <w:num w:numId="1003">
     <w:abstractNumId w:val="99422"/>
     <w:lvlOverride w:ilvl="0">
       <w:startOverride w:val="2"/>
